--- a/assets/najih-driss-cv-np-en-long.docx
+++ b/assets/najih-driss-cv-np-en-long.docx
@@ -2,10 +2,6 @@
 <file path=word/document.xml><?xml version="1.0" encoding="utf-8"?>
 <w:document xmlns:a="http://schemas.openxmlformats.org/drawingml/2006/main" xmlns:cdr="http://schemas.openxmlformats.org/drawingml/2006/chartDrawing" xmlns:o="urn:schemas-microsoft-com:office:office" xmlns:pic="http://schemas.openxmlformats.org/drawingml/2006/picture" xmlns:r="http://schemas.openxmlformats.org/officeDocument/2006/relationships" xmlns:v="urn:schemas-microsoft-com:vml" xmlns:ve="http://schemas.openxmlformats.org/markup-compatibility/2006" xmlns:vt="http://schemas.openxmlformats.org/officeDocument/2006/docPropsVTypes" xmlns:w="http://schemas.openxmlformats.org/wordprocessingml/2006/main" xmlns:w10="urn:schemas-microsoft-com:office:word" xmlns:wp="http://schemas.openxmlformats.org/drawingml/2006/wordprocessingDrawing" xmlns:wne="http://schemas.microsoft.com/office/word/2006/wordml">
   <w:body>
-    <w:sectPr>
-      <w:pgSz w:w="11906" w:h="16838" w:orient="portrait"/>
-      <w:pgMar w:top="907" w:right="1020" w:bottom="1020" w:left="1020" w:header="undefined" w:footer="undefined" w:gutter="undefined"/>
-    </w:sectPr>
     <w:p>
       <w:pPr>
         <w:spacing w:lineRule="auto"/>
@@ -34,9 +30,9 @@
       </w:pPr>
       <w:r>
         <w:rPr>
+          <w:b/>
+          <w:color w:val="0969da"/>
           <w:sz w:val="24"/>
-          <w:color w:val="0969da"/>
-          <w:b/>
         </w:rPr>
         <w:t xml:space="preserve">Senior Software Engineer – AI-Driven Apps</w:t>
       </w:r>
@@ -55,9 +51,9 @@
       <w:hyperlink r:id="rId6">
         <w:r>
           <w:rPr>
+            <w:rStyle w:val="Hyperlink"/>
             <w:color w:val="57606a"/>
             <w:sz w:val="19"/>
-            <w:rStyle w:val="Hyperlink"/>
           </w:rPr>
           <w:t xml:space="preserve">najih.driss73@gmail.com</w:t>
         </w:r>
@@ -86,9 +82,9 @@
       <w:hyperlink r:id="rId7">
         <w:r>
           <w:rPr>
+            <w:rStyle w:val="Hyperlink"/>
             <w:color w:val="57606a"/>
             <w:sz w:val="19"/>
-            <w:rStyle w:val="Hyperlink"/>
           </w:rPr>
           <w:t xml:space="preserve">https://www.linkedin.com/in/najih-driss/</w:t>
         </w:r>
@@ -110,9 +106,9 @@
       <w:hyperlink r:id="rId8">
         <w:r>
           <w:rPr>
+            <w:rStyle w:val="Hyperlink"/>
             <w:color w:val="57606a"/>
             <w:sz w:val="19"/>
-            <w:rStyle w:val="Hyperlink"/>
           </w:rPr>
           <w:t xml:space="preserve">https://github.com/kouji-dev</w:t>
         </w:r>
@@ -134,9 +130,9 @@
       <w:hyperlink r:id="rId9">
         <w:r>
           <w:rPr>
+            <w:rStyle w:val="Hyperlink"/>
             <w:color w:val="57606a"/>
             <w:sz w:val="19"/>
-            <w:rStyle w:val="Hyperlink"/>
           </w:rPr>
           <w:t xml:space="preserve">https://www.kouji.dev</w:t>
         </w:r>
@@ -158,9 +154,9 @@
       <w:hyperlink r:id="rId10">
         <w:r>
           <w:rPr>
+            <w:rStyle w:val="Hyperlink"/>
             <w:color w:val="57606a"/>
             <w:sz w:val="19"/>
-            <w:rStyle w:val="Hyperlink"/>
           </w:rPr>
           <w:t xml:space="preserve">https://calendar.app.google/KTPtgPtkgrbJUEjm7</w:t>
         </w:r>
@@ -191,8 +187,8 @@
       </w:r>
       <w:r>
         <w:rPr>
-          <w:sz w:val="21"/>
-          <w:b/>
+          <w:b/>
+          <w:sz w:val="21"/>
         </w:rPr>
         <w:t xml:space="preserve">7+ years of experience</w:t>
       </w:r>
@@ -215,8 +211,8 @@
       </w:r>
       <w:r>
         <w:rPr>
-          <w:sz w:val="21"/>
-          <w:b/>
+          <w:b/>
+          <w:sz w:val="21"/>
         </w:rPr>
         <w:t xml:space="preserve">complex frontend frameworks, backend systems, and platform-level development</w:t>
       </w:r>
@@ -228,8 +224,8 @@
       </w:r>
       <w:r>
         <w:rPr>
-          <w:sz w:val="21"/>
-          <w:b/>
+          <w:b/>
+          <w:sz w:val="21"/>
         </w:rPr>
         <w:t xml:space="preserve">shared frameworks, low-code-like systems, and enterprise tooling</w:t>
       </w:r>
@@ -252,8 +248,8 @@
       </w:r>
       <w:r>
         <w:rPr>
-          <w:sz w:val="21"/>
-          <w:b/>
+          <w:b/>
+          <w:sz w:val="21"/>
         </w:rPr>
         <w:t xml:space="preserve">AI-driven application design</w:t>
       </w:r>
@@ -265,8 +261,8 @@
       </w:r>
       <w:r>
         <w:rPr>
-          <w:sz w:val="21"/>
-          <w:b/>
+          <w:b/>
+          <w:sz w:val="21"/>
         </w:rPr>
         <w:t xml:space="preserve">backend systems prepared for AI integration</w:t>
       </w:r>
@@ -278,8 +274,8 @@
       </w:r>
       <w:r>
         <w:rPr>
-          <w:sz w:val="21"/>
-          <w:b/>
+          <w:b/>
+          <w:sz w:val="21"/>
         </w:rPr>
         <w:t xml:space="preserve">Python and LLM APIs in personal and proof-of-concept contexts</w:t>
       </w:r>
@@ -411,8 +407,8 @@
       </w:pPr>
       <w:r>
         <w:rPr>
-          <w:sz w:val="21"/>
-          <w:b/>
+          <w:b/>
+          <w:sz w:val="21"/>
         </w:rPr>
         <w:t xml:space="preserve">Languages:</w:t>
       </w:r>
@@ -429,8 +425,8 @@
       </w:pPr>
       <w:r>
         <w:rPr>
-          <w:sz w:val="21"/>
-          <w:b/>
+          <w:b/>
+          <w:sz w:val="21"/>
         </w:rPr>
         <w:t xml:space="preserve">Front-End:</w:t>
       </w:r>
@@ -447,8 +443,8 @@
       </w:pPr>
       <w:r>
         <w:rPr>
-          <w:sz w:val="21"/>
-          <w:b/>
+          <w:b/>
+          <w:sz w:val="21"/>
         </w:rPr>
         <w:t xml:space="preserve">Back-End:</w:t>
       </w:r>
@@ -465,8 +461,8 @@
       </w:pPr>
       <w:r>
         <w:rPr>
-          <w:sz w:val="21"/>
-          <w:b/>
+          <w:b/>
+          <w:sz w:val="21"/>
         </w:rPr>
         <w:t xml:space="preserve">APIs:</w:t>
       </w:r>
@@ -483,8 +479,8 @@
       </w:pPr>
       <w:r>
         <w:rPr>
-          <w:sz w:val="21"/>
-          <w:b/>
+          <w:b/>
+          <w:sz w:val="21"/>
         </w:rPr>
         <w:t xml:space="preserve">Databases:</w:t>
       </w:r>
@@ -501,8 +497,8 @@
       </w:pPr>
       <w:r>
         <w:rPr>
-          <w:sz w:val="21"/>
-          <w:b/>
+          <w:b/>
+          <w:sz w:val="21"/>
         </w:rPr>
         <w:t xml:space="preserve">Messaging:</w:t>
       </w:r>
@@ -519,8 +515,8 @@
       </w:pPr>
       <w:r>
         <w:rPr>
-          <w:sz w:val="21"/>
-          <w:b/>
+          <w:b/>
+          <w:sz w:val="21"/>
         </w:rPr>
         <w:t xml:space="preserve">Security:</w:t>
       </w:r>
@@ -537,8 +533,8 @@
       </w:pPr>
       <w:r>
         <w:rPr>
-          <w:sz w:val="21"/>
-          <w:b/>
+          <w:b/>
+          <w:sz w:val="21"/>
         </w:rPr>
         <w:t xml:space="preserve">Cloud:</w:t>
       </w:r>
@@ -555,8 +551,8 @@
       </w:pPr>
       <w:r>
         <w:rPr>
-          <w:sz w:val="21"/>
-          <w:b/>
+          <w:b/>
+          <w:sz w:val="21"/>
         </w:rPr>
         <w:t xml:space="preserve">DevOps:</w:t>
       </w:r>
@@ -573,8 +569,8 @@
       </w:pPr>
       <w:r>
         <w:rPr>
-          <w:sz w:val="21"/>
-          <w:b/>
+          <w:b/>
+          <w:sz w:val="21"/>
         </w:rPr>
         <w:t xml:space="preserve">Testing:</w:t>
       </w:r>
@@ -591,8 +587,8 @@
       </w:pPr>
       <w:r>
         <w:rPr>
-          <w:sz w:val="21"/>
-          <w:b/>
+          <w:b/>
+          <w:sz w:val="21"/>
         </w:rPr>
         <w:t xml:space="preserve">Tools &amp; Practices:</w:t>
       </w:r>
@@ -647,8 +643,8 @@
       </w:pPr>
       <w:r>
         <w:rPr>
-          <w:sz w:val="21"/>
-          <w:b/>
+          <w:b/>
+          <w:sz w:val="21"/>
         </w:rPr>
         <w:t xml:space="preserve">Project context:</w:t>
       </w:r>
@@ -660,8 +656,8 @@
       </w:r>
       <w:r>
         <w:rPr>
-          <w:sz w:val="21"/>
-          <w:b/>
+          <w:b/>
+          <w:sz w:val="21"/>
         </w:rPr>
         <w:t xml:space="preserve">Maestro framework</w:t>
       </w:r>
@@ -1464,8 +1460,8 @@
       </w:pPr>
       <w:r>
         <w:rPr>
-          <w:sz w:val="21"/>
-          <w:b/>
+          <w:b/>
+          <w:sz w:val="21"/>
         </w:rPr>
         <w:t xml:space="preserve">Technical Challenges:</w:t>
       </w:r>
@@ -1545,16 +1541,16 @@
       </w:pPr>
       <w:r>
         <w:rPr>
+          <w:b/>
           <w:sz w:val="19"/>
-          <w:b/>
         </w:rPr>
         <w:t xml:space="preserve">Technical Environment:</w:t>
       </w:r>
       <w:r>
         <w:rPr>
+          <w:rFonts w:ascii="Consolas" w:hAnsi="Consolas"/>
+          <w:color w:val="444444"/>
           <w:sz w:val="19"/>
-          <w:color w:val="444444"/>
-          <w:rFonts w:ascii="Consolas" w:hAnsi="Consolas"/>
         </w:rPr>
         <w:t xml:space="preserve"> Angular, TypeScript, Node.js, Electron, SQLite, PowerShell, Java 8/11/21, Spring Boot, Quarkus, Keycloak, Oracle DB, MongoDB, Karma, Jest, JaCoCo, Cypress, Playwright, Webpack, Jenkins, GitLab CI, Claude, Codex, Agile Scrum</w:t>
       </w:r>
@@ -1590,8 +1586,8 @@
       </w:pPr>
       <w:r>
         <w:rPr>
-          <w:sz w:val="21"/>
-          <w:b/>
+          <w:b/>
+          <w:sz w:val="21"/>
         </w:rPr>
         <w:t xml:space="preserve">Project context:</w:t>
       </w:r>
@@ -1621,8 +1617,8 @@
       </w:pPr>
       <w:r>
         <w:rPr>
-          <w:sz w:val="21"/>
-          <w:b/>
+          <w:b/>
+          <w:sz w:val="21"/>
         </w:rPr>
         <w:t xml:space="preserve">Project context:</w:t>
       </w:r>
@@ -1634,8 +1630,8 @@
       </w:r>
       <w:r>
         <w:rPr>
-          <w:sz w:val="21"/>
-          <w:b/>
+          <w:b/>
+          <w:sz w:val="21"/>
         </w:rPr>
         <w:t xml:space="preserve">Know Your Customer (KYC)</w:t>
       </w:r>
@@ -1652,8 +1648,8 @@
       </w:pPr>
       <w:r>
         <w:rPr>
-          <w:sz w:val="21"/>
-          <w:b/>
+          <w:b/>
+          <w:sz w:val="21"/>
         </w:rPr>
         <w:t xml:space="preserve">Responsibilities:</w:t>
       </w:r>
@@ -1815,8 +1811,8 @@
       </w:pPr>
       <w:r>
         <w:rPr>
-          <w:sz w:val="21"/>
-          <w:b/>
+          <w:b/>
+          <w:sz w:val="21"/>
         </w:rPr>
         <w:t xml:space="preserve">Technical Challenges:</w:t>
       </w:r>
@@ -1850,16 +1846,16 @@
       </w:pPr>
       <w:r>
         <w:rPr>
+          <w:b/>
           <w:sz w:val="19"/>
-          <w:b/>
         </w:rPr>
         <w:t xml:space="preserve">Technical Environment:</w:t>
       </w:r>
       <w:r>
         <w:rPr>
+          <w:rFonts w:ascii="Consolas" w:hAnsi="Consolas"/>
+          <w:color w:val="444444"/>
           <w:sz w:val="19"/>
-          <w:color w:val="444444"/>
-          <w:rFonts w:ascii="Consolas" w:hAnsi="Consolas"/>
         </w:rPr>
         <w:t xml:space="preserve"> Java 17, Spring Boot, Spring Security, OAuth2, PostgreSQL, Quartz, Flyway, JaCoCo, Docker, Kubernetes, RabbitMQ, Jenkins</w:t>
       </w:r>
@@ -1883,15 +1879,15 @@
       </w:pPr>
       <w:r>
         <w:rPr>
-          <w:sz w:val="21"/>
-          <w:b/>
+          <w:b/>
+          <w:sz w:val="21"/>
         </w:rPr>
         <w:t xml:space="preserve">Project context:</w:t>
       </w:r>
       <w:r>
         <w:rPr>
-          <w:sz w:val="21"/>
-          <w:b/>
+          <w:b/>
+          <w:sz w:val="21"/>
         </w:rPr>
         <w:t xml:space="preserve">CLASS</w:t>
       </w:r>
@@ -1903,8 +1899,8 @@
       </w:r>
       <w:r>
         <w:rPr>
-          <w:sz w:val="21"/>
-          <w:b/>
+          <w:b/>
+          <w:sz w:val="21"/>
         </w:rPr>
         <w:t xml:space="preserve">global CRM / Opportunity Manager</w:t>
       </w:r>
@@ -1916,8 +1912,8 @@
       </w:r>
       <w:r>
         <w:rPr>
-          <w:sz w:val="21"/>
-          <w:b/>
+          <w:b/>
+          <w:sz w:val="21"/>
         </w:rPr>
         <w:t xml:space="preserve">Power Apps / Teams</w:t>
       </w:r>
@@ -1934,8 +1930,8 @@
       </w:pPr>
       <w:r>
         <w:rPr>
-          <w:sz w:val="21"/>
-          <w:b/>
+          <w:b/>
+          <w:sz w:val="21"/>
         </w:rPr>
         <w:t xml:space="preserve">Responsibilities:</w:t>
       </w:r>
@@ -2103,8 +2099,8 @@
       </w:pPr>
       <w:r>
         <w:rPr>
-          <w:sz w:val="21"/>
-          <w:b/>
+          <w:b/>
+          <w:sz w:val="21"/>
         </w:rPr>
         <w:t xml:space="preserve">Technical Challenges:</w:t>
       </w:r>
@@ -2144,16 +2140,16 @@
       </w:pPr>
       <w:r>
         <w:rPr>
+          <w:b/>
           <w:sz w:val="19"/>
-          <w:b/>
         </w:rPr>
         <w:t xml:space="preserve">Technical Environment:</w:t>
       </w:r>
       <w:r>
         <w:rPr>
+          <w:rFonts w:ascii="Consolas" w:hAnsi="Consolas"/>
+          <w:color w:val="444444"/>
           <w:sz w:val="19"/>
-          <w:color w:val="444444"/>
-          <w:rFonts w:ascii="Consolas" w:hAnsi="Consolas"/>
         </w:rPr>
         <w:t xml:space="preserve"> React, TypeScript, Ant Design, Java 11, Spring Boot, Spring Security, Spring Batch, Azure (AD, App Services, CDN, Front Door, Blob Storage, PostgreSQL), GitLab CI/CD</w:t>
       </w:r>
@@ -2177,15 +2173,15 @@
       </w:pPr>
       <w:r>
         <w:rPr>
-          <w:sz w:val="21"/>
-          <w:b/>
+          <w:b/>
+          <w:sz w:val="21"/>
         </w:rPr>
         <w:t xml:space="preserve">Project context:</w:t>
       </w:r>
       <w:r>
         <w:rPr>
-          <w:sz w:val="21"/>
-          <w:b/>
+          <w:b/>
+          <w:sz w:val="21"/>
         </w:rPr>
         <w:t xml:space="preserve">gloody.co</w:t>
       </w:r>
@@ -2197,8 +2193,8 @@
       </w:r>
       <w:r>
         <w:rPr>
-          <w:sz w:val="21"/>
-          <w:b/>
+          <w:b/>
+          <w:sz w:val="21"/>
         </w:rPr>
         <w:t xml:space="preserve">multi-tenant HR &amp; business management SaaS</w:t>
       </w:r>
@@ -2215,8 +2211,8 @@
       </w:pPr>
       <w:r>
         <w:rPr>
-          <w:sz w:val="21"/>
-          <w:b/>
+          <w:b/>
+          <w:sz w:val="21"/>
         </w:rPr>
         <w:t xml:space="preserve">Responsibilities:</w:t>
       </w:r>
@@ -2372,8 +2368,8 @@
       </w:pPr>
       <w:r>
         <w:rPr>
-          <w:sz w:val="21"/>
-          <w:b/>
+          <w:b/>
+          <w:sz w:val="21"/>
         </w:rPr>
         <w:t xml:space="preserve">Technical Challenges:</w:t>
       </w:r>
@@ -2407,16 +2403,16 @@
       </w:pPr>
       <w:r>
         <w:rPr>
+          <w:b/>
           <w:sz w:val="19"/>
-          <w:b/>
         </w:rPr>
         <w:t xml:space="preserve">Technical Environment:</w:t>
       </w:r>
       <w:r>
         <w:rPr>
+          <w:rFonts w:ascii="Consolas" w:hAnsi="Consolas"/>
+          <w:color w:val="444444"/>
           <w:sz w:val="19"/>
-          <w:color w:val="444444"/>
-          <w:rFonts w:ascii="Consolas" w:hAnsi="Consolas"/>
         </w:rPr>
         <w:t xml:space="preserve"> React, TypeScript, Ant Design, SCSS, Java, Spring Boot, REST APIs, AWS</w:t>
       </w:r>
@@ -2452,15 +2448,15 @@
       </w:pPr>
       <w:r>
         <w:rPr>
-          <w:sz w:val="21"/>
-          <w:b/>
+          <w:b/>
+          <w:sz w:val="21"/>
         </w:rPr>
         <w:t xml:space="preserve">Project context:</w:t>
       </w:r>
       <w:r>
         <w:rPr>
-          <w:sz w:val="21"/>
-          <w:b/>
+          <w:b/>
+          <w:sz w:val="21"/>
         </w:rPr>
         <w:t xml:space="preserve">RiskReveal</w:t>
       </w:r>
@@ -2472,8 +2468,8 @@
       </w:r>
       <w:r>
         <w:rPr>
-          <w:sz w:val="21"/>
-          <w:b/>
+          <w:b/>
+          <w:sz w:val="21"/>
         </w:rPr>
         <w:t xml:space="preserve">heavy data-processing application</w:t>
       </w:r>
@@ -2485,8 +2481,8 @@
       </w:r>
       <w:r>
         <w:rPr>
-          <w:sz w:val="21"/>
-          <w:b/>
+          <w:b/>
+          <w:sz w:val="21"/>
         </w:rPr>
         <w:t xml:space="preserve">natural-catastrophe risk assessment</w:t>
       </w:r>
@@ -2498,8 +2494,8 @@
       </w:r>
       <w:r>
         <w:rPr>
-          <w:sz w:val="21"/>
-          <w:b/>
+          <w:b/>
+          <w:sz w:val="21"/>
         </w:rPr>
         <w:t xml:space="preserve">ELT — Event Loss Tables</w:t>
       </w:r>
@@ -2516,8 +2512,8 @@
       </w:pPr>
       <w:r>
         <w:rPr>
-          <w:sz w:val="21"/>
-          <w:b/>
+          <w:b/>
+          <w:sz w:val="21"/>
         </w:rPr>
         <w:t xml:space="preserve">Responsibilities:</w:t>
       </w:r>
@@ -2655,8 +2651,8 @@
       </w:pPr>
       <w:r>
         <w:rPr>
-          <w:sz w:val="21"/>
-          <w:b/>
+          <w:b/>
+          <w:sz w:val="21"/>
         </w:rPr>
         <w:t xml:space="preserve">Achievements &amp; Impact:</w:t>
       </w:r>
@@ -2799,16 +2795,16 @@
       </w:pPr>
       <w:r>
         <w:rPr>
+          <w:b/>
           <w:sz w:val="19"/>
-          <w:b/>
         </w:rPr>
         <w:t xml:space="preserve">Technical Environment:</w:t>
       </w:r>
       <w:r>
         <w:rPr>
+          <w:rFonts w:ascii="Consolas" w:hAnsi="Consolas"/>
+          <w:color w:val="444444"/>
           <w:sz w:val="19"/>
-          <w:color w:val="444444"/>
-          <w:rFonts w:ascii="Consolas" w:hAnsi="Consolas"/>
         </w:rPr>
         <w:t xml:space="preserve"> Java 8, Spring Boot, Spring Batch, Spring Security, Angular 12, Ant Design, AG Grid, WebSockets, Azure AD, Keycloak, SQL Server, Azure DevOps, Jenkins</w:t>
       </w:r>
@@ -2844,8 +2840,8 @@
       </w:pPr>
       <w:r>
         <w:rPr>
-          <w:sz w:val="21"/>
-          <w:b/>
+          <w:b/>
+          <w:sz w:val="21"/>
         </w:rPr>
         <w:t xml:space="preserve">Project context:</w:t>
       </w:r>
@@ -2940,9 +2936,9 @@
       </w:pPr>
       <w:r>
         <w:rPr>
+          <w:b/>
           <w:color w:val="57606a"/>
           <w:sz w:val="20"/>
-          <w:b/>
         </w:rPr>
         <w:t xml:space="preserve">Role:</w:t>
       </w:r>
@@ -2955,9 +2951,9 @@
       </w:r>
       <w:r>
         <w:rPr>
+          <w:b/>
           <w:color w:val="57606a"/>
           <w:sz w:val="20"/>
-          <w:b/>
         </w:rPr>
         <w:t xml:space="preserve">Type:</w:t>
       </w:r>
@@ -2985,9 +2981,9 @@
       <w:hyperlink r:id="rId11">
         <w:r>
           <w:rPr>
+            <w:rStyle w:val="Hyperlink"/>
             <w:color w:val="57606a"/>
             <w:sz w:val="20"/>
-            <w:rStyle w:val="Hyperlink"/>
           </w:rPr>
           <w:t xml:space="preserve">https://github.com/kouji-dev/orrery-releases</w:t>
         </w:r>
@@ -2999,8 +2995,8 @@
       </w:pPr>
       <w:r>
         <w:rPr>
-          <w:sz w:val="21"/>
-          <w:b/>
+          <w:b/>
+          <w:sz w:val="21"/>
         </w:rPr>
         <w:t xml:space="preserve">Project context:</w:t>
       </w:r>
@@ -3012,8 +3008,8 @@
       </w:r>
       <w:r>
         <w:rPr>
-          <w:sz w:val="21"/>
-          <w:b/>
+          <w:b/>
+          <w:sz w:val="21"/>
         </w:rPr>
         <w:t xml:space="preserve">multi-agent git orchestrator IDE</w:t>
       </w:r>
@@ -3025,8 +3021,8 @@
       </w:r>
       <w:r>
         <w:rPr>
-          <w:sz w:val="21"/>
-          <w:b/>
+          <w:b/>
+          <w:sz w:val="21"/>
         </w:rPr>
         <w:t xml:space="preserve">Tauri (Rust) and Angular 20</w:t>
       </w:r>
@@ -3038,8 +3034,8 @@
       </w:r>
       <w:r>
         <w:rPr>
-          <w:sz w:val="21"/>
-          <w:b/>
+          <w:b/>
+          <w:sz w:val="21"/>
         </w:rPr>
         <w:t xml:space="preserve">spawn multiple AI coding agents</w:t>
       </w:r>
@@ -3051,8 +3047,8 @@
       </w:r>
       <w:r>
         <w:rPr>
-          <w:sz w:val="21"/>
-          <w:b/>
+          <w:b/>
+          <w:sz w:val="21"/>
         </w:rPr>
         <w:t xml:space="preserve">git worktree, branch, terminal and conversation</w:t>
       </w:r>
@@ -3369,16 +3365,16 @@
       </w:pPr>
       <w:r>
         <w:rPr>
+          <w:b/>
           <w:sz w:val="19"/>
-          <w:b/>
         </w:rPr>
         <w:t xml:space="preserve">Technical Environment:</w:t>
       </w:r>
       <w:r>
         <w:rPr>
+          <w:rFonts w:ascii="Consolas" w:hAnsi="Consolas"/>
+          <w:color w:val="444444"/>
           <w:sz w:val="19"/>
-          <w:color w:val="444444"/>
-          <w:rFonts w:ascii="Consolas" w:hAnsi="Consolas"/>
         </w:rPr>
         <w:t xml:space="preserve"> Tauri 2, Rust, Angular 20, TypeScript, CodeMirror 6, Lexical, RxJS, Vitest, Playwright, GitHub Actions</w:t>
       </w:r>
@@ -3402,9 +3398,9 @@
       </w:pPr>
       <w:r>
         <w:rPr>
+          <w:b/>
           <w:color w:val="57606a"/>
           <w:sz w:val="20"/>
-          <w:b/>
         </w:rPr>
         <w:t xml:space="preserve">Role:</w:t>
       </w:r>
@@ -3417,9 +3413,9 @@
       </w:r>
       <w:r>
         <w:rPr>
+          <w:b/>
           <w:color w:val="57606a"/>
           <w:sz w:val="20"/>
-          <w:b/>
         </w:rPr>
         <w:t xml:space="preserve">Type:</w:t>
       </w:r>
@@ -3447,9 +3443,9 @@
       <w:hyperlink r:id="rId12">
         <w:r>
           <w:rPr>
+            <w:rStyle w:val="Hyperlink"/>
             <w:color w:val="57606a"/>
             <w:sz w:val="20"/>
-            <w:rStyle w:val="Hyperlink"/>
           </w:rPr>
           <w:t xml:space="preserve">https://github.com/kouji-dev/vortex</w:t>
         </w:r>
@@ -3461,8 +3457,8 @@
       </w:pPr>
       <w:r>
         <w:rPr>
-          <w:sz w:val="21"/>
-          <w:b/>
+          <w:b/>
+          <w:sz w:val="21"/>
         </w:rPr>
         <w:t xml:space="preserve">Project context:</w:t>
       </w:r>
@@ -3474,8 +3470,8 @@
       </w:r>
       <w:r>
         <w:rPr>
-          <w:sz w:val="21"/>
-          <w:b/>
+          <w:b/>
+          <w:sz w:val="21"/>
         </w:rPr>
         <w:t xml:space="preserve">multi-tenant (SaaS) or self-hostable, OpenAI/Anthropic-compatible LLM gateway</w:t>
       </w:r>
@@ -3820,16 +3816,16 @@
       </w:pPr>
       <w:r>
         <w:rPr>
+          <w:b/>
           <w:sz w:val="19"/>
-          <w:b/>
         </w:rPr>
         <w:t xml:space="preserve">Technical Environment:</w:t>
       </w:r>
       <w:r>
         <w:rPr>
+          <w:rFonts w:ascii="Consolas" w:hAnsi="Consolas"/>
+          <w:color w:val="444444"/>
           <w:sz w:val="19"/>
-          <w:color w:val="444444"/>
-          <w:rFonts w:ascii="Consolas" w:hAnsi="Consolas"/>
         </w:rPr>
         <w:t xml:space="preserve"> Angular 22 (zoneless), TypeScript, Hono, Node.js, PostgreSQL, Drizzle ORM (RLS), Redis, Zod, Stripe, @kouji-ui, Angular SSR, Playwright, Docker, pnpm, Render</w:t>
       </w:r>
@@ -3853,9 +3849,9 @@
       </w:pPr>
       <w:r>
         <w:rPr>
+          <w:b/>
           <w:color w:val="57606a"/>
           <w:sz w:val="20"/>
-          <w:b/>
         </w:rPr>
         <w:t xml:space="preserve">Role:</w:t>
       </w:r>
@@ -3868,9 +3864,9 @@
       </w:r>
       <w:r>
         <w:rPr>
+          <w:b/>
           <w:color w:val="57606a"/>
           <w:sz w:val="20"/>
-          <w:b/>
         </w:rPr>
         <w:t xml:space="preserve">Type:</w:t>
       </w:r>
@@ -3898,9 +3894,9 @@
       <w:hyperlink r:id="rId13">
         <w:r>
           <w:rPr>
+            <w:rStyle w:val="Hyperlink"/>
             <w:color w:val="57606a"/>
             <w:sz w:val="20"/>
-            <w:rStyle w:val="Hyperlink"/>
           </w:rPr>
           <w:t xml:space="preserve">https://github.com/kouji-dev/kouji-ui</w:t>
         </w:r>
@@ -3912,8 +3908,8 @@
       </w:pPr>
       <w:r>
         <w:rPr>
-          <w:sz w:val="21"/>
-          <w:b/>
+          <w:b/>
+          <w:sz w:val="21"/>
         </w:rPr>
         <w:t xml:space="preserve">Project context:</w:t>
       </w:r>
@@ -3925,8 +3921,8 @@
       </w:r>
       <w:r>
         <w:rPr>
-          <w:sz w:val="21"/>
-          <w:b/>
+          <w:b/>
+          <w:sz w:val="21"/>
         </w:rPr>
         <w:t xml:space="preserve">Angular 21</w:t>
       </w:r>
@@ -3938,8 +3934,8 @@
       </w:r>
       <w:r>
         <w:rPr>
-          <w:sz w:val="21"/>
-          <w:b/>
+          <w:b/>
+          <w:sz w:val="21"/>
         </w:rPr>
         <w:t xml:space="preserve">60+ accessible, themable UI primitives</w:t>
       </w:r>
@@ -3951,8 +3947,8 @@
       </w:r>
       <w:r>
         <w:rPr>
-          <w:sz w:val="21"/>
           <w:i/>
+          <w:sz w:val="21"/>
         </w:rPr>
         <w:t xml:space="preserve">frontend platform engineering</w:t>
       </w:r>
@@ -4217,16 +4213,16 @@
       </w:pPr>
       <w:r>
         <w:rPr>
+          <w:b/>
           <w:sz w:val="19"/>
-          <w:b/>
         </w:rPr>
         <w:t xml:space="preserve">Technical Environment:</w:t>
       </w:r>
       <w:r>
         <w:rPr>
+          <w:rFonts w:ascii="Consolas" w:hAnsi="Consolas"/>
+          <w:color w:val="444444"/>
           <w:sz w:val="19"/>
-          <w:color w:val="444444"/>
-          <w:rFonts w:ascii="Consolas" w:hAnsi="Consolas"/>
         </w:rPr>
         <w:t xml:space="preserve"> Angular 21, TypeScript, Angular CLI, pnpm workspaces, Turborepo, Vitest, Playwright, axe-core, ESLint, Prettier, Husky, Changesets, Tailwind CSS, GitHub Actions</w:t>
       </w:r>
@@ -4250,9 +4246,9 @@
       </w:pPr>
       <w:r>
         <w:rPr>
+          <w:b/>
           <w:color w:val="57606a"/>
           <w:sz w:val="20"/>
-          <w:b/>
         </w:rPr>
         <w:t xml:space="preserve">Role:</w:t>
       </w:r>
@@ -4265,9 +4261,9 @@
       </w:r>
       <w:r>
         <w:rPr>
+          <w:b/>
           <w:color w:val="57606a"/>
           <w:sz w:val="20"/>
-          <w:b/>
         </w:rPr>
         <w:t xml:space="preserve">Type:</w:t>
       </w:r>
@@ -4295,9 +4291,9 @@
       <w:hyperlink r:id="rId14">
         <w:r>
           <w:rPr>
+            <w:rStyle w:val="Hyperlink"/>
             <w:color w:val="57606a"/>
             <w:sz w:val="20"/>
-            <w:rStyle w:val="Hyperlink"/>
           </w:rPr>
           <w:t xml:space="preserve">https://github.com/kouji-dev/pages</w:t>
         </w:r>
@@ -4309,8 +4305,8 @@
       </w:pPr>
       <w:r>
         <w:rPr>
-          <w:sz w:val="21"/>
-          <w:b/>
+          <w:b/>
+          <w:sz w:val="21"/>
         </w:rPr>
         <w:t xml:space="preserve">Project context:</w:t>
       </w:r>
@@ -4322,8 +4318,8 @@
       </w:r>
       <w:r>
         <w:rPr>
-          <w:sz w:val="21"/>
-          <w:b/>
+          <w:b/>
+          <w:sz w:val="21"/>
         </w:rPr>
         <w:t xml:space="preserve">replace the traditional Jira + Confluence stack</w:t>
       </w:r>
@@ -4335,8 +4331,8 @@
       </w:r>
       <w:r>
         <w:rPr>
-          <w:sz w:val="21"/>
-          <w:b/>
+          <w:b/>
+          <w:sz w:val="21"/>
         </w:rPr>
         <w:t xml:space="preserve">issue tracking, sprint management, and technical documentation</w:t>
       </w:r>
@@ -4348,8 +4344,8 @@
       </w:r>
       <w:r>
         <w:rPr>
-          <w:sz w:val="21"/>
-          <w:b/>
+          <w:b/>
+          <w:sz w:val="21"/>
         </w:rPr>
         <w:t xml:space="preserve">AI-enhanced workflows</w:t>
       </w:r>
@@ -4567,16 +4563,16 @@
       </w:pPr>
       <w:r>
         <w:rPr>
+          <w:b/>
           <w:sz w:val="19"/>
-          <w:b/>
         </w:rPr>
         <w:t xml:space="preserve">Technical Environment:</w:t>
       </w:r>
       <w:r>
         <w:rPr>
+          <w:rFonts w:ascii="Consolas" w:hAnsi="Consolas"/>
+          <w:color w:val="444444"/>
           <w:sz w:val="19"/>
-          <w:color w:val="444444"/>
-          <w:rFonts w:ascii="Consolas" w:hAnsi="Consolas"/>
         </w:rPr>
         <w:t xml:space="preserve"> Angular 21, TypeScript 5.7+, Python 3.12, FastAPI, PostgreSQL 17, Redis 8, SQLAlchemy 2.0, Lexical, Tailwind CSS 4, Docker, Docker Compose, Poetry, pnpm, WebSockets, JWT, Pydantic, Alembic, Git, GitHub Actions</w:t>
       </w:r>
@@ -4600,9 +4596,9 @@
       </w:pPr>
       <w:r>
         <w:rPr>
+          <w:b/>
           <w:color w:val="57606a"/>
           <w:sz w:val="20"/>
-          <w:b/>
         </w:rPr>
         <w:t xml:space="preserve">Role:</w:t>
       </w:r>
@@ -4615,9 +4611,9 @@
       </w:r>
       <w:r>
         <w:rPr>
+          <w:b/>
           <w:color w:val="57606a"/>
           <w:sz w:val="20"/>
-          <w:b/>
         </w:rPr>
         <w:t xml:space="preserve">Type:</w:t>
       </w:r>
@@ -4645,9 +4641,9 @@
       <w:hyperlink r:id="rId15">
         <w:r>
           <w:rPr>
+            <w:rStyle w:val="Hyperlink"/>
             <w:color w:val="57606a"/>
             <w:sz w:val="20"/>
-            <w:rStyle w:val="Hyperlink"/>
           </w:rPr>
           <w:t xml:space="preserve">https://github.com/kouji-dev/GamerGG</w:t>
         </w:r>
@@ -4659,8 +4655,8 @@
       </w:pPr>
       <w:r>
         <w:rPr>
-          <w:sz w:val="21"/>
-          <w:b/>
+          <w:b/>
+          <w:sz w:val="21"/>
         </w:rPr>
         <w:t xml:space="preserve">Project context:</w:t>
       </w:r>
@@ -4672,8 +4668,8 @@
       </w:r>
       <w:r>
         <w:rPr>
-          <w:sz w:val="21"/>
-          <w:b/>
+          <w:b/>
+          <w:sz w:val="21"/>
         </w:rPr>
         <w:t xml:space="preserve">full-stack gaming service marketplace</w:t>
       </w:r>
@@ -4685,8 +4681,8 @@
       </w:r>
       <w:r>
         <w:rPr>
-          <w:sz w:val="21"/>
-          <w:b/>
+          <w:b/>
+          <w:sz w:val="21"/>
         </w:rPr>
         <w:t xml:space="preserve">rank boosting, coaching services, and gaming packages</w:t>
       </w:r>
@@ -4698,8 +4694,8 @@
       </w:r>
       <w:r>
         <w:rPr>
-          <w:sz w:val="21"/>
-          <w:b/>
+          <w:b/>
+          <w:sz w:val="21"/>
         </w:rPr>
         <w:t xml:space="preserve">Discord</w:t>
       </w:r>
@@ -4960,16 +4956,16 @@
       </w:pPr>
       <w:r>
         <w:rPr>
+          <w:b/>
           <w:sz w:val="19"/>
-          <w:b/>
         </w:rPr>
         <w:t xml:space="preserve">Technical Environment:</w:t>
       </w:r>
       <w:r>
         <w:rPr>
+          <w:rFonts w:ascii="Consolas" w:hAnsi="Consolas"/>
+          <w:color w:val="444444"/>
           <w:sz w:val="19"/>
-          <w:color w:val="444444"/>
-          <w:rFonts w:ascii="Consolas" w:hAnsi="Consolas"/>
         </w:rPr>
         <w:t xml:space="preserve"> Next.js 13, React 18, TypeScript, Prisma, PostgreSQL, NextAuth.js, Tailwind CSS, Turborepo, Yarn Workspaces, OAuth, Discord API, Git, GitHub Actions</w:t>
       </w:r>
@@ -4993,9 +4989,9 @@
       </w:pPr>
       <w:r>
         <w:rPr>
+          <w:b/>
           <w:color w:val="57606a"/>
           <w:sz w:val="20"/>
-          <w:b/>
         </w:rPr>
         <w:t xml:space="preserve">Role:</w:t>
       </w:r>
@@ -5008,9 +5004,9 @@
       </w:r>
       <w:r>
         <w:rPr>
+          <w:b/>
           <w:color w:val="57606a"/>
           <w:sz w:val="20"/>
-          <w:b/>
         </w:rPr>
         <w:t xml:space="preserve">Type:</w:t>
       </w:r>
@@ -5028,8 +5024,8 @@
       </w:pPr>
       <w:r>
         <w:rPr>
-          <w:sz w:val="21"/>
-          <w:b/>
+          <w:b/>
+          <w:sz w:val="21"/>
         </w:rPr>
         <w:t xml:space="preserve">Project context:</w:t>
       </w:r>
@@ -5041,8 +5037,8 @@
       </w:r>
       <w:r>
         <w:rPr>
-          <w:sz w:val="21"/>
-          <w:b/>
+          <w:b/>
+          <w:sz w:val="21"/>
         </w:rPr>
         <w:t xml:space="preserve">comprehensive project management platform</w:t>
       </w:r>
@@ -5054,8 +5050,8 @@
       </w:r>
       <w:r>
         <w:rPr>
-          <w:sz w:val="21"/>
-          <w:b/>
+          <w:b/>
+          <w:sz w:val="21"/>
         </w:rPr>
         <w:t xml:space="preserve">cross-functional production tracking</w:t>
       </w:r>
@@ -5067,8 +5063,8 @@
       </w:r>
       <w:r>
         <w:rPr>
-          <w:sz w:val="21"/>
-          <w:b/>
+          <w:b/>
+          <w:sz w:val="21"/>
         </w:rPr>
         <w:t xml:space="preserve">portfolios, files, missions, and tasks</w:t>
       </w:r>
@@ -5346,16 +5342,16 @@
       </w:pPr>
       <w:r>
         <w:rPr>
+          <w:b/>
           <w:sz w:val="19"/>
-          <w:b/>
         </w:rPr>
         <w:t xml:space="preserve">Technical Environment:</w:t>
       </w:r>
       <w:r>
         <w:rPr>
+          <w:rFonts w:ascii="Consolas" w:hAnsi="Consolas"/>
+          <w:color w:val="444444"/>
           <w:sz w:val="19"/>
-          <w:color w:val="444444"/>
-          <w:rFonts w:ascii="Consolas" w:hAnsi="Consolas"/>
         </w:rPr>
         <w:t xml:space="preserve"> Angular 21, TypeScript, Express.js, Prisma, PostgreSQL, JWT, Passport.js, TanStack Table, Luxon, Tailwind CSS, Docker, pnpm</w:t>
       </w:r>
@@ -5379,9 +5375,9 @@
       </w:pPr>
       <w:r>
         <w:rPr>
+          <w:b/>
           <w:color w:val="57606a"/>
           <w:sz w:val="20"/>
-          <w:b/>
         </w:rPr>
         <w:t xml:space="preserve">Role:</w:t>
       </w:r>
@@ -5394,9 +5390,9 @@
       </w:r>
       <w:r>
         <w:rPr>
+          <w:b/>
           <w:color w:val="57606a"/>
           <w:sz w:val="20"/>
-          <w:b/>
         </w:rPr>
         <w:t xml:space="preserve">Type:</w:t>
       </w:r>
@@ -5424,9 +5420,9 @@
       <w:hyperlink r:id="rId16">
         <w:r>
           <w:rPr>
+            <w:rStyle w:val="Hyperlink"/>
             <w:color w:val="57606a"/>
             <w:sz w:val="20"/>
-            <w:rStyle w:val="Hyperlink"/>
           </w:rPr>
           <w:t xml:space="preserve">https://www.figma.com/community/plugin/1361309122482309141/chartify</w:t>
         </w:r>
@@ -5438,8 +5434,8 @@
       </w:pPr>
       <w:r>
         <w:rPr>
-          <w:sz w:val="21"/>
-          <w:b/>
+          <w:b/>
+          <w:sz w:val="21"/>
         </w:rPr>
         <w:t xml:space="preserve">Project context:</w:t>
       </w:r>
@@ -5451,8 +5447,8 @@
       </w:r>
       <w:r>
         <w:rPr>
-          <w:sz w:val="21"/>
-          <w:b/>
+          <w:b/>
+          <w:sz w:val="21"/>
         </w:rPr>
         <w:t xml:space="preserve">Figma community plugin</w:t>
       </w:r>
@@ -5584,16 +5580,16 @@
       </w:pPr>
       <w:r>
         <w:rPr>
+          <w:b/>
           <w:sz w:val="19"/>
-          <w:b/>
         </w:rPr>
         <w:t xml:space="preserve">Technical Environment:</w:t>
       </w:r>
       <w:r>
         <w:rPr>
+          <w:rFonts w:ascii="Consolas" w:hAnsi="Consolas"/>
+          <w:color w:val="444444"/>
           <w:sz w:val="19"/>
-          <w:color w:val="444444"/>
-          <w:rFonts w:ascii="Consolas" w:hAnsi="Consolas"/>
         </w:rPr>
         <w:t xml:space="preserve"> Angular, TypeScript, Taiga UI, Figma Plugin API, Figma Community</w:t>
       </w:r>
@@ -5617,8 +5613,8 @@
       </w:pPr>
       <w:r>
         <w:rPr>
-          <w:sz w:val="21"/>
-          <w:b/>
+          <w:b/>
+          <w:sz w:val="21"/>
         </w:rPr>
         <w:t xml:space="preserve">State Engineering Diploma in Computer Science</w:t>
       </w:r>
@@ -5648,8 +5644,8 @@
       </w:pPr>
       <w:r>
         <w:rPr>
-          <w:sz w:val="21"/>
-          <w:b/>
+          <w:b/>
+          <w:sz w:val="21"/>
         </w:rPr>
         <w:t xml:space="preserve">Arabic</w:t>
       </w:r>
@@ -5666,8 +5662,8 @@
       </w:pPr>
       <w:r>
         <w:rPr>
-          <w:sz w:val="21"/>
-          <w:b/>
+          <w:b/>
+          <w:sz w:val="21"/>
         </w:rPr>
         <w:t xml:space="preserve">French</w:t>
       </w:r>
@@ -5684,8 +5680,8 @@
       </w:pPr>
       <w:r>
         <w:rPr>
-          <w:sz w:val="21"/>
-          <w:b/>
+          <w:b/>
+          <w:sz w:val="21"/>
         </w:rPr>
         <w:t xml:space="preserve">English</w:t>
       </w:r>
@@ -5696,6 +5692,10 @@
         <w:t xml:space="preserve"> — Professional</w:t>
       </w:r>
     </w:p>
+    <w:sectPr>
+      <w:pgSz w:w="11906" w:h="16838" w:orient="portrait"/>
+      <w:pgMar w:top="907" w:right="1020" w:bottom="1020" w:left="1020" w:header="720" w:footer="720" w:gutter="0"/>
+    </w:sectPr>
   </w:body>
 </w:document>
 </file>

--- a/assets/najih-driss-cv-np-en-long.docx
+++ b/assets/najih-driss-cv-np-en-long.docx
@@ -190,7 +190,7 @@
           <w:b/>
           <w:sz w:val="21"/>
         </w:rPr>
-        <w:t xml:space="preserve">7+ years of experience</w:t>
+        <w:t xml:space="preserve">8 years of experience</w:t>
       </w:r>
       <w:r>
         <w:rPr>
@@ -634,7 +634,7 @@
           <w:color w:val="57606a"/>
           <w:sz w:val="20"/>
         </w:rPr>
-        <w:t xml:space="preserve">September 2023 – Present (3 years)</w:t>
+        <w:t xml:space="preserve">September 2023 – Present (3 years 1 month)</w:t>
       </w:r>
     </w:p>
     <w:p>
@@ -1552,7 +1552,7 @@
           <w:color w:val="444444"/>
           <w:sz w:val="19"/>
         </w:rPr>
-        <w:t xml:space="preserve"> Angular, TypeScript, Node.js, Electron, SQLite, PowerShell, Java 8/11/21, Spring Boot, Quarkus, Keycloak, Oracle DB, MongoDB, Karma, Jest, JaCoCo, Cypress, Playwright, Webpack, Jenkins, GitLab CI, Claude, Codex, Agile Scrum</w:t>
+        <w:t xml:space="preserve"> Angular, TypeScript, Electron, Node.js, Java 8/11/21, Spring Boot, Quarkus, Keycloak, Oracle DB, MongoDB, SQLite, Karma, Jest, Cypress, Playwright, JaCoCo, Webpack, PowerShell, Jenkins, GitLab CI, Claude, Codex, Agile Scrum</w:t>
       </w:r>
     </w:p>
     <w:p>
@@ -1857,7 +1857,7 @@
           <w:color w:val="444444"/>
           <w:sz w:val="19"/>
         </w:rPr>
-        <w:t xml:space="preserve"> Java 17, Spring Boot, Spring Security, OAuth2, PostgreSQL, Quartz, Flyway, JaCoCo, Docker, Kubernetes, RabbitMQ, Jenkins</w:t>
+        <w:t xml:space="preserve"> Java 17, Spring Boot, Spring Security, OAuth2, Quartz, RabbitMQ, PostgreSQL, Flyway, JaCoCo, Docker, Kubernetes, Jenkins</w:t>
       </w:r>
     </w:p>
     <w:p>
@@ -2806,7 +2806,7 @@
           <w:color w:val="444444"/>
           <w:sz w:val="19"/>
         </w:rPr>
-        <w:t xml:space="preserve"> Java 8, Spring Boot, Spring Batch, Spring Security, Angular 12, Ant Design, AG Grid, WebSockets, Azure AD, Keycloak, SQL Server, Azure DevOps, Jenkins</w:t>
+        <w:t xml:space="preserve"> Angular 12, Ant Design, AG Grid, WebSockets, Java 8, Spring Boot, Spring Batch, Spring Security, Keycloak, Azure AD, SQL Server, Azure DevOps, Jenkins</w:t>
       </w:r>
     </w:p>
     <w:p>
@@ -3376,7 +3376,7 @@
           <w:color w:val="444444"/>
           <w:sz w:val="19"/>
         </w:rPr>
-        <w:t xml:space="preserve"> Tauri 2, Rust, Angular 20, TypeScript, CodeMirror 6, Lexical, RxJS, Vitest, Playwright, GitHub Actions</w:t>
+        <w:t xml:space="preserve"> Angular 20, TypeScript, RxJS, CodeMirror 6, Lexical, Tauri 2, Rust, Vitest, Playwright, GitHub Actions</w:t>
       </w:r>
     </w:p>
     <w:p>
@@ -3827,7 +3827,7 @@
           <w:color w:val="444444"/>
           <w:sz w:val="19"/>
         </w:rPr>
-        <w:t xml:space="preserve"> Angular 22 (zoneless), TypeScript, Hono, Node.js, PostgreSQL, Drizzle ORM (RLS), Redis, Zod, Stripe, @kouji-ui, Angular SSR, Playwright, Docker, pnpm, Render</w:t>
+        <w:t xml:space="preserve"> Angular 22 (zoneless), Angular SSR, TypeScript, @kouji-ui, Node.js, Hono, Zod, Stripe, PostgreSQL, Drizzle ORM (RLS), Redis, Playwright, pnpm, Docker, Render</w:t>
       </w:r>
     </w:p>
     <w:p>
@@ -4224,7 +4224,7 @@
           <w:color w:val="444444"/>
           <w:sz w:val="19"/>
         </w:rPr>
-        <w:t xml:space="preserve"> Angular 21, TypeScript, Angular CLI, pnpm workspaces, Turborepo, Vitest, Playwright, axe-core, ESLint, Prettier, Husky, Changesets, Tailwind CSS, GitHub Actions</w:t>
+        <w:t xml:space="preserve"> Angular 21, TypeScript, Tailwind CSS, Vitest, Playwright, axe-core, ESLint, Prettier, Husky, Angular CLI, pnpm workspaces, Turborepo, Changesets, GitHub Actions</w:t>
       </w:r>
     </w:p>
     <w:p>
@@ -4574,7 +4574,7 @@
           <w:color w:val="444444"/>
           <w:sz w:val="19"/>
         </w:rPr>
-        <w:t xml:space="preserve"> Angular 21, TypeScript 5.7+, Python 3.12, FastAPI, PostgreSQL 17, Redis 8, SQLAlchemy 2.0, Lexical, Tailwind CSS 4, Docker, Docker Compose, Poetry, pnpm, WebSockets, JWT, Pydantic, Alembic, Git, GitHub Actions</w:t>
+        <w:t xml:space="preserve"> Angular 21, TypeScript 5.7+, Tailwind CSS 4, Lexical, WebSockets, Python 3.12, FastAPI, Pydantic, JWT, PostgreSQL 17, SQLAlchemy 2.0, Alembic, Redis 8, Poetry, pnpm, Git, Docker, Docker Compose, GitHub Actions</w:t>
       </w:r>
     </w:p>
     <w:p>
@@ -4967,7 +4967,7 @@
           <w:color w:val="444444"/>
           <w:sz w:val="19"/>
         </w:rPr>
-        <w:t xml:space="preserve"> Next.js 13, React 18, TypeScript, Prisma, PostgreSQL, NextAuth.js, Tailwind CSS, Turborepo, Yarn Workspaces, OAuth, Discord API, Git, GitHub Actions</w:t>
+        <w:t xml:space="preserve"> Next.js 13, React 18, TypeScript, Tailwind CSS, NextAuth.js, OAuth, Discord API, PostgreSQL, Prisma, Turborepo, Yarn Workspaces, Git, GitHub Actions</w:t>
       </w:r>
     </w:p>
     <w:p>
@@ -5353,7 +5353,7 @@
           <w:color w:val="444444"/>
           <w:sz w:val="19"/>
         </w:rPr>
-        <w:t xml:space="preserve"> Angular 21, TypeScript, Express.js, Prisma, PostgreSQL, JWT, Passport.js, TanStack Table, Luxon, Tailwind CSS, Docker, pnpm</w:t>
+        <w:t xml:space="preserve"> Angular 21, TypeScript, TanStack Table, Luxon, Tailwind CSS, Express.js, Passport.js, JWT, PostgreSQL, Prisma, pnpm, Docker</w:t>
       </w:r>
     </w:p>
     <w:p>

--- a/assets/najih-driss-cv-np-en-long.docx
+++ b/assets/najih-driss-cv-np-en-long.docx
@@ -634,7 +634,7 @@
           <w:color w:val="57606a"/>
           <w:sz w:val="20"/>
         </w:rPr>
-        <w:t xml:space="preserve">September 2023 – Present (3 years 1 month)</w:t>
+        <w:t xml:space="preserve">September 2023 – Present (3 years 2 months)</w:t>
       </w:r>
     </w:p>
     <w:p>
@@ -1297,6 +1297,114 @@
       <w:r>
         <w:rPr/>
         <w:t xml:space="preserve"> for developers to bootstrap model access, credentials, MCP configuration and skill bundles, bringing consistency to how AI tooling is adopted across teams</w:t>
+      </w:r>
+    </w:p>
+    <w:p>
+      <w:pPr>
+        <w:numPr>
+          <w:ilvl w:val="0"/>
+          <w:numId w:val="4"/>
+        </w:numPr>
+        <w:spacing w:lineRule="auto"/>
+      </w:pPr>
+      <w:r>
+        <w:rPr/>
+        <w:t xml:space="preserve">Built </w:t>
+      </w:r>
+      <w:r>
+        <w:rPr>
+          <w:b/>
+        </w:rPr>
+        <w:t xml:space="preserve">xHarness</w:t>
+      </w:r>
+      <w:r>
+        <w:rPr/>
+        <w:t xml:space="preserve">, a benchmarking platform comparing </w:t>
+      </w:r>
+      <w:r>
+        <w:rPr>
+          <w:b/>
+        </w:rPr>
+        <w:t xml:space="preserve">coding agents</w:t>
+      </w:r>
+      <w:r>
+        <w:rPr/>
+        <w:t xml:space="preserve"> (Claude Code, Codex, OpenCode) across model tiers (Opus, Sonnet, GPT Sol, GPT Terra) on the public </w:t>
+      </w:r>
+      <w:r>
+        <w:rPr>
+          <w:b/>
+        </w:rPr>
+        <w:t xml:space="preserve">SWE-bench</w:t>
+      </w:r>
+      <w:r>
+        <w:rPr/>
+        <w:t xml:space="preserve"> framework, orchestrating parallel runs in </w:t>
+      </w:r>
+      <w:r>
+        <w:rPr>
+          <w:b/>
+        </w:rPr>
+        <w:t xml:space="preserve">Docker</w:t>
+      </w:r>
+      <w:r>
+        <w:rPr/>
+        <w:t xml:space="preserve"> with a </w:t>
+      </w:r>
+      <w:r>
+        <w:rPr>
+          <w:b/>
+        </w:rPr>
+        <w:t xml:space="preserve">cost and usage dashboard</w:t>
+      </w:r>
+    </w:p>
+    <w:p>
+      <w:pPr>
+        <w:numPr>
+          <w:ilvl w:val="0"/>
+          <w:numId w:val="4"/>
+        </w:numPr>
+        <w:spacing w:lineRule="auto"/>
+      </w:pPr>
+      <w:r>
+        <w:rPr/>
+        <w:t xml:space="preserve">Built </w:t>
+      </w:r>
+      <w:r>
+        <w:rPr>
+          <w:b/>
+        </w:rPr>
+        <w:t xml:space="preserve">xShifu</w:t>
+      </w:r>
+      <w:r>
+        <w:rPr/>
+        <w:t xml:space="preserve">, a </w:t>
+      </w:r>
+      <w:r>
+        <w:rPr>
+          <w:b/>
+        </w:rPr>
+        <w:t xml:space="preserve">session analytics tool</w:t>
+      </w:r>
+      <w:r>
+        <w:rPr/>
+        <w:t xml:space="preserve"> that analyses developers' local </w:t>
+      </w:r>
+      <w:r>
+        <w:rPr>
+          <w:b/>
+        </w:rPr>
+        <w:t xml:space="preserve">Claude Code and Codex sessions</w:t>
+      </w:r>
+      <w:r>
+        <w:rPr/>
+        <w:t xml:space="preserve"> to surface how they use coding agents, flag wasteful habits and give </w:t>
+      </w:r>
+      <w:r>
+        <w:rPr>
+          <w:b/>
+        </w:rPr>
+        <w:t xml:space="preserve">actionable recommendations to cut token consumption</w:t>
       </w:r>
     </w:p>
     <w:p>
@@ -3024,7 +3132,7 @@
           <w:b/>
           <w:sz w:val="21"/>
         </w:rPr>
-        <w:t xml:space="preserve">Tauri (Rust) and Angular 20</w:t>
+        <w:t xml:space="preserve">Tauri (Rust) and Angular 22</w:t>
       </w:r>
       <w:r>
         <w:rPr>
@@ -3085,7 +3193,7 @@
         <w:rPr>
           <w:b/>
         </w:rPr>
-        <w:t xml:space="preserve">Angular 20</w:t>
+        <w:t xml:space="preserve">Angular 22</w:t>
       </w:r>
       <w:r>
         <w:rPr/>
@@ -3376,7 +3484,7 @@
           <w:color w:val="444444"/>
           <w:sz w:val="19"/>
         </w:rPr>
-        <w:t xml:space="preserve"> Angular 20, TypeScript, RxJS, CodeMirror 6, Lexical, Tauri 2, Rust, Vitest, Playwright, GitHub Actions</w:t>
+        <w:t xml:space="preserve"> Angular 22, TypeScript, RxJS, CodeMirror 6, Lexical, Tauri 2, Rust, Vitest, Playwright, GitHub Actions</w:t>
       </w:r>
     </w:p>
     <w:p>
@@ -3924,7 +4032,7 @@
           <w:b/>
           <w:sz w:val="21"/>
         </w:rPr>
-        <w:t xml:space="preserve">Angular 21</w:t>
+        <w:t xml:space="preserve">Angular 22</w:t>
       </w:r>
       <w:r>
         <w:rPr>
@@ -4028,7 +4136,7 @@
         <w:rPr>
           <w:b/>
         </w:rPr>
-        <w:t xml:space="preserve">60+ standalone Angular 21 components</w:t>
+        <w:t xml:space="preserve">60+ standalone Angular 22 components</w:t>
       </w:r>
       <w:r>
         <w:rPr/>
@@ -4224,7 +4332,7 @@
           <w:color w:val="444444"/>
           <w:sz w:val="19"/>
         </w:rPr>
-        <w:t xml:space="preserve"> Angular 21, TypeScript, Tailwind CSS, Vitest, Playwright, axe-core, ESLint, Prettier, Husky, Angular CLI, pnpm workspaces, Turborepo, Changesets, GitHub Actions</w:t>
+        <w:t xml:space="preserve"> Angular 22, TypeScript, Tailwind CSS, Vitest, Playwright, axe-core, ESLint, Prettier, Husky, Angular CLI, pnpm workspaces, Turborepo, Changesets, GitHub Actions</w:t>
       </w:r>
     </w:p>
     <w:p>

--- a/assets/najih-driss-cv-np-en-long.docx
+++ b/assets/najih-driss-cv-np-en-long.docx
@@ -622,7 +622,7 @@
           <w:color w:val="0d1117"/>
           <w:sz w:val="22"/>
         </w:rPr>
-        <w:t xml:space="preserve">Amundi ITS — Senior Full Stack Developer (Angular / Java)</w:t>
+        <w:t xml:space="preserve">TotalEnergies — Senior Full Stack AI Developer (TypeScript / Python)</w:t>
       </w:r>
     </w:p>
     <w:p>
@@ -634,7 +634,7 @@
           <w:color w:val="57606a"/>
           <w:sz w:val="20"/>
         </w:rPr>
-        <w:t xml:space="preserve">September 2023 – Present (3 years 2 months)</w:t>
+        <w:t xml:space="preserve">November 2026 – Present (1 month)</w:t>
       </w:r>
     </w:p>
     <w:p>
@@ -650,35 +650,16 @@
       </w:r>
       <w:r>
         <w:rPr>
-          <w:sz w:val="21"/>
-        </w:rPr>
-        <w:t xml:space="preserve"> Amundi ITS develops shared platforms and frameworks used by multiple internal and client-facing applications. A major product is the </w:t>
-      </w:r>
-      <w:r>
-        <w:rPr>
-          <w:b/>
-          <w:sz w:val="21"/>
-        </w:rPr>
-        <w:t xml:space="preserve">Maestro framework</w:t>
-      </w:r>
-      <w:r>
-        <w:rPr>
-          <w:sz w:val="21"/>
-        </w:rPr>
-        <w:t xml:space="preserve">, an Angular-based solution enabling backend teams to rapidly integrate consistent, enterprise-grade user interfaces.</w:t>
-      </w:r>
-    </w:p>
-    <w:p>
-      <w:pPr>
-        <w:pStyle w:val="Heading4"/>
-        <w:spacing w:lineRule="auto"/>
-      </w:pPr>
-      <w:r>
-        <w:rPr>
-          <w:color w:val="0d1117"/>
-          <w:sz w:val="20"/>
-        </w:rPr>
-        <w:t xml:space="preserve">Framework Team</w:t>
+          <w:b/>
+          <w:sz w:val="21"/>
+        </w:rPr>
+        <w:t xml:space="preserve">TotalEnergies Digital Factory</w:t>
+      </w:r>
+      <w:r>
+        <w:rPr>
+          <w:sz w:val="21"/>
+        </w:rPr>
+        <w:t xml:space="preserve"> — the group's in-house unit building digital products used across the company.</w:t>
       </w:r>
     </w:p>
     <w:p>
@@ -691,17 +672,23 @@
       </w:pPr>
       <w:r>
         <w:rPr/>
-        <w:t xml:space="preserve">Maintained and evolved the </w:t>
-      </w:r>
-      <w:r>
-        <w:rPr>
-          <w:b/>
-        </w:rPr>
-        <w:t xml:space="preserve">Maestro Angular framework</w:t>
-      </w:r>
-      <w:r>
-        <w:rPr/>
-        <w:t xml:space="preserve"> used by multiple internal and client-facing applications</w:t>
+        <w:t xml:space="preserve">Full stack development of </w:t>
+      </w:r>
+      <w:r>
+        <w:rPr>
+          <w:b/>
+        </w:rPr>
+        <w:t xml:space="preserve">AI-powered applications</w:t>
+      </w:r>
+      <w:r>
+        <w:rPr/>
+        <w:t xml:space="preserve">, across </w:t>
+      </w:r>
+      <w:r>
+        <w:rPr>
+          <w:b/>
+        </w:rPr>
+        <w:t xml:space="preserve">back end and front end</w:t>
       </w:r>
     </w:p>
     <w:p>
@@ -714,795 +701,13 @@
       </w:pPr>
       <w:r>
         <w:rPr/>
-        <w:t xml:space="preserve">Actively participated in </w:t>
-      </w:r>
-      <w:r>
-        <w:rPr>
-          <w:b/>
-        </w:rPr>
-        <w:t xml:space="preserve">major Angular version migrations (15 → 18 → 20)</w:t>
-      </w:r>
-      <w:r>
-        <w:rPr/>
-        <w:t xml:space="preserve">, including component upgrades, dependency updates, and adoption of new framework capabilities (Signals, Standalone Components, etc.)</w:t>
-      </w:r>
-    </w:p>
-    <w:p>
-      <w:pPr>
-        <w:numPr>
-          <w:ilvl w:val="0"/>
-          <w:numId w:val="2"/>
-        </w:numPr>
-        <w:spacing w:lineRule="auto"/>
-      </w:pPr>
-      <w:r>
-        <w:rPr/>
-        <w:t xml:space="preserve">Designed and developed </w:t>
-      </w:r>
-      <w:r>
-        <w:rPr>
-          <w:b/>
-        </w:rPr>
-        <w:t xml:space="preserve">major reusable Angular components</w:t>
-      </w:r>
-      <w:r>
-        <w:rPr/>
-        <w:t xml:space="preserve"> integrated into the framework (forms, data grids, navigation, layouts, etc.)</w:t>
-      </w:r>
-    </w:p>
-    <w:p>
-      <w:pPr>
-        <w:numPr>
-          <w:ilvl w:val="0"/>
-          <w:numId w:val="2"/>
-        </w:numPr>
-        <w:spacing w:lineRule="auto"/>
-      </w:pPr>
-      <w:r>
-        <w:rPr/>
-        <w:t xml:space="preserve">Co-designed the </w:t>
-      </w:r>
-      <w:r>
-        <w:rPr>
-          <w:b/>
-        </w:rPr>
-        <w:t xml:space="preserve">framework architecture</w:t>
-      </w:r>
-      <w:r>
-        <w:rPr/>
-        <w:t xml:space="preserve"> for compatibility with </w:t>
-      </w:r>
-      <w:r>
-        <w:rPr>
-          <w:b/>
-        </w:rPr>
-        <w:t xml:space="preserve">micro-frontend environments</w:t>
-      </w:r>
-      <w:r>
-        <w:rPr/>
-        <w:t xml:space="preserve">, enabling smoother integration into modular and distributed applications</w:t>
-      </w:r>
-    </w:p>
-    <w:p>
-      <w:pPr>
-        <w:numPr>
-          <w:ilvl w:val="0"/>
-          <w:numId w:val="2"/>
-        </w:numPr>
-        <w:spacing w:lineRule="auto"/>
-      </w:pPr>
-      <w:r>
-        <w:rPr/>
-        <w:t xml:space="preserve">Managed versioning and delivery of framework releases, ensuring stability for consuming teams</w:t>
-      </w:r>
-    </w:p>
-    <w:p>
-      <w:pPr>
-        <w:numPr>
-          <w:ilvl w:val="0"/>
-          <w:numId w:val="2"/>
-        </w:numPr>
-        <w:spacing w:lineRule="auto"/>
-      </w:pPr>
-      <w:r>
-        <w:rPr/>
-        <w:t xml:space="preserve">Ensured component quality, accessibility, and adherence to Angular best practices</w:t>
-      </w:r>
-    </w:p>
-    <w:p>
-      <w:pPr>
-        <w:numPr>
-          <w:ilvl w:val="0"/>
-          <w:numId w:val="2"/>
-        </w:numPr>
-        <w:spacing w:lineRule="auto"/>
-      </w:pPr>
-      <w:r>
-        <w:rPr/>
-        <w:t xml:space="preserve">Provided </w:t>
-      </w:r>
-      <w:r>
-        <w:rPr>
-          <w:b/>
-        </w:rPr>
-        <w:t xml:space="preserve">level 3 support</w:t>
-      </w:r>
-      <w:r>
-        <w:rPr/>
-        <w:t xml:space="preserve"> to application teams integrating the framework</w:t>
-      </w:r>
-    </w:p>
-    <w:p>
-      <w:pPr>
-        <w:numPr>
-          <w:ilvl w:val="0"/>
-          <w:numId w:val="2"/>
-        </w:numPr>
-        <w:spacing w:lineRule="auto"/>
-      </w:pPr>
-      <w:r>
-        <w:rPr/>
-        <w:t xml:space="preserve">Partnered with product owners and UX designers to translate business needs into scalable UI components</w:t>
-      </w:r>
-    </w:p>
-    <w:p>
-      <w:pPr>
-        <w:pStyle w:val="Heading4"/>
-        <w:spacing w:lineRule="auto"/>
-      </w:pPr>
-      <w:r>
-        <w:rPr>
-          <w:color w:val="0d1117"/>
-          <w:sz w:val="20"/>
-        </w:rPr>
-        <w:t xml:space="preserve">Lowcode Team</w:t>
-      </w:r>
-    </w:p>
-    <w:p>
-      <w:pPr>
-        <w:numPr>
-          <w:ilvl w:val="0"/>
-          <w:numId w:val="3"/>
-        </w:numPr>
-        <w:spacing w:lineRule="auto"/>
-      </w:pPr>
-      <w:r>
-        <w:rPr/>
-        <w:t xml:space="preserve">Delivered a </w:t>
-      </w:r>
-      <w:r>
-        <w:rPr>
-          <w:b/>
-        </w:rPr>
-        <w:t xml:space="preserve">drag &amp; drop, no-code interface</w:t>
-      </w:r>
-      <w:r>
-        <w:rPr/>
-        <w:t xml:space="preserve"> enabling teams to compose screens visually without writing code</w:t>
-      </w:r>
-    </w:p>
-    <w:p>
-      <w:pPr>
-        <w:numPr>
-          <w:ilvl w:val="0"/>
-          <w:numId w:val="3"/>
-        </w:numPr>
-        <w:spacing w:lineRule="auto"/>
-      </w:pPr>
-      <w:r>
-        <w:rPr/>
-        <w:t xml:space="preserve">Created the </w:t>
-      </w:r>
-      <w:r>
-        <w:rPr>
-          <w:b/>
-        </w:rPr>
-        <w:t xml:space="preserve">low-code library</w:t>
-      </w:r>
-      <w:r>
-        <w:rPr/>
-        <w:t xml:space="preserve"> powering the Web Designer — a </w:t>
-      </w:r>
-      <w:r>
-        <w:rPr>
-          <w:b/>
-        </w:rPr>
-        <w:t xml:space="preserve">descriptor-pattern engine</w:t>
-      </w:r>
-      <w:r>
-        <w:rPr/>
-        <w:t xml:space="preserve"> where screens, components and behaviors are defined declaratively via structured </w:t>
-      </w:r>
-      <w:r>
-        <w:rPr>
-          <w:b/>
-        </w:rPr>
-        <w:t xml:space="preserve">JSON</w:t>
-      </w:r>
-    </w:p>
-    <w:p>
-      <w:pPr>
-        <w:numPr>
-          <w:ilvl w:val="0"/>
-          <w:numId w:val="3"/>
-        </w:numPr>
-        <w:spacing w:lineRule="auto"/>
-      </w:pPr>
-      <w:r>
-        <w:rPr/>
-        <w:t xml:space="preserve">Redesigned a rigid declarative system into a </w:t>
-      </w:r>
-      <w:r>
-        <w:rPr>
-          <w:b/>
-        </w:rPr>
-        <w:t xml:space="preserve">more scalable and maintainable architecture</w:t>
-      </w:r>
-    </w:p>
-    <w:p>
-      <w:pPr>
-        <w:numPr>
-          <w:ilvl w:val="0"/>
-          <w:numId w:val="3"/>
-        </w:numPr>
-        <w:spacing w:lineRule="auto"/>
-      </w:pPr>
-      <w:r>
-        <w:rPr/>
-        <w:t xml:space="preserve">Maintained and evolved the low-code platform (bug fixes, refactoring, performance improvements, new features)</w:t>
-      </w:r>
-    </w:p>
-    <w:p>
-      <w:pPr>
-        <w:numPr>
-          <w:ilvl w:val="0"/>
-          <w:numId w:val="3"/>
-        </w:numPr>
-        <w:spacing w:lineRule="auto"/>
-      </w:pPr>
-      <w:r>
-        <w:rPr/>
-        <w:t xml:space="preserve">Led or supported the </w:t>
-      </w:r>
-      <w:r>
-        <w:rPr>
-          <w:b/>
-        </w:rPr>
-        <w:t xml:space="preserve">migration of three existing client applications</w:t>
-      </w:r>
-      <w:r>
-        <w:rPr/>
-        <w:t xml:space="preserve"> onto the low-code platform, acting as the platform-side referent for each team</w:t>
-      </w:r>
-    </w:p>
-    <w:p>
-      <w:pPr>
-        <w:numPr>
-          <w:ilvl w:val="0"/>
-          <w:numId w:val="3"/>
-        </w:numPr>
-        <w:spacing w:lineRule="auto"/>
-      </w:pPr>
-      <w:r>
-        <w:rPr>
-          <w:b/>
-        </w:rPr>
-        <w:t xml:space="preserve">Siebel migration (ESR team)</w:t>
-      </w:r>
-      <w:r>
-        <w:rPr/>
-        <w:t xml:space="preserve"> — migrated an </w:t>
-      </w:r>
-      <w:r>
-        <w:rPr>
-          <w:b/>
-        </w:rPr>
-        <w:t xml:space="preserve">Oracle Siebel legacy application</w:t>
-      </w:r>
-      <w:r>
-        <w:rPr/>
-        <w:t xml:space="preserve"> onto the low-code platform, rebuilding its screens as declarative descriptors</w:t>
-      </w:r>
-    </w:p>
-    <w:p>
-      <w:pPr>
-        <w:numPr>
-          <w:ilvl w:val="0"/>
-          <w:numId w:val="3"/>
-        </w:numPr>
-        <w:spacing w:lineRule="auto"/>
-      </w:pPr>
-      <w:r>
-        <w:rPr>
-          <w:b/>
-        </w:rPr>
-        <w:t xml:space="preserve">Alto team</w:t>
-      </w:r>
-      <w:r>
-        <w:rPr/>
-        <w:t xml:space="preserve"> — migrated the application from the </w:t>
-      </w:r>
-      <w:r>
-        <w:rPr>
-          <w:b/>
-        </w:rPr>
-        <w:t xml:space="preserve">legacy descriptor format to the new descriptor architecture</w:t>
-      </w:r>
-      <w:r>
-        <w:rPr/>
-        <w:t xml:space="preserve">, defining the migration path and supporting the team through breaking changes</w:t>
-      </w:r>
-    </w:p>
-    <w:p>
-      <w:pPr>
-        <w:numPr>
-          <w:ilvl w:val="0"/>
-          <w:numId w:val="3"/>
-        </w:numPr>
-        <w:spacing w:lineRule="auto"/>
-      </w:pPr>
-      <w:r>
-        <w:rPr>
-          <w:b/>
-        </w:rPr>
-        <w:t xml:space="preserve">Dashboard</w:t>
-      </w:r>
-      <w:r>
-        <w:rPr/>
-        <w:t xml:space="preserve"> — delivered the application as the </w:t>
-      </w:r>
-      <w:r>
-        <w:rPr>
-          <w:b/>
-        </w:rPr>
-        <w:t xml:space="preserve">Web Designer candidate</w:t>
-      </w:r>
-      <w:r>
-        <w:rPr/>
-        <w:t xml:space="preserve">, validating the designer end to end from visual composition to generated JSON descriptors</w:t>
-      </w:r>
-    </w:p>
-    <w:p>
-      <w:pPr>
-        <w:numPr>
-          <w:ilvl w:val="0"/>
-          <w:numId w:val="3"/>
-        </w:numPr>
-        <w:spacing w:lineRule="auto"/>
-      </w:pPr>
-      <w:r>
-        <w:rPr/>
-        <w:t xml:space="preserve">Also re-platformed a </w:t>
-      </w:r>
-      <w:r>
-        <w:rPr>
-          <w:b/>
-        </w:rPr>
-        <w:t xml:space="preserve">legacy Java desktop client to the web</w:t>
-      </w:r>
-      <w:r>
-        <w:rPr/>
-        <w:t xml:space="preserve"> and moved critical business components (Employee Savings Plan) off legacy tooling</w:t>
-      </w:r>
-    </w:p>
-    <w:p>
-      <w:pPr>
-        <w:numPr>
-          <w:ilvl w:val="0"/>
-          <w:numId w:val="3"/>
-        </w:numPr>
-        <w:spacing w:lineRule="auto"/>
-      </w:pPr>
-      <w:r>
-        <w:rPr/>
-        <w:t xml:space="preserve">Contributed to the </w:t>
-      </w:r>
-      <w:r>
-        <w:rPr>
-          <w:b/>
-        </w:rPr>
-        <w:t xml:space="preserve">architecture of client applications</w:t>
-      </w:r>
-      <w:r>
-        <w:rPr/>
-        <w:t xml:space="preserve"> from other teams, providing technical expertise and best practices</w:t>
-      </w:r>
-    </w:p>
-    <w:p>
-      <w:pPr>
-        <w:numPr>
-          <w:ilvl w:val="0"/>
-          <w:numId w:val="3"/>
-        </w:numPr>
-        <w:spacing w:lineRule="auto"/>
-      </w:pPr>
-      <w:r>
-        <w:rPr/>
-        <w:t xml:space="preserve">Built the </w:t>
-      </w:r>
-      <w:r>
-        <w:rPr>
-          <w:b/>
-        </w:rPr>
-        <w:t xml:space="preserve">Web Designer from scratch</w:t>
-      </w:r>
-      <w:r>
-        <w:rPr/>
-        <w:t xml:space="preserve"> with an </w:t>
-      </w:r>
-      <w:r>
-        <w:rPr>
-          <w:b/>
-        </w:rPr>
-        <w:t xml:space="preserve">AI agent</w:t>
-      </w:r>
-      <w:r>
-        <w:rPr/>
-        <w:t xml:space="preserve"> for </w:t>
-      </w:r>
-      <w:r>
-        <w:rPr>
-          <w:b/>
-        </w:rPr>
-        <w:t xml:space="preserve">natural-language generation of web applications</w:t>
-      </w:r>
-      <w:r>
-        <w:rPr/>
-        <w:t xml:space="preserve"> — describe a screen, it scaffolds the JSON-defined views, components and bindings</w:t>
-      </w:r>
-    </w:p>
-    <w:p>
-      <w:pPr>
-        <w:numPr>
-          <w:ilvl w:val="0"/>
-          <w:numId w:val="3"/>
-        </w:numPr>
-        <w:spacing w:lineRule="auto"/>
-      </w:pPr>
-      <w:r>
-        <w:rPr/>
-        <w:t xml:space="preserve">Defined the product </w:t>
-      </w:r>
-      <w:r>
-        <w:rPr>
-          <w:b/>
-        </w:rPr>
-        <w:t xml:space="preserve">UX in close collaboration with the Product Owner</w:t>
-      </w:r>
-      <w:r>
-        <w:rPr/>
-        <w:t xml:space="preserve">, shaping user flows and interaction patterns end to end</w:t>
-      </w:r>
-    </w:p>
-    <w:p>
-      <w:pPr>
-        <w:pStyle w:val="Heading4"/>
-        <w:spacing w:lineRule="auto"/>
-      </w:pPr>
-      <w:r>
-        <w:rPr>
-          <w:color w:val="0d1117"/>
-          <w:sz w:val="20"/>
-        </w:rPr>
-        <w:t xml:space="preserve">AI Tooling Team — Vibe Toolbox (current)</w:t>
-      </w:r>
-    </w:p>
-    <w:p>
-      <w:pPr>
-        <w:numPr>
-          <w:ilvl w:val="0"/>
-          <w:numId w:val="4"/>
-        </w:numPr>
-        <w:spacing w:lineRule="auto"/>
-      </w:pPr>
-      <w:r>
-        <w:rPr/>
-        <w:t xml:space="preserve">Building the </w:t>
-      </w:r>
-      <w:r>
-        <w:rPr>
-          <w:b/>
-        </w:rPr>
-        <w:t xml:space="preserve">Vibe Toolbox</w:t>
-      </w:r>
-      <w:r>
-        <w:rPr/>
-        <w:t xml:space="preserve">, an internal </w:t>
-      </w:r>
-      <w:r>
-        <w:rPr>
-          <w:b/>
-        </w:rPr>
-        <w:t xml:space="preserve">Electron + Angular</w:t>
-      </w:r>
-      <w:r>
-        <w:rPr/>
-        <w:t xml:space="preserve"> desktop app </w:t>
-      </w:r>
-      <w:r>
-        <w:rPr>
-          <w:b/>
-        </w:rPr>
-        <w:t xml:space="preserve">provisioning AI-ready dev environments</w:t>
-      </w:r>
-      <w:r>
-        <w:rPr/>
-        <w:t xml:space="preserve"> (agent skills, MCP servers), cutting time-to-productivity from days to minutes</w:t>
-      </w:r>
-    </w:p>
-    <w:p>
-      <w:pPr>
-        <w:numPr>
-          <w:ilvl w:val="0"/>
-          <w:numId w:val="4"/>
-        </w:numPr>
-        <w:spacing w:lineRule="auto"/>
-      </w:pPr>
-      <w:r>
-        <w:rPr/>
-        <w:t xml:space="preserve">Implemented </w:t>
-      </w:r>
-      <w:r>
-        <w:rPr>
-          <w:b/>
-        </w:rPr>
-        <w:t xml:space="preserve">skills management</w:t>
-      </w:r>
-      <w:r>
-        <w:rPr/>
-        <w:t xml:space="preserve"> — installation, versioning and sharing of reusable AI skills (prompts, workflows, agent definitions) so teams adopt validated patterns instead of rebuilding them per project</w:t>
-      </w:r>
-    </w:p>
-    <w:p>
-      <w:pPr>
-        <w:numPr>
-          <w:ilvl w:val="0"/>
-          <w:numId w:val="4"/>
-        </w:numPr>
-        <w:spacing w:lineRule="auto"/>
-      </w:pPr>
-      <w:r>
-        <w:rPr/>
-        <w:t xml:space="preserve">Built </w:t>
-      </w:r>
-      <w:r>
-        <w:rPr>
-          <w:b/>
-        </w:rPr>
-        <w:t xml:space="preserve">marketplace mechanics</w:t>
-      </w:r>
-      <w:r>
-        <w:rPr/>
-        <w:t xml:space="preserve"> for AI skills and agents, supporting discovery, packaging and lifecycle management with role-based governance suited to enterprise use</w:t>
-      </w:r>
-    </w:p>
-    <w:p>
-      <w:pPr>
-        <w:numPr>
-          <w:ilvl w:val="0"/>
-          <w:numId w:val="4"/>
-        </w:numPr>
-        <w:spacing w:lineRule="auto"/>
-      </w:pPr>
-      <w:r>
-        <w:rPr/>
-        <w:t xml:space="preserve">Designed the toolbox as a </w:t>
-      </w:r>
-      <w:r>
-        <w:rPr>
-          <w:b/>
-        </w:rPr>
-        <w:t xml:space="preserve">single entry point</w:t>
-      </w:r>
-      <w:r>
-        <w:rPr/>
-        <w:t xml:space="preserve"> for developers to bootstrap model access, credentials, MCP configuration and skill bundles, bringing consistency to how AI tooling is adopted across teams</w:t>
-      </w:r>
-    </w:p>
-    <w:p>
-      <w:pPr>
-        <w:numPr>
-          <w:ilvl w:val="0"/>
-          <w:numId w:val="4"/>
-        </w:numPr>
-        <w:spacing w:lineRule="auto"/>
-      </w:pPr>
-      <w:r>
-        <w:rPr/>
-        <w:t xml:space="preserve">Built </w:t>
-      </w:r>
-      <w:r>
-        <w:rPr>
-          <w:b/>
-        </w:rPr>
-        <w:t xml:space="preserve">xHarness</w:t>
-      </w:r>
-      <w:r>
-        <w:rPr/>
-        <w:t xml:space="preserve">, a benchmarking platform comparing </w:t>
-      </w:r>
-      <w:r>
-        <w:rPr>
-          <w:b/>
-        </w:rPr>
-        <w:t xml:space="preserve">coding agents</w:t>
-      </w:r>
-      <w:r>
-        <w:rPr/>
-        <w:t xml:space="preserve"> (Claude Code, Codex, OpenCode) across model tiers (Opus, Sonnet, GPT Sol, GPT Terra) on the public </w:t>
-      </w:r>
-      <w:r>
-        <w:rPr>
-          <w:b/>
-        </w:rPr>
-        <w:t xml:space="preserve">SWE-bench</w:t>
-      </w:r>
-      <w:r>
-        <w:rPr/>
-        <w:t xml:space="preserve"> framework, orchestrating parallel runs in </w:t>
-      </w:r>
-      <w:r>
-        <w:rPr>
-          <w:b/>
-        </w:rPr>
-        <w:t xml:space="preserve">Docker</w:t>
-      </w:r>
-      <w:r>
-        <w:rPr/>
-        <w:t xml:space="preserve"> with a </w:t>
-      </w:r>
-      <w:r>
-        <w:rPr>
-          <w:b/>
-        </w:rPr>
-        <w:t xml:space="preserve">cost and usage dashboard</w:t>
-      </w:r>
-    </w:p>
-    <w:p>
-      <w:pPr>
-        <w:numPr>
-          <w:ilvl w:val="0"/>
-          <w:numId w:val="4"/>
-        </w:numPr>
-        <w:spacing w:lineRule="auto"/>
-      </w:pPr>
-      <w:r>
-        <w:rPr/>
-        <w:t xml:space="preserve">Built </w:t>
-      </w:r>
-      <w:r>
-        <w:rPr>
-          <w:b/>
-        </w:rPr>
-        <w:t xml:space="preserve">xShifu</w:t>
-      </w:r>
-      <w:r>
-        <w:rPr/>
-        <w:t xml:space="preserve">, a </w:t>
-      </w:r>
-      <w:r>
-        <w:rPr>
-          <w:b/>
-        </w:rPr>
-        <w:t xml:space="preserve">session analytics tool</w:t>
-      </w:r>
-      <w:r>
-        <w:rPr/>
-        <w:t xml:space="preserve"> that analyses developers' local </w:t>
-      </w:r>
-      <w:r>
-        <w:rPr>
-          <w:b/>
-        </w:rPr>
-        <w:t xml:space="preserve">Claude Code and Codex sessions</w:t>
-      </w:r>
-      <w:r>
-        <w:rPr/>
-        <w:t xml:space="preserve"> to surface how they use coding agents, flag wasteful habits and give </w:t>
-      </w:r>
-      <w:r>
-        <w:rPr>
-          <w:b/>
-        </w:rPr>
-        <w:t xml:space="preserve">actionable recommendations to cut token consumption</w:t>
-      </w:r>
-    </w:p>
-    <w:p>
-      <w:pPr>
-        <w:pStyle w:val="Heading4"/>
-        <w:spacing w:lineRule="auto"/>
-      </w:pPr>
-      <w:r>
-        <w:rPr>
-          <w:color w:val="0d1117"/>
-          <w:sz w:val="20"/>
-        </w:rPr>
-        <w:t xml:space="preserve">Cross-team contributions</w:t>
-      </w:r>
-    </w:p>
-    <w:p>
-      <w:pPr>
-        <w:numPr>
-          <w:ilvl w:val="0"/>
-          <w:numId w:val="5"/>
-        </w:numPr>
-        <w:spacing w:lineRule="auto"/>
-      </w:pPr>
-      <w:r>
-        <w:rPr/>
-        <w:t xml:space="preserve">Designed, built and published multiple </w:t>
-      </w:r>
-      <w:r>
-        <w:rPr>
-          <w:b/>
-        </w:rPr>
-        <w:t xml:space="preserve">internal Java and JavaScript packages</w:t>
-      </w:r>
-      <w:r>
-        <w:rPr/>
-        <w:t xml:space="preserve"> (libraries, shared utilities, framework modules) consumed by Maestro and downstream application teams</w:t>
-      </w:r>
-    </w:p>
-    <w:p>
-      <w:pPr>
-        <w:numPr>
-          <w:ilvl w:val="0"/>
-          <w:numId w:val="5"/>
-        </w:numPr>
-        <w:spacing w:lineRule="auto"/>
-      </w:pPr>
-      <w:r>
-        <w:rPr/>
-        <w:t xml:space="preserve">Set up and maintained </w:t>
-      </w:r>
-      <w:r>
-        <w:rPr>
-          <w:b/>
-        </w:rPr>
-        <w:t xml:space="preserve">automated CI/CD pipelines</w:t>
-      </w:r>
-      <w:r>
-        <w:rPr/>
-        <w:t xml:space="preserve"> (GitLab CI, Jenkins) covering build, lint, tests, coverage and release of framework and low-code artifacts</w:t>
-      </w:r>
-    </w:p>
-    <w:p>
-      <w:pPr>
-        <w:numPr>
-          <w:ilvl w:val="0"/>
-          <w:numId w:val="5"/>
-        </w:numPr>
-        <w:spacing w:lineRule="auto"/>
-      </w:pPr>
-      <w:r>
-        <w:rPr/>
-        <w:t xml:space="preserve">Ensured </w:t>
-      </w:r>
-      <w:r>
-        <w:rPr>
-          <w:b/>
-        </w:rPr>
-        <w:t xml:space="preserve">strong test coverage</w:t>
-      </w:r>
-      <w:r>
-        <w:rPr/>
-        <w:t xml:space="preserve"> across frontend and backend with </w:t>
-      </w:r>
-      <w:r>
-        <w:rPr>
-          <w:b/>
-        </w:rPr>
-        <w:t xml:space="preserve">JaCoCo</w:t>
-      </w:r>
-      <w:r>
-        <w:rPr/>
-        <w:t xml:space="preserve"> (Java), </w:t>
-      </w:r>
-      <w:r>
-        <w:rPr>
-          <w:b/>
-        </w:rPr>
-        <w:t xml:space="preserve">Karma</w:t>
+        <w:t xml:space="preserve">Services and interfaces built mainly in </w:t>
+      </w:r>
+      <w:r>
+        <w:rPr>
+          <w:b/>
+        </w:rPr>
+        <w:t xml:space="preserve">TypeScript</w:t>
       </w:r>
       <w:r>
         <w:rPr/>
@@ -1512,135 +717,7 @@
         <w:rPr>
           <w:b/>
         </w:rPr>
-        <w:t xml:space="preserve">Jest</w:t>
-      </w:r>
-      <w:r>
-        <w:rPr/>
-        <w:t xml:space="preserve"> (Angular/TypeScript), plus </w:t>
-      </w:r>
-      <w:r>
-        <w:rPr>
-          <w:b/>
-        </w:rPr>
-        <w:t xml:space="preserve">Cypress</w:t>
-      </w:r>
-      <w:r>
-        <w:rPr/>
-        <w:t xml:space="preserve"> and </w:t>
-      </w:r>
-      <w:r>
-        <w:rPr>
-          <w:b/>
-        </w:rPr>
-        <w:t xml:space="preserve">Playwright</w:t>
-      </w:r>
-      <w:r>
-        <w:rPr/>
-        <w:t xml:space="preserve"> for end-to-end scenarios</w:t>
-      </w:r>
-    </w:p>
-    <w:p>
-      <w:pPr>
-        <w:numPr>
-          <w:ilvl w:val="0"/>
-          <w:numId w:val="5"/>
-        </w:numPr>
-        <w:spacing w:lineRule="auto"/>
-      </w:pPr>
-      <w:r>
-        <w:rPr/>
-        <w:t xml:space="preserve">Daily use of </w:t>
-      </w:r>
-      <w:r>
-        <w:rPr>
-          <w:b/>
-        </w:rPr>
-        <w:t xml:space="preserve">agentic AI tooling</w:t>
-      </w:r>
-      <w:r>
-        <w:rPr/>
-        <w:t xml:space="preserve"> (Claude, Codex) for code generation, refactoring, code reviews, debugging, and accelerating exploratory work on framework and platform features</w:t>
-      </w:r>
-    </w:p>
-    <w:p>
-      <w:pPr>
-        <w:spacing w:lineRule="auto"/>
-      </w:pPr>
-      <w:r>
-        <w:rPr>
-          <w:b/>
-          <w:sz w:val="21"/>
-        </w:rPr>
-        <w:t xml:space="preserve">Technical Challenges:</w:t>
-      </w:r>
-    </w:p>
-    <w:p>
-      <w:pPr>
-        <w:numPr>
-          <w:ilvl w:val="0"/>
-          <w:numId w:val="6"/>
-        </w:numPr>
-        <w:spacing w:lineRule="auto"/>
-      </w:pPr>
-      <w:r>
-        <w:rPr/>
-        <w:t xml:space="preserve">Micro-frontend integration and </w:t>
-      </w:r>
-      <w:r>
-        <w:rPr>
-          <w:b/>
-        </w:rPr>
-        <w:t xml:space="preserve">framework backward compatibility</w:t>
-      </w:r>
-      <w:r>
-        <w:rPr/>
-        <w:t xml:space="preserve"> across major Angular version migrations</w:t>
-      </w:r>
-    </w:p>
-    <w:p>
-      <w:pPr>
-        <w:numPr>
-          <w:ilvl w:val="0"/>
-          <w:numId w:val="6"/>
-        </w:numPr>
-        <w:spacing w:lineRule="auto"/>
-      </w:pPr>
-      <w:r>
-        <w:rPr/>
-        <w:t xml:space="preserve">Replacing a rigid declarative legacy system with a </w:t>
-      </w:r>
-      <w:r>
-        <w:rPr>
-          <w:b/>
-        </w:rPr>
-        <w:t xml:space="preserve">scalable descriptor-based low-code engine</w:t>
-      </w:r>
-      <w:r>
-        <w:rPr/>
-        <w:t xml:space="preserve"> without breaking existing client applications</w:t>
-      </w:r>
-    </w:p>
-    <w:p>
-      <w:pPr>
-        <w:numPr>
-          <w:ilvl w:val="0"/>
-          <w:numId w:val="6"/>
-        </w:numPr>
-        <w:spacing w:lineRule="auto"/>
-      </w:pPr>
-      <w:r>
-        <w:rPr/>
-        <w:t xml:space="preserve">Designing framework APIs </w:t>
-      </w:r>
-      <w:r>
-        <w:rPr>
-          <w:b/>
-        </w:rPr>
-        <w:t xml:space="preserve">generic enough for many teams</w:t>
-      </w:r>
-      <w:r>
-        <w:rPr/>
-        <w:t xml:space="preserve"> yet simple enough for rapid adoption</w:t>
+        <w:t xml:space="preserve">Python</w:t>
       </w:r>
     </w:p>
     <w:p>
@@ -1660,7 +737,7 @@
           <w:color w:val="444444"/>
           <w:sz w:val="19"/>
         </w:rPr>
-        <w:t xml:space="preserve"> Angular, TypeScript, Electron, Node.js, Java 8/11/21, Spring Boot, Quarkus, Keycloak, Oracle DB, MongoDB, SQLite, Karma, Jest, Cypress, Playwright, JaCoCo, Webpack, PowerShell, Jenkins, GitLab CI, Claude, Codex, Agile Scrum</w:t>
+        <w:t xml:space="preserve"> TypeScript, Python, Angular, Node.js, Git, GitHub, GitHub Actions</w:t>
       </w:r>
     </w:p>
     <w:p>
@@ -1673,7 +750,7 @@
           <w:color w:val="0d1117"/>
           <w:sz w:val="22"/>
         </w:rPr>
-        <w:t xml:space="preserve">Zsoft Consulting — Full Stack Consultant (Java / React)</w:t>
+        <w:t xml:space="preserve">Amundi ITS — Senior Full Stack Developer (Angular / Java)</w:t>
       </w:r>
     </w:p>
     <w:p>
@@ -1685,7 +762,7 @@
           <w:color w:val="57606a"/>
           <w:sz w:val="20"/>
         </w:rPr>
-        <w:t xml:space="preserve">October 2022 – September 2023 (1 year)</w:t>
+        <w:t xml:space="preserve">September 2023 – October 2026 (3 years 2 months)</w:t>
       </w:r>
     </w:p>
     <w:p>
@@ -1703,7 +780,20 @@
         <w:rPr>
           <w:sz w:val="21"/>
         </w:rPr>
-        <w:t xml:space="preserve"> IT consulting firm. Full-time consultant delivering successive missions for major clients (Société Générale, Colas).</w:t>
+        <w:t xml:space="preserve"> Amundi ITS develops shared platforms and frameworks used by multiple internal and client-facing applications. A major product is the </w:t>
+      </w:r>
+      <w:r>
+        <w:rPr>
+          <w:b/>
+          <w:sz w:val="21"/>
+        </w:rPr>
+        <w:t xml:space="preserve">Maestro framework</w:t>
+      </w:r>
+      <w:r>
+        <w:rPr>
+          <w:sz w:val="21"/>
+        </w:rPr>
+        <w:t xml:space="preserve">, an Angular-based solution enabling backend teams to rapidly integrate consistent, enterprise-grade user interfaces.</w:t>
       </w:r>
     </w:p>
     <w:p>
@@ -1716,50 +806,900 @@
           <w:color w:val="0d1117"/>
           <w:sz w:val="20"/>
         </w:rPr>
-        <w:t xml:space="preserve">Client: Société Générale — Project: KYC</w:t>
-      </w:r>
-    </w:p>
-    <w:p>
-      <w:pPr>
-        <w:spacing w:lineRule="auto"/>
-      </w:pPr>
-      <w:r>
-        <w:rPr>
-          <w:b/>
-          <w:sz w:val="21"/>
-        </w:rPr>
-        <w:t xml:space="preserve">Project context:</w:t>
-      </w:r>
-      <w:r>
-        <w:rPr>
-          <w:sz w:val="21"/>
-        </w:rPr>
-        <w:t xml:space="preserve"> A set of backend services dedicated to </w:t>
-      </w:r>
-      <w:r>
-        <w:rPr>
-          <w:b/>
-          <w:sz w:val="21"/>
-        </w:rPr>
-        <w:t xml:space="preserve">Know Your Customer (KYC)</w:t>
-      </w:r>
-      <w:r>
-        <w:rPr>
-          <w:sz w:val="21"/>
-        </w:rPr>
-        <w:t xml:space="preserve"> processes, used to evaluate customer trust levels and eligibility, and to support fraud detection workflows.</w:t>
-      </w:r>
-    </w:p>
-    <w:p>
-      <w:pPr>
-        <w:spacing w:lineRule="auto"/>
-      </w:pPr>
-      <w:r>
-        <w:rPr>
-          <w:b/>
-          <w:sz w:val="21"/>
-        </w:rPr>
-        <w:t xml:space="preserve">Responsibilities:</w:t>
+        <w:t xml:space="preserve">Framework Team</w:t>
+      </w:r>
+    </w:p>
+    <w:p>
+      <w:pPr>
+        <w:numPr>
+          <w:ilvl w:val="0"/>
+          <w:numId w:val="3"/>
+        </w:numPr>
+        <w:spacing w:lineRule="auto"/>
+      </w:pPr>
+      <w:r>
+        <w:rPr/>
+        <w:t xml:space="preserve">Maintained and evolved the </w:t>
+      </w:r>
+      <w:r>
+        <w:rPr>
+          <w:b/>
+        </w:rPr>
+        <w:t xml:space="preserve">Maestro Angular framework</w:t>
+      </w:r>
+      <w:r>
+        <w:rPr/>
+        <w:t xml:space="preserve"> used by multiple internal and client-facing applications</w:t>
+      </w:r>
+    </w:p>
+    <w:p>
+      <w:pPr>
+        <w:numPr>
+          <w:ilvl w:val="0"/>
+          <w:numId w:val="3"/>
+        </w:numPr>
+        <w:spacing w:lineRule="auto"/>
+      </w:pPr>
+      <w:r>
+        <w:rPr/>
+        <w:t xml:space="preserve">Actively participated in </w:t>
+      </w:r>
+      <w:r>
+        <w:rPr>
+          <w:b/>
+        </w:rPr>
+        <w:t xml:space="preserve">major Angular version migrations (15 → 18 → 20)</w:t>
+      </w:r>
+      <w:r>
+        <w:rPr/>
+        <w:t xml:space="preserve">, including component upgrades, dependency updates, and adoption of new framework capabilities (Signals, Standalone Components, etc.)</w:t>
+      </w:r>
+    </w:p>
+    <w:p>
+      <w:pPr>
+        <w:numPr>
+          <w:ilvl w:val="0"/>
+          <w:numId w:val="3"/>
+        </w:numPr>
+        <w:spacing w:lineRule="auto"/>
+      </w:pPr>
+      <w:r>
+        <w:rPr/>
+        <w:t xml:space="preserve">Designed and developed </w:t>
+      </w:r>
+      <w:r>
+        <w:rPr>
+          <w:b/>
+        </w:rPr>
+        <w:t xml:space="preserve">major reusable Angular components</w:t>
+      </w:r>
+      <w:r>
+        <w:rPr/>
+        <w:t xml:space="preserve"> integrated into the framework (forms, data grids, navigation, layouts, etc.)</w:t>
+      </w:r>
+    </w:p>
+    <w:p>
+      <w:pPr>
+        <w:numPr>
+          <w:ilvl w:val="0"/>
+          <w:numId w:val="3"/>
+        </w:numPr>
+        <w:spacing w:lineRule="auto"/>
+      </w:pPr>
+      <w:r>
+        <w:rPr/>
+        <w:t xml:space="preserve">Co-designed the </w:t>
+      </w:r>
+      <w:r>
+        <w:rPr>
+          <w:b/>
+        </w:rPr>
+        <w:t xml:space="preserve">framework architecture</w:t>
+      </w:r>
+      <w:r>
+        <w:rPr/>
+        <w:t xml:space="preserve"> for compatibility with </w:t>
+      </w:r>
+      <w:r>
+        <w:rPr>
+          <w:b/>
+        </w:rPr>
+        <w:t xml:space="preserve">micro-frontend environments</w:t>
+      </w:r>
+      <w:r>
+        <w:rPr/>
+        <w:t xml:space="preserve">, enabling smoother integration into modular and distributed applications</w:t>
+      </w:r>
+    </w:p>
+    <w:p>
+      <w:pPr>
+        <w:numPr>
+          <w:ilvl w:val="0"/>
+          <w:numId w:val="3"/>
+        </w:numPr>
+        <w:spacing w:lineRule="auto"/>
+      </w:pPr>
+      <w:r>
+        <w:rPr/>
+        <w:t xml:space="preserve">Managed versioning and delivery of framework releases, ensuring stability for consuming teams</w:t>
+      </w:r>
+    </w:p>
+    <w:p>
+      <w:pPr>
+        <w:numPr>
+          <w:ilvl w:val="0"/>
+          <w:numId w:val="3"/>
+        </w:numPr>
+        <w:spacing w:lineRule="auto"/>
+      </w:pPr>
+      <w:r>
+        <w:rPr/>
+        <w:t xml:space="preserve">Ensured component quality, accessibility, and adherence to Angular best practices</w:t>
+      </w:r>
+    </w:p>
+    <w:p>
+      <w:pPr>
+        <w:numPr>
+          <w:ilvl w:val="0"/>
+          <w:numId w:val="3"/>
+        </w:numPr>
+        <w:spacing w:lineRule="auto"/>
+      </w:pPr>
+      <w:r>
+        <w:rPr/>
+        <w:t xml:space="preserve">Provided </w:t>
+      </w:r>
+      <w:r>
+        <w:rPr>
+          <w:b/>
+        </w:rPr>
+        <w:t xml:space="preserve">level 3 support</w:t>
+      </w:r>
+      <w:r>
+        <w:rPr/>
+        <w:t xml:space="preserve"> to application teams integrating the framework</w:t>
+      </w:r>
+    </w:p>
+    <w:p>
+      <w:pPr>
+        <w:numPr>
+          <w:ilvl w:val="0"/>
+          <w:numId w:val="3"/>
+        </w:numPr>
+        <w:spacing w:lineRule="auto"/>
+      </w:pPr>
+      <w:r>
+        <w:rPr/>
+        <w:t xml:space="preserve">Partnered with product owners and UX designers to translate business needs into scalable UI components</w:t>
+      </w:r>
+    </w:p>
+    <w:p>
+      <w:pPr>
+        <w:pStyle w:val="Heading4"/>
+        <w:spacing w:lineRule="auto"/>
+      </w:pPr>
+      <w:r>
+        <w:rPr>
+          <w:color w:val="0d1117"/>
+          <w:sz w:val="20"/>
+        </w:rPr>
+        <w:t xml:space="preserve">Lowcode Team</w:t>
+      </w:r>
+    </w:p>
+    <w:p>
+      <w:pPr>
+        <w:numPr>
+          <w:ilvl w:val="0"/>
+          <w:numId w:val="4"/>
+        </w:numPr>
+        <w:spacing w:lineRule="auto"/>
+      </w:pPr>
+      <w:r>
+        <w:rPr/>
+        <w:t xml:space="preserve">Delivered a </w:t>
+      </w:r>
+      <w:r>
+        <w:rPr>
+          <w:b/>
+        </w:rPr>
+        <w:t xml:space="preserve">drag &amp; drop, no-code interface</w:t>
+      </w:r>
+      <w:r>
+        <w:rPr/>
+        <w:t xml:space="preserve"> enabling teams to compose screens visually without writing code</w:t>
+      </w:r>
+    </w:p>
+    <w:p>
+      <w:pPr>
+        <w:numPr>
+          <w:ilvl w:val="0"/>
+          <w:numId w:val="4"/>
+        </w:numPr>
+        <w:spacing w:lineRule="auto"/>
+      </w:pPr>
+      <w:r>
+        <w:rPr/>
+        <w:t xml:space="preserve">Created the </w:t>
+      </w:r>
+      <w:r>
+        <w:rPr>
+          <w:b/>
+        </w:rPr>
+        <w:t xml:space="preserve">low-code library</w:t>
+      </w:r>
+      <w:r>
+        <w:rPr/>
+        <w:t xml:space="preserve"> powering the Web Designer — a </w:t>
+      </w:r>
+      <w:r>
+        <w:rPr>
+          <w:b/>
+        </w:rPr>
+        <w:t xml:space="preserve">descriptor-pattern engine</w:t>
+      </w:r>
+      <w:r>
+        <w:rPr/>
+        <w:t xml:space="preserve"> where screens, components and behaviors are defined declaratively via structured </w:t>
+      </w:r>
+      <w:r>
+        <w:rPr>
+          <w:b/>
+        </w:rPr>
+        <w:t xml:space="preserve">JSON</w:t>
+      </w:r>
+    </w:p>
+    <w:p>
+      <w:pPr>
+        <w:numPr>
+          <w:ilvl w:val="0"/>
+          <w:numId w:val="4"/>
+        </w:numPr>
+        <w:spacing w:lineRule="auto"/>
+      </w:pPr>
+      <w:r>
+        <w:rPr/>
+        <w:t xml:space="preserve">Redesigned a rigid declarative system into a </w:t>
+      </w:r>
+      <w:r>
+        <w:rPr>
+          <w:b/>
+        </w:rPr>
+        <w:t xml:space="preserve">more scalable and maintainable architecture</w:t>
+      </w:r>
+    </w:p>
+    <w:p>
+      <w:pPr>
+        <w:numPr>
+          <w:ilvl w:val="0"/>
+          <w:numId w:val="4"/>
+        </w:numPr>
+        <w:spacing w:lineRule="auto"/>
+      </w:pPr>
+      <w:r>
+        <w:rPr/>
+        <w:t xml:space="preserve">Maintained and evolved the low-code platform (bug fixes, refactoring, performance improvements, new features)</w:t>
+      </w:r>
+    </w:p>
+    <w:p>
+      <w:pPr>
+        <w:numPr>
+          <w:ilvl w:val="0"/>
+          <w:numId w:val="4"/>
+        </w:numPr>
+        <w:spacing w:lineRule="auto"/>
+      </w:pPr>
+      <w:r>
+        <w:rPr/>
+        <w:t xml:space="preserve">Led or supported the </w:t>
+      </w:r>
+      <w:r>
+        <w:rPr>
+          <w:b/>
+        </w:rPr>
+        <w:t xml:space="preserve">migration of three existing client applications</w:t>
+      </w:r>
+      <w:r>
+        <w:rPr/>
+        <w:t xml:space="preserve"> onto the low-code platform, acting as the platform-side referent for each team</w:t>
+      </w:r>
+    </w:p>
+    <w:p>
+      <w:pPr>
+        <w:numPr>
+          <w:ilvl w:val="0"/>
+          <w:numId w:val="4"/>
+        </w:numPr>
+        <w:spacing w:lineRule="auto"/>
+      </w:pPr>
+      <w:r>
+        <w:rPr>
+          <w:b/>
+        </w:rPr>
+        <w:t xml:space="preserve">Siebel migration (ESR team)</w:t>
+      </w:r>
+      <w:r>
+        <w:rPr/>
+        <w:t xml:space="preserve"> — migrated an </w:t>
+      </w:r>
+      <w:r>
+        <w:rPr>
+          <w:b/>
+        </w:rPr>
+        <w:t xml:space="preserve">Oracle Siebel legacy application</w:t>
+      </w:r>
+      <w:r>
+        <w:rPr/>
+        <w:t xml:space="preserve"> onto the low-code platform, rebuilding its screens as declarative descriptors</w:t>
+      </w:r>
+    </w:p>
+    <w:p>
+      <w:pPr>
+        <w:numPr>
+          <w:ilvl w:val="0"/>
+          <w:numId w:val="4"/>
+        </w:numPr>
+        <w:spacing w:lineRule="auto"/>
+      </w:pPr>
+      <w:r>
+        <w:rPr>
+          <w:b/>
+        </w:rPr>
+        <w:t xml:space="preserve">Alto team</w:t>
+      </w:r>
+      <w:r>
+        <w:rPr/>
+        <w:t xml:space="preserve"> — migrated the application from the </w:t>
+      </w:r>
+      <w:r>
+        <w:rPr>
+          <w:b/>
+        </w:rPr>
+        <w:t xml:space="preserve">legacy descriptor format to the new descriptor architecture</w:t>
+      </w:r>
+      <w:r>
+        <w:rPr/>
+        <w:t xml:space="preserve">, defining the migration path and supporting the team through breaking changes</w:t>
+      </w:r>
+    </w:p>
+    <w:p>
+      <w:pPr>
+        <w:numPr>
+          <w:ilvl w:val="0"/>
+          <w:numId w:val="4"/>
+        </w:numPr>
+        <w:spacing w:lineRule="auto"/>
+      </w:pPr>
+      <w:r>
+        <w:rPr>
+          <w:b/>
+        </w:rPr>
+        <w:t xml:space="preserve">Dashboard</w:t>
+      </w:r>
+      <w:r>
+        <w:rPr/>
+        <w:t xml:space="preserve"> — delivered the application as the </w:t>
+      </w:r>
+      <w:r>
+        <w:rPr>
+          <w:b/>
+        </w:rPr>
+        <w:t xml:space="preserve">Web Designer candidate</w:t>
+      </w:r>
+      <w:r>
+        <w:rPr/>
+        <w:t xml:space="preserve">, validating the designer end to end from visual composition to generated JSON descriptors</w:t>
+      </w:r>
+    </w:p>
+    <w:p>
+      <w:pPr>
+        <w:numPr>
+          <w:ilvl w:val="0"/>
+          <w:numId w:val="4"/>
+        </w:numPr>
+        <w:spacing w:lineRule="auto"/>
+      </w:pPr>
+      <w:r>
+        <w:rPr/>
+        <w:t xml:space="preserve">Also re-platformed a </w:t>
+      </w:r>
+      <w:r>
+        <w:rPr>
+          <w:b/>
+        </w:rPr>
+        <w:t xml:space="preserve">legacy Java desktop client to the web</w:t>
+      </w:r>
+      <w:r>
+        <w:rPr/>
+        <w:t xml:space="preserve"> and moved critical business components (Employee Savings Plan) off legacy tooling</w:t>
+      </w:r>
+    </w:p>
+    <w:p>
+      <w:pPr>
+        <w:numPr>
+          <w:ilvl w:val="0"/>
+          <w:numId w:val="4"/>
+        </w:numPr>
+        <w:spacing w:lineRule="auto"/>
+      </w:pPr>
+      <w:r>
+        <w:rPr/>
+        <w:t xml:space="preserve">Contributed to the </w:t>
+      </w:r>
+      <w:r>
+        <w:rPr>
+          <w:b/>
+        </w:rPr>
+        <w:t xml:space="preserve">architecture of client applications</w:t>
+      </w:r>
+      <w:r>
+        <w:rPr/>
+        <w:t xml:space="preserve"> from other teams, providing technical expertise and best practices</w:t>
+      </w:r>
+    </w:p>
+    <w:p>
+      <w:pPr>
+        <w:numPr>
+          <w:ilvl w:val="0"/>
+          <w:numId w:val="4"/>
+        </w:numPr>
+        <w:spacing w:lineRule="auto"/>
+      </w:pPr>
+      <w:r>
+        <w:rPr/>
+        <w:t xml:space="preserve">Built the </w:t>
+      </w:r>
+      <w:r>
+        <w:rPr>
+          <w:b/>
+        </w:rPr>
+        <w:t xml:space="preserve">Web Designer from scratch</w:t>
+      </w:r>
+      <w:r>
+        <w:rPr/>
+        <w:t xml:space="preserve"> with an </w:t>
+      </w:r>
+      <w:r>
+        <w:rPr>
+          <w:b/>
+        </w:rPr>
+        <w:t xml:space="preserve">AI agent</w:t>
+      </w:r>
+      <w:r>
+        <w:rPr/>
+        <w:t xml:space="preserve"> for </w:t>
+      </w:r>
+      <w:r>
+        <w:rPr>
+          <w:b/>
+        </w:rPr>
+        <w:t xml:space="preserve">natural-language generation of web applications</w:t>
+      </w:r>
+      <w:r>
+        <w:rPr/>
+        <w:t xml:space="preserve"> — describe a screen, it scaffolds the JSON-defined views, components and bindings</w:t>
+      </w:r>
+    </w:p>
+    <w:p>
+      <w:pPr>
+        <w:numPr>
+          <w:ilvl w:val="0"/>
+          <w:numId w:val="4"/>
+        </w:numPr>
+        <w:spacing w:lineRule="auto"/>
+      </w:pPr>
+      <w:r>
+        <w:rPr/>
+        <w:t xml:space="preserve">Defined the product </w:t>
+      </w:r>
+      <w:r>
+        <w:rPr>
+          <w:b/>
+        </w:rPr>
+        <w:t xml:space="preserve">UX in close collaboration with the Product Owner</w:t>
+      </w:r>
+      <w:r>
+        <w:rPr/>
+        <w:t xml:space="preserve">, shaping user flows and interaction patterns end to end</w:t>
+      </w:r>
+    </w:p>
+    <w:p>
+      <w:pPr>
+        <w:pStyle w:val="Heading4"/>
+        <w:spacing w:lineRule="auto"/>
+      </w:pPr>
+      <w:r>
+        <w:rPr>
+          <w:color w:val="0d1117"/>
+          <w:sz w:val="20"/>
+        </w:rPr>
+        <w:t xml:space="preserve">AI Tooling Team — Vibe Toolbox (current)</w:t>
+      </w:r>
+    </w:p>
+    <w:p>
+      <w:pPr>
+        <w:numPr>
+          <w:ilvl w:val="0"/>
+          <w:numId w:val="5"/>
+        </w:numPr>
+        <w:spacing w:lineRule="auto"/>
+      </w:pPr>
+      <w:r>
+        <w:rPr/>
+        <w:t xml:space="preserve">Building the </w:t>
+      </w:r>
+      <w:r>
+        <w:rPr>
+          <w:b/>
+        </w:rPr>
+        <w:t xml:space="preserve">Vibe Toolbox</w:t>
+      </w:r>
+      <w:r>
+        <w:rPr/>
+        <w:t xml:space="preserve">, an internal </w:t>
+      </w:r>
+      <w:r>
+        <w:rPr>
+          <w:b/>
+        </w:rPr>
+        <w:t xml:space="preserve">Electron + Angular</w:t>
+      </w:r>
+      <w:r>
+        <w:rPr/>
+        <w:t xml:space="preserve"> desktop app </w:t>
+      </w:r>
+      <w:r>
+        <w:rPr>
+          <w:b/>
+        </w:rPr>
+        <w:t xml:space="preserve">provisioning AI-ready dev environments</w:t>
+      </w:r>
+      <w:r>
+        <w:rPr/>
+        <w:t xml:space="preserve"> (agent skills, MCP servers), cutting time-to-productivity from days to minutes</w:t>
+      </w:r>
+    </w:p>
+    <w:p>
+      <w:pPr>
+        <w:numPr>
+          <w:ilvl w:val="0"/>
+          <w:numId w:val="5"/>
+        </w:numPr>
+        <w:spacing w:lineRule="auto"/>
+      </w:pPr>
+      <w:r>
+        <w:rPr/>
+        <w:t xml:space="preserve">Implemented </w:t>
+      </w:r>
+      <w:r>
+        <w:rPr>
+          <w:b/>
+        </w:rPr>
+        <w:t xml:space="preserve">skills management</w:t>
+      </w:r>
+      <w:r>
+        <w:rPr/>
+        <w:t xml:space="preserve"> — installation, versioning and sharing of reusable AI skills (prompts, workflows, agent definitions) so teams adopt validated patterns instead of rebuilding them per project</w:t>
+      </w:r>
+    </w:p>
+    <w:p>
+      <w:pPr>
+        <w:numPr>
+          <w:ilvl w:val="0"/>
+          <w:numId w:val="5"/>
+        </w:numPr>
+        <w:spacing w:lineRule="auto"/>
+      </w:pPr>
+      <w:r>
+        <w:rPr/>
+        <w:t xml:space="preserve">Built </w:t>
+      </w:r>
+      <w:r>
+        <w:rPr>
+          <w:b/>
+        </w:rPr>
+        <w:t xml:space="preserve">marketplace mechanics</w:t>
+      </w:r>
+      <w:r>
+        <w:rPr/>
+        <w:t xml:space="preserve"> for AI skills and agents, supporting discovery, packaging and lifecycle management with role-based governance suited to enterprise use</w:t>
+      </w:r>
+    </w:p>
+    <w:p>
+      <w:pPr>
+        <w:numPr>
+          <w:ilvl w:val="0"/>
+          <w:numId w:val="5"/>
+        </w:numPr>
+        <w:spacing w:lineRule="auto"/>
+      </w:pPr>
+      <w:r>
+        <w:rPr/>
+        <w:t xml:space="preserve">Designed the toolbox as a </w:t>
+      </w:r>
+      <w:r>
+        <w:rPr>
+          <w:b/>
+        </w:rPr>
+        <w:t xml:space="preserve">single entry point</w:t>
+      </w:r>
+      <w:r>
+        <w:rPr/>
+        <w:t xml:space="preserve"> for developers to bootstrap model access, credentials, MCP configuration and skill bundles, bringing consistency to how AI tooling is adopted across teams</w:t>
+      </w:r>
+    </w:p>
+    <w:p>
+      <w:pPr>
+        <w:numPr>
+          <w:ilvl w:val="0"/>
+          <w:numId w:val="5"/>
+        </w:numPr>
+        <w:spacing w:lineRule="auto"/>
+      </w:pPr>
+      <w:r>
+        <w:rPr/>
+        <w:t xml:space="preserve">Built </w:t>
+      </w:r>
+      <w:r>
+        <w:rPr>
+          <w:b/>
+        </w:rPr>
+        <w:t xml:space="preserve">xHarness</w:t>
+      </w:r>
+      <w:r>
+        <w:rPr/>
+        <w:t xml:space="preserve">, a benchmarking platform comparing </w:t>
+      </w:r>
+      <w:r>
+        <w:rPr>
+          <w:b/>
+        </w:rPr>
+        <w:t xml:space="preserve">coding agents</w:t>
+      </w:r>
+      <w:r>
+        <w:rPr/>
+        <w:t xml:space="preserve"> (Claude Code, Codex, OpenCode) across model tiers (Opus, Sonnet, GPT Sol, GPT Terra) on the public </w:t>
+      </w:r>
+      <w:r>
+        <w:rPr>
+          <w:b/>
+        </w:rPr>
+        <w:t xml:space="preserve">SWE-bench</w:t>
+      </w:r>
+      <w:r>
+        <w:rPr/>
+        <w:t xml:space="preserve"> framework, orchestrating parallel runs in </w:t>
+      </w:r>
+      <w:r>
+        <w:rPr>
+          <w:b/>
+        </w:rPr>
+        <w:t xml:space="preserve">Docker</w:t>
+      </w:r>
+      <w:r>
+        <w:rPr/>
+        <w:t xml:space="preserve"> with a </w:t>
+      </w:r>
+      <w:r>
+        <w:rPr>
+          <w:b/>
+        </w:rPr>
+        <w:t xml:space="preserve">cost and usage dashboard</w:t>
+      </w:r>
+    </w:p>
+    <w:p>
+      <w:pPr>
+        <w:numPr>
+          <w:ilvl w:val="0"/>
+          <w:numId w:val="5"/>
+        </w:numPr>
+        <w:spacing w:lineRule="auto"/>
+      </w:pPr>
+      <w:r>
+        <w:rPr/>
+        <w:t xml:space="preserve">Built </w:t>
+      </w:r>
+      <w:r>
+        <w:rPr>
+          <w:b/>
+        </w:rPr>
+        <w:t xml:space="preserve">xShifu</w:t>
+      </w:r>
+      <w:r>
+        <w:rPr/>
+        <w:t xml:space="preserve">, a </w:t>
+      </w:r>
+      <w:r>
+        <w:rPr>
+          <w:b/>
+        </w:rPr>
+        <w:t xml:space="preserve">session analytics tool</w:t>
+      </w:r>
+      <w:r>
+        <w:rPr/>
+        <w:t xml:space="preserve"> that analyses developers' local </w:t>
+      </w:r>
+      <w:r>
+        <w:rPr>
+          <w:b/>
+        </w:rPr>
+        <w:t xml:space="preserve">Claude Code and Codex sessions</w:t>
+      </w:r>
+      <w:r>
+        <w:rPr/>
+        <w:t xml:space="preserve"> to surface how they use coding agents, flag wasteful habits and give </w:t>
+      </w:r>
+      <w:r>
+        <w:rPr>
+          <w:b/>
+        </w:rPr>
+        <w:t xml:space="preserve">actionable recommendations to cut token consumption</w:t>
+      </w:r>
+    </w:p>
+    <w:p>
+      <w:pPr>
+        <w:pStyle w:val="Heading4"/>
+        <w:spacing w:lineRule="auto"/>
+      </w:pPr>
+      <w:r>
+        <w:rPr>
+          <w:color w:val="0d1117"/>
+          <w:sz w:val="20"/>
+        </w:rPr>
+        <w:t xml:space="preserve">Cross-team contributions</w:t>
+      </w:r>
+    </w:p>
+    <w:p>
+      <w:pPr>
+        <w:numPr>
+          <w:ilvl w:val="0"/>
+          <w:numId w:val="6"/>
+        </w:numPr>
+        <w:spacing w:lineRule="auto"/>
+      </w:pPr>
+      <w:r>
+        <w:rPr/>
+        <w:t xml:space="preserve">Designed, built and published multiple </w:t>
+      </w:r>
+      <w:r>
+        <w:rPr>
+          <w:b/>
+        </w:rPr>
+        <w:t xml:space="preserve">internal Java and JavaScript packages</w:t>
+      </w:r>
+      <w:r>
+        <w:rPr/>
+        <w:t xml:space="preserve"> (libraries, shared utilities, framework modules) consumed by Maestro and downstream application teams</w:t>
+      </w:r>
+    </w:p>
+    <w:p>
+      <w:pPr>
+        <w:numPr>
+          <w:ilvl w:val="0"/>
+          <w:numId w:val="6"/>
+        </w:numPr>
+        <w:spacing w:lineRule="auto"/>
+      </w:pPr>
+      <w:r>
+        <w:rPr/>
+        <w:t xml:space="preserve">Set up and maintained </w:t>
+      </w:r>
+      <w:r>
+        <w:rPr>
+          <w:b/>
+        </w:rPr>
+        <w:t xml:space="preserve">automated CI/CD pipelines</w:t>
+      </w:r>
+      <w:r>
+        <w:rPr/>
+        <w:t xml:space="preserve"> (GitLab CI, Jenkins) covering build, lint, tests, coverage and release of framework and low-code artifacts</w:t>
+      </w:r>
+    </w:p>
+    <w:p>
+      <w:pPr>
+        <w:numPr>
+          <w:ilvl w:val="0"/>
+          <w:numId w:val="6"/>
+        </w:numPr>
+        <w:spacing w:lineRule="auto"/>
+      </w:pPr>
+      <w:r>
+        <w:rPr/>
+        <w:t xml:space="preserve">Ensured </w:t>
+      </w:r>
+      <w:r>
+        <w:rPr>
+          <w:b/>
+        </w:rPr>
+        <w:t xml:space="preserve">strong test coverage</w:t>
+      </w:r>
+      <w:r>
+        <w:rPr/>
+        <w:t xml:space="preserve"> across frontend and backend with </w:t>
+      </w:r>
+      <w:r>
+        <w:rPr>
+          <w:b/>
+        </w:rPr>
+        <w:t xml:space="preserve">JaCoCo</w:t>
+      </w:r>
+      <w:r>
+        <w:rPr/>
+        <w:t xml:space="preserve"> (Java), </w:t>
+      </w:r>
+      <w:r>
+        <w:rPr>
+          <w:b/>
+        </w:rPr>
+        <w:t xml:space="preserve">Karma</w:t>
+      </w:r>
+      <w:r>
+        <w:rPr/>
+        <w:t xml:space="preserve"> and </w:t>
+      </w:r>
+      <w:r>
+        <w:rPr>
+          <w:b/>
+        </w:rPr>
+        <w:t xml:space="preserve">Jest</w:t>
+      </w:r>
+      <w:r>
+        <w:rPr/>
+        <w:t xml:space="preserve"> (Angular/TypeScript), plus </w:t>
+      </w:r>
+      <w:r>
+        <w:rPr>
+          <w:b/>
+        </w:rPr>
+        <w:t xml:space="preserve">Cypress</w:t>
+      </w:r>
+      <w:r>
+        <w:rPr/>
+        <w:t xml:space="preserve"> and </w:t>
+      </w:r>
+      <w:r>
+        <w:rPr>
+          <w:b/>
+        </w:rPr>
+        <w:t xml:space="preserve">Playwright</w:t>
+      </w:r>
+      <w:r>
+        <w:rPr/>
+        <w:t xml:space="preserve"> for end-to-end scenarios</w:t>
+      </w:r>
+    </w:p>
+    <w:p>
+      <w:pPr>
+        <w:numPr>
+          <w:ilvl w:val="0"/>
+          <w:numId w:val="6"/>
+        </w:numPr>
+        <w:spacing w:lineRule="auto"/>
+      </w:pPr>
+      <w:r>
+        <w:rPr/>
+        <w:t xml:space="preserve">Daily use of </w:t>
+      </w:r>
+      <w:r>
+        <w:rPr>
+          <w:b/>
+        </w:rPr>
+        <w:t xml:space="preserve">agentic AI tooling</w:t>
+      </w:r>
+      <w:r>
+        <w:rPr/>
+        <w:t xml:space="preserve"> (Claude, Codex) for code generation, refactoring, code reviews, debugging, and accelerating exploratory work on framework and platform features</w:t>
+      </w:r>
+    </w:p>
+    <w:p>
+      <w:pPr>
+        <w:spacing w:lineRule="auto"/>
+      </w:pPr>
+      <w:r>
+        <w:rPr>
+          <w:b/>
+          <w:sz w:val="21"/>
+        </w:rPr>
+        <w:t xml:space="preserve">Technical Challenges:</w:t>
       </w:r>
     </w:p>
     <w:p>
@@ -1772,27 +1712,17 @@
       </w:pPr>
       <w:r>
         <w:rPr/>
-        <w:t xml:space="preserve">Led a </w:t>
-      </w:r>
-      <w:r>
-        <w:rPr>
-          <w:b/>
-        </w:rPr>
-        <w:t xml:space="preserve">full-backend mission to extract a standalone, reusable microservice</w:t>
-      </w:r>
-      <w:r>
-        <w:rPr/>
-        <w:t xml:space="preserve"> from a legacy </w:t>
-      </w:r>
-      <w:r>
-        <w:rPr>
-          <w:b/>
-        </w:rPr>
-        <w:t xml:space="preserve">KYC</w:t>
-      </w:r>
-      <w:r>
-        <w:rPr/>
-        <w:t xml:space="preserve"> system, consumable across the organization</w:t>
+        <w:t xml:space="preserve">Micro-frontend integration and </w:t>
+      </w:r>
+      <w:r>
+        <w:rPr>
+          <w:b/>
+        </w:rPr>
+        <w:t xml:space="preserve">framework backward compatibility</w:t>
+      </w:r>
+      <w:r>
+        <w:rPr/>
+        <w:t xml:space="preserve"> across major Angular version migrations</w:t>
       </w:r>
     </w:p>
     <w:p>
@@ -1805,17 +1735,17 @@
       </w:pPr>
       <w:r>
         <w:rPr/>
-        <w:t xml:space="preserve">Decoupled the service from a </w:t>
-      </w:r>
-      <w:r>
-        <w:rPr>
-          <w:b/>
-        </w:rPr>
-        <w:t xml:space="preserve">database owned by another provider team</w:t>
-      </w:r>
-      <w:r>
-        <w:rPr/>
-        <w:t xml:space="preserve">, defining clean service boundaries and ownership</w:t>
+        <w:t xml:space="preserve">Replacing a rigid declarative legacy system with a </w:t>
+      </w:r>
+      <w:r>
+        <w:rPr>
+          <w:b/>
+        </w:rPr>
+        <w:t xml:space="preserve">scalable descriptor-based low-code engine</w:t>
+      </w:r>
+      <w:r>
+        <w:rPr/>
+        <w:t xml:space="preserve"> without breaking existing client applications</w:t>
       </w:r>
     </w:p>
     <w:p>
@@ -1828,124 +1758,17 @@
       </w:pPr>
       <w:r>
         <w:rPr/>
-        <w:t xml:space="preserve">Designed and implemented </w:t>
-      </w:r>
-      <w:r>
-        <w:rPr>
-          <w:b/>
-        </w:rPr>
-        <w:t xml:space="preserve">backend services</w:t>
-      </w:r>
-      <w:r>
-        <w:rPr/>
-        <w:t xml:space="preserve"> with Java and Spring Boot</w:t>
-      </w:r>
-    </w:p>
-    <w:p>
-      <w:pPr>
-        <w:numPr>
-          <w:ilvl w:val="0"/>
-          <w:numId w:val="7"/>
-        </w:numPr>
-        <w:spacing w:lineRule="auto"/>
-      </w:pPr>
-      <w:r>
-        <w:rPr/>
-        <w:t xml:space="preserve">Developed and exposed REST APIs consumed by other internal systems</w:t>
-      </w:r>
-    </w:p>
-    <w:p>
-      <w:pPr>
-        <w:numPr>
-          <w:ilvl w:val="0"/>
-          <w:numId w:val="7"/>
-        </w:numPr>
-        <w:spacing w:lineRule="auto"/>
-      </w:pPr>
-      <w:r>
-        <w:rPr/>
-        <w:t xml:space="preserve">Implemented security mechanisms using Spring Security and OAuth2</w:t>
-      </w:r>
-    </w:p>
-    <w:p>
-      <w:pPr>
-        <w:numPr>
-          <w:ilvl w:val="0"/>
-          <w:numId w:val="7"/>
-        </w:numPr>
-        <w:spacing w:lineRule="auto"/>
-      </w:pPr>
-      <w:r>
-        <w:rPr/>
-        <w:t xml:space="preserve">Provided </w:t>
-      </w:r>
-      <w:r>
-        <w:rPr>
-          <w:b/>
-        </w:rPr>
-        <w:t xml:space="preserve">L2 support</w:t>
-      </w:r>
-      <w:r>
-        <w:rPr/>
-        <w:t xml:space="preserve">, investigating and resolving production incidents</w:t>
-      </w:r>
-    </w:p>
-    <w:p>
-      <w:pPr>
-        <w:numPr>
-          <w:ilvl w:val="0"/>
-          <w:numId w:val="7"/>
-        </w:numPr>
-        <w:spacing w:lineRule="auto"/>
-      </w:pPr>
-      <w:r>
-        <w:rPr/>
-        <w:t xml:space="preserve">Ensured quality with unit and integration tests plus </w:t>
-      </w:r>
-      <w:r>
-        <w:rPr>
-          <w:b/>
-        </w:rPr>
-        <w:t xml:space="preserve">code coverage (JaCoCo)</w:t>
-      </w:r>
-      <w:r>
-        <w:rPr/>
-        <w:t xml:space="preserve">, for reliability and compliance</w:t>
-      </w:r>
-    </w:p>
-    <w:p>
-      <w:pPr>
-        <w:spacing w:lineRule="auto"/>
-      </w:pPr>
-      <w:r>
-        <w:rPr>
-          <w:b/>
-          <w:sz w:val="21"/>
-        </w:rPr>
-        <w:t xml:space="preserve">Technical Challenges:</w:t>
-      </w:r>
-    </w:p>
-    <w:p>
-      <w:pPr>
-        <w:numPr>
-          <w:ilvl w:val="0"/>
-          <w:numId w:val="8"/>
-        </w:numPr>
-        <w:spacing w:lineRule="auto"/>
-      </w:pPr>
-      <w:r>
-        <w:rPr/>
-        <w:t xml:space="preserve">Extracting a standalone service from a </w:t>
-      </w:r>
-      <w:r>
-        <w:rPr>
-          <w:b/>
-        </w:rPr>
-        <w:t xml:space="preserve">tightly coupled legacy KYC system</w:t>
-      </w:r>
-      <w:r>
-        <w:rPr/>
-        <w:t xml:space="preserve"> whose database was owned by another provider team</w:t>
+        <w:t xml:space="preserve">Designing framework APIs </w:t>
+      </w:r>
+      <w:r>
+        <w:rPr>
+          <w:b/>
+        </w:rPr>
+        <w:t xml:space="preserve">generic enough for many teams</w:t>
+      </w:r>
+      <w:r>
+        <w:rPr/>
+        <w:t xml:space="preserve"> yet simple enough for rapid adoption</w:t>
       </w:r>
     </w:p>
     <w:p>
@@ -1965,7 +1788,50 @@
           <w:color w:val="444444"/>
           <w:sz w:val="19"/>
         </w:rPr>
-        <w:t xml:space="preserve"> Java 17, Spring Boot, Spring Security, OAuth2, Quartz, RabbitMQ, PostgreSQL, Flyway, JaCoCo, Docker, Kubernetes, Jenkins</w:t>
+        <w:t xml:space="preserve"> Angular, TypeScript, Electron, Node.js, Java 8/11/21, Spring Boot, Quarkus, Keycloak, Oracle DB, MongoDB, SQLite, Karma, Jest, Cypress, Playwright, JaCoCo, Webpack, PowerShell, Jenkins, GitLab CI, Claude, Codex, Agile Scrum</w:t>
+      </w:r>
+    </w:p>
+    <w:p>
+      <w:pPr>
+        <w:pStyle w:val="Heading3"/>
+        <w:spacing w:lineRule="auto"/>
+      </w:pPr>
+      <w:r>
+        <w:rPr>
+          <w:color w:val="0d1117"/>
+          <w:sz w:val="22"/>
+        </w:rPr>
+        <w:t xml:space="preserve">Zsoft Consulting — Full Stack Consultant (Java / React)</w:t>
+      </w:r>
+    </w:p>
+    <w:p>
+      <w:pPr>
+        <w:spacing w:lineRule="auto"/>
+      </w:pPr>
+      <w:r>
+        <w:rPr>
+          <w:color w:val="57606a"/>
+          <w:sz w:val="20"/>
+        </w:rPr>
+        <w:t xml:space="preserve">October 2022 – September 2023 (1 year)</w:t>
+      </w:r>
+    </w:p>
+    <w:p>
+      <w:pPr>
+        <w:spacing w:lineRule="auto"/>
+      </w:pPr>
+      <w:r>
+        <w:rPr>
+          <w:b/>
+          <w:sz w:val="21"/>
+        </w:rPr>
+        <w:t xml:space="preserve">Project context:</w:t>
+      </w:r>
+      <w:r>
+        <w:rPr>
+          <w:sz w:val="21"/>
+        </w:rPr>
+        <w:t xml:space="preserve"> IT consulting firm. Full-time consultant delivering successive missions for major clients (Société Générale, Colas).</w:t>
       </w:r>
     </w:p>
     <w:p>
@@ -1978,7 +1844,7 @@
           <w:color w:val="0d1117"/>
           <w:sz w:val="20"/>
         </w:rPr>
-        <w:t xml:space="preserve">Client: Colas — Project: CRM</w:t>
+        <w:t xml:space="preserve">Client: Société Générale — Project: KYC</w:t>
       </w:r>
     </w:p>
     <w:p>
@@ -1994,42 +1860,22 @@
       </w:r>
       <w:r>
         <w:rPr>
-          <w:b/>
-          <w:sz w:val="21"/>
-        </w:rPr>
-        <w:t xml:space="preserve">CLASS</w:t>
-      </w:r>
-      <w:r>
-        <w:rPr>
-          <w:sz w:val="21"/>
-        </w:rPr>
-        <w:t xml:space="preserve"> — a </w:t>
-      </w:r>
-      <w:r>
-        <w:rPr>
-          <w:b/>
-          <w:sz w:val="21"/>
-        </w:rPr>
-        <w:t xml:space="preserve">global CRM / Opportunity Manager</w:t>
-      </w:r>
-      <w:r>
-        <w:rPr>
-          <w:sz w:val="21"/>
-        </w:rPr>
-        <w:t xml:space="preserve"> built from scratch and deployed across 55 countries to manage commercial activities, opportunities, and customer data for the Colas group, replacing a legacy </w:t>
-      </w:r>
-      <w:r>
-        <w:rPr>
-          <w:b/>
-          <w:sz w:val="21"/>
-        </w:rPr>
-        <w:t xml:space="preserve">Power Apps / Teams</w:t>
-      </w:r>
-      <w:r>
-        <w:rPr>
-          <w:sz w:val="21"/>
-        </w:rPr>
-        <w:t xml:space="preserve"> application with a modern React + Java Spring Boot stack.</w:t>
+          <w:sz w:val="21"/>
+        </w:rPr>
+        <w:t xml:space="preserve"> A set of backend services dedicated to </w:t>
+      </w:r>
+      <w:r>
+        <w:rPr>
+          <w:b/>
+          <w:sz w:val="21"/>
+        </w:rPr>
+        <w:t xml:space="preserve">Know Your Customer (KYC)</w:t>
+      </w:r>
+      <w:r>
+        <w:rPr>
+          <w:sz w:val="21"/>
+        </w:rPr>
+        <w:t xml:space="preserve"> processes, used to evaluate customer trust levels and eligibility, and to support fraud detection workflows.</w:t>
       </w:r>
     </w:p>
     <w:p>
@@ -2048,198 +1894,186 @@
       <w:pPr>
         <w:numPr>
           <w:ilvl w:val="0"/>
+          <w:numId w:val="8"/>
+        </w:numPr>
+        <w:spacing w:lineRule="auto"/>
+      </w:pPr>
+      <w:r>
+        <w:rPr/>
+        <w:t xml:space="preserve">Led a </w:t>
+      </w:r>
+      <w:r>
+        <w:rPr>
+          <w:b/>
+        </w:rPr>
+        <w:t xml:space="preserve">full-backend mission to extract a standalone, reusable microservice</w:t>
+      </w:r>
+      <w:r>
+        <w:rPr/>
+        <w:t xml:space="preserve"> from a legacy </w:t>
+      </w:r>
+      <w:r>
+        <w:rPr>
+          <w:b/>
+        </w:rPr>
+        <w:t xml:space="preserve">KYC</w:t>
+      </w:r>
+      <w:r>
+        <w:rPr/>
+        <w:t xml:space="preserve"> system, consumable across the organization</w:t>
+      </w:r>
+    </w:p>
+    <w:p>
+      <w:pPr>
+        <w:numPr>
+          <w:ilvl w:val="0"/>
+          <w:numId w:val="8"/>
+        </w:numPr>
+        <w:spacing w:lineRule="auto"/>
+      </w:pPr>
+      <w:r>
+        <w:rPr/>
+        <w:t xml:space="preserve">Decoupled the service from a </w:t>
+      </w:r>
+      <w:r>
+        <w:rPr>
+          <w:b/>
+        </w:rPr>
+        <w:t xml:space="preserve">database owned by another provider team</w:t>
+      </w:r>
+      <w:r>
+        <w:rPr/>
+        <w:t xml:space="preserve">, defining clean service boundaries and ownership</w:t>
+      </w:r>
+    </w:p>
+    <w:p>
+      <w:pPr>
+        <w:numPr>
+          <w:ilvl w:val="0"/>
+          <w:numId w:val="8"/>
+        </w:numPr>
+        <w:spacing w:lineRule="auto"/>
+      </w:pPr>
+      <w:r>
+        <w:rPr/>
+        <w:t xml:space="preserve">Designed and implemented </w:t>
+      </w:r>
+      <w:r>
+        <w:rPr>
+          <w:b/>
+        </w:rPr>
+        <w:t xml:space="preserve">backend services</w:t>
+      </w:r>
+      <w:r>
+        <w:rPr/>
+        <w:t xml:space="preserve"> with Java and Spring Boot</w:t>
+      </w:r>
+    </w:p>
+    <w:p>
+      <w:pPr>
+        <w:numPr>
+          <w:ilvl w:val="0"/>
+          <w:numId w:val="8"/>
+        </w:numPr>
+        <w:spacing w:lineRule="auto"/>
+      </w:pPr>
+      <w:r>
+        <w:rPr/>
+        <w:t xml:space="preserve">Developed and exposed REST APIs consumed by other internal systems</w:t>
+      </w:r>
+    </w:p>
+    <w:p>
+      <w:pPr>
+        <w:numPr>
+          <w:ilvl w:val="0"/>
+          <w:numId w:val="8"/>
+        </w:numPr>
+        <w:spacing w:lineRule="auto"/>
+      </w:pPr>
+      <w:r>
+        <w:rPr/>
+        <w:t xml:space="preserve">Implemented security mechanisms using Spring Security and OAuth2</w:t>
+      </w:r>
+    </w:p>
+    <w:p>
+      <w:pPr>
+        <w:numPr>
+          <w:ilvl w:val="0"/>
+          <w:numId w:val="8"/>
+        </w:numPr>
+        <w:spacing w:lineRule="auto"/>
+      </w:pPr>
+      <w:r>
+        <w:rPr/>
+        <w:t xml:space="preserve">Provided </w:t>
+      </w:r>
+      <w:r>
+        <w:rPr>
+          <w:b/>
+        </w:rPr>
+        <w:t xml:space="preserve">L2 support</w:t>
+      </w:r>
+      <w:r>
+        <w:rPr/>
+        <w:t xml:space="preserve">, investigating and resolving production incidents</w:t>
+      </w:r>
+    </w:p>
+    <w:p>
+      <w:pPr>
+        <w:numPr>
+          <w:ilvl w:val="0"/>
+          <w:numId w:val="8"/>
+        </w:numPr>
+        <w:spacing w:lineRule="auto"/>
+      </w:pPr>
+      <w:r>
+        <w:rPr/>
+        <w:t xml:space="preserve">Ensured quality with unit and integration tests plus </w:t>
+      </w:r>
+      <w:r>
+        <w:rPr>
+          <w:b/>
+        </w:rPr>
+        <w:t xml:space="preserve">code coverage (JaCoCo)</w:t>
+      </w:r>
+      <w:r>
+        <w:rPr/>
+        <w:t xml:space="preserve">, for reliability and compliance</w:t>
+      </w:r>
+    </w:p>
+    <w:p>
+      <w:pPr>
+        <w:spacing w:lineRule="auto"/>
+      </w:pPr>
+      <w:r>
+        <w:rPr>
+          <w:b/>
+          <w:sz w:val="21"/>
+        </w:rPr>
+        <w:t xml:space="preserve">Technical Challenges:</w:t>
+      </w:r>
+    </w:p>
+    <w:p>
+      <w:pPr>
+        <w:numPr>
+          <w:ilvl w:val="0"/>
           <w:numId w:val="9"/>
         </w:numPr>
         <w:spacing w:lineRule="auto"/>
       </w:pPr>
       <w:r>
         <w:rPr/>
-        <w:t xml:space="preserve">Built the application </w:t>
-      </w:r>
-      <w:r>
-        <w:rPr>
-          <w:b/>
-        </w:rPr>
-        <w:t xml:space="preserve">from scratch</w:t>
-      </w:r>
-      <w:r>
-        <w:rPr/>
-        <w:t xml:space="preserve">, from mockups to production deployment</w:t>
-      </w:r>
-    </w:p>
-    <w:p>
-      <w:pPr>
-        <w:numPr>
-          <w:ilvl w:val="0"/>
-          <w:numId w:val="9"/>
-        </w:numPr>
-        <w:spacing w:lineRule="auto"/>
-      </w:pPr>
-      <w:r>
-        <w:rPr/>
-        <w:t xml:space="preserve">Drove the </w:t>
-      </w:r>
-      <w:r>
-        <w:rPr>
-          <w:b/>
-        </w:rPr>
-        <w:t xml:space="preserve">migration from Power Apps / Teams</w:t>
-      </w:r>
-      <w:r>
-        <w:rPr/>
-        <w:t xml:space="preserve"> to a maintainable React + Spring Boot app, rebuilding the opportunity-tracking workflows (filtering by type, region and other criteria)</w:t>
-      </w:r>
-    </w:p>
-    <w:p>
-      <w:pPr>
-        <w:numPr>
-          <w:ilvl w:val="0"/>
-          <w:numId w:val="9"/>
-        </w:numPr>
-        <w:spacing w:lineRule="auto"/>
-      </w:pPr>
-      <w:r>
-        <w:rPr/>
-        <w:t xml:space="preserve">Implemented the UI from designer mockups using </w:t>
-      </w:r>
-      <w:r>
-        <w:rPr>
-          <w:b/>
-        </w:rPr>
-        <w:t xml:space="preserve">React and the Ant Design system</w:t>
-      </w:r>
-      <w:r>
-        <w:rPr/>
-        <w:t xml:space="preserve">, with consistent, reusable components</w:t>
-      </w:r>
-    </w:p>
-    <w:p>
-      <w:pPr>
-        <w:numPr>
-          <w:ilvl w:val="0"/>
-          <w:numId w:val="9"/>
-        </w:numPr>
-        <w:spacing w:lineRule="auto"/>
-      </w:pPr>
-      <w:r>
-        <w:rPr/>
-        <w:t xml:space="preserve">Implemented secure authentication with </w:t>
-      </w:r>
-      <w:r>
-        <w:rPr>
-          <w:b/>
-        </w:rPr>
-        <w:t xml:space="preserve">Azure AD (IAM / SSO)</w:t>
-      </w:r>
-      <w:r>
-        <w:rPr/>
-        <w:t xml:space="preserve">, integrated via Spring Security</w:t>
-      </w:r>
-    </w:p>
-    <w:p>
-      <w:pPr>
-        <w:numPr>
-          <w:ilvl w:val="0"/>
-          <w:numId w:val="9"/>
-        </w:numPr>
-        <w:spacing w:lineRule="auto"/>
-      </w:pPr>
-      <w:r>
-        <w:rPr/>
-        <w:t xml:space="preserve">Developed backend services and REST APIs using Java and Spring Boot</w:t>
-      </w:r>
-    </w:p>
-    <w:p>
-      <w:pPr>
-        <w:numPr>
-          <w:ilvl w:val="0"/>
-          <w:numId w:val="9"/>
-        </w:numPr>
-        <w:spacing w:lineRule="auto"/>
-      </w:pPr>
-      <w:r>
-        <w:rPr/>
-        <w:t xml:space="preserve">Developed batch processes for </w:t>
-      </w:r>
-      <w:r>
-        <w:rPr>
-          <w:b/>
-        </w:rPr>
-        <w:t xml:space="preserve">data migration</w:t>
-      </w:r>
-      <w:r>
-        <w:rPr/>
-        <w:t xml:space="preserve"> using Spring Batch</w:t>
-      </w:r>
-    </w:p>
-    <w:p>
-      <w:pPr>
-        <w:numPr>
-          <w:ilvl w:val="0"/>
-          <w:numId w:val="9"/>
-        </w:numPr>
-        <w:spacing w:lineRule="auto"/>
-      </w:pPr>
-      <w:r>
-        <w:rPr/>
-        <w:t xml:space="preserve">Deployed the application on </w:t>
-      </w:r>
-      <w:r>
-        <w:rPr>
-          <w:b/>
-        </w:rPr>
-        <w:t xml:space="preserve">Azure</w:t>
-      </w:r>
-      <w:r>
-        <w:rPr/>
-        <w:t xml:space="preserve"> (App Services, Front Door, CDN, Blob Storage, PostgreSQL) with </w:t>
-      </w:r>
-      <w:r>
-        <w:rPr>
-          <w:b/>
-        </w:rPr>
-        <w:t xml:space="preserve">CI/CD pipelines</w:t>
-      </w:r>
-    </w:p>
-    <w:p>
-      <w:pPr>
-        <w:spacing w:lineRule="auto"/>
-      </w:pPr>
-      <w:r>
-        <w:rPr>
-          <w:b/>
-          <w:sz w:val="21"/>
-        </w:rPr>
-        <w:t xml:space="preserve">Technical Challenges:</w:t>
-      </w:r>
-    </w:p>
-    <w:p>
-      <w:pPr>
-        <w:numPr>
-          <w:ilvl w:val="0"/>
-          <w:numId w:val="10"/>
-        </w:numPr>
-        <w:spacing w:lineRule="auto"/>
-      </w:pPr>
-      <w:r>
-        <w:rPr/>
-        <w:t xml:space="preserve">Replacing a legacy </w:t>
-      </w:r>
-      <w:r>
-        <w:rPr>
-          <w:b/>
-        </w:rPr>
-        <w:t xml:space="preserve">Power Apps / Teams</w:t>
-      </w:r>
-      <w:r>
-        <w:rPr/>
-        <w:t xml:space="preserve"> application without disrupting commercial workflows across </w:t>
-      </w:r>
-      <w:r>
-        <w:rPr>
-          <w:b/>
-        </w:rPr>
-        <w:t xml:space="preserve">55 countries</w:t>
+        <w:t xml:space="preserve">Extracting a standalone service from a </w:t>
+      </w:r>
+      <w:r>
+        <w:rPr>
+          <w:b/>
+        </w:rPr>
+        <w:t xml:space="preserve">tightly coupled legacy KYC system</w:t>
+      </w:r>
+      <w:r>
+        <w:rPr/>
+        <w:t xml:space="preserve"> whose database was owned by another provider team</w:t>
       </w:r>
     </w:p>
     <w:p>
@@ -2259,7 +2093,7 @@
           <w:color w:val="444444"/>
           <w:sz w:val="19"/>
         </w:rPr>
-        <w:t xml:space="preserve"> React, TypeScript, Ant Design, Java 11, Spring Boot, Spring Security, Spring Batch, Azure (AD, App Services, CDN, Front Door, Blob Storage, PostgreSQL), GitLab CI/CD</w:t>
+        <w:t xml:space="preserve"> Java 17, Spring Boot, Spring Security, OAuth2, Quartz, RabbitMQ, PostgreSQL, Flyway, JaCoCo, Docker, Kubernetes, Jenkins</w:t>
       </w:r>
     </w:p>
     <w:p>
@@ -2272,7 +2106,7 @@
           <w:color w:val="0d1117"/>
           <w:sz w:val="20"/>
         </w:rPr>
-        <w:t xml:space="preserve">Client: gloody.co — Project: HR &amp; Business Management SaaS</w:t>
+        <w:t xml:space="preserve">Client: Colas — Project: CRM</w:t>
       </w:r>
     </w:p>
     <w:p>
@@ -2291,7 +2125,7 @@
           <w:b/>
           <w:sz w:val="21"/>
         </w:rPr>
-        <w:t xml:space="preserve">gloody.co</w:t>
+        <w:t xml:space="preserve">CLASS</w:t>
       </w:r>
       <w:r>
         <w:rPr>
@@ -2304,13 +2138,26 @@
           <w:b/>
           <w:sz w:val="21"/>
         </w:rPr>
-        <w:t xml:space="preserve">multi-tenant HR &amp; business management SaaS</w:t>
-      </w:r>
-      <w:r>
-        <w:rPr>
-          <w:sz w:val="21"/>
-        </w:rPr>
-        <w:t xml:space="preserve"> centralizing the day-to-day workflows of client companies: absences and holidays, invoicing, expense reports and meeting-room booking, all served from a single codebase.</w:t>
+        <w:t xml:space="preserve">global CRM / Opportunity Manager</w:t>
+      </w:r>
+      <w:r>
+        <w:rPr>
+          <w:sz w:val="21"/>
+        </w:rPr>
+        <w:t xml:space="preserve"> built from scratch and deployed across 55 countries to manage commercial activities, opportunities, and customer data for the Colas group, replacing a legacy </w:t>
+      </w:r>
+      <w:r>
+        <w:rPr>
+          <w:b/>
+          <w:sz w:val="21"/>
+        </w:rPr>
+        <w:t xml:space="preserve">Power Apps / Teams</w:t>
+      </w:r>
+      <w:r>
+        <w:rPr>
+          <w:sz w:val="21"/>
+        </w:rPr>
+        <w:t xml:space="preserve"> application with a modern React + Java Spring Boot stack.</w:t>
       </w:r>
     </w:p>
     <w:p>
@@ -2329,180 +2176,198 @@
       <w:pPr>
         <w:numPr>
           <w:ilvl w:val="0"/>
+          <w:numId w:val="10"/>
+        </w:numPr>
+        <w:spacing w:lineRule="auto"/>
+      </w:pPr>
+      <w:r>
+        <w:rPr/>
+        <w:t xml:space="preserve">Built the application </w:t>
+      </w:r>
+      <w:r>
+        <w:rPr>
+          <w:b/>
+        </w:rPr>
+        <w:t xml:space="preserve">from scratch</w:t>
+      </w:r>
+      <w:r>
+        <w:rPr/>
+        <w:t xml:space="preserve">, from mockups to production deployment</w:t>
+      </w:r>
+    </w:p>
+    <w:p>
+      <w:pPr>
+        <w:numPr>
+          <w:ilvl w:val="0"/>
+          <w:numId w:val="10"/>
+        </w:numPr>
+        <w:spacing w:lineRule="auto"/>
+      </w:pPr>
+      <w:r>
+        <w:rPr/>
+        <w:t xml:space="preserve">Drove the </w:t>
+      </w:r>
+      <w:r>
+        <w:rPr>
+          <w:b/>
+        </w:rPr>
+        <w:t xml:space="preserve">migration from Power Apps / Teams</w:t>
+      </w:r>
+      <w:r>
+        <w:rPr/>
+        <w:t xml:space="preserve"> to a maintainable React + Spring Boot app, rebuilding the opportunity-tracking workflows (filtering by type, region and other criteria)</w:t>
+      </w:r>
+    </w:p>
+    <w:p>
+      <w:pPr>
+        <w:numPr>
+          <w:ilvl w:val="0"/>
+          <w:numId w:val="10"/>
+        </w:numPr>
+        <w:spacing w:lineRule="auto"/>
+      </w:pPr>
+      <w:r>
+        <w:rPr/>
+        <w:t xml:space="preserve">Implemented the UI from designer mockups using </w:t>
+      </w:r>
+      <w:r>
+        <w:rPr>
+          <w:b/>
+        </w:rPr>
+        <w:t xml:space="preserve">React and the Ant Design system</w:t>
+      </w:r>
+      <w:r>
+        <w:rPr/>
+        <w:t xml:space="preserve">, with consistent, reusable components</w:t>
+      </w:r>
+    </w:p>
+    <w:p>
+      <w:pPr>
+        <w:numPr>
+          <w:ilvl w:val="0"/>
+          <w:numId w:val="10"/>
+        </w:numPr>
+        <w:spacing w:lineRule="auto"/>
+      </w:pPr>
+      <w:r>
+        <w:rPr/>
+        <w:t xml:space="preserve">Implemented secure authentication with </w:t>
+      </w:r>
+      <w:r>
+        <w:rPr>
+          <w:b/>
+        </w:rPr>
+        <w:t xml:space="preserve">Azure AD (IAM / SSO)</w:t>
+      </w:r>
+      <w:r>
+        <w:rPr/>
+        <w:t xml:space="preserve">, integrated via Spring Security</w:t>
+      </w:r>
+    </w:p>
+    <w:p>
+      <w:pPr>
+        <w:numPr>
+          <w:ilvl w:val="0"/>
+          <w:numId w:val="10"/>
+        </w:numPr>
+        <w:spacing w:lineRule="auto"/>
+      </w:pPr>
+      <w:r>
+        <w:rPr/>
+        <w:t xml:space="preserve">Developed backend services and REST APIs using Java and Spring Boot</w:t>
+      </w:r>
+    </w:p>
+    <w:p>
+      <w:pPr>
+        <w:numPr>
+          <w:ilvl w:val="0"/>
+          <w:numId w:val="10"/>
+        </w:numPr>
+        <w:spacing w:lineRule="auto"/>
+      </w:pPr>
+      <w:r>
+        <w:rPr/>
+        <w:t xml:space="preserve">Developed batch processes for </w:t>
+      </w:r>
+      <w:r>
+        <w:rPr>
+          <w:b/>
+        </w:rPr>
+        <w:t xml:space="preserve">data migration</w:t>
+      </w:r>
+      <w:r>
+        <w:rPr/>
+        <w:t xml:space="preserve"> using Spring Batch</w:t>
+      </w:r>
+    </w:p>
+    <w:p>
+      <w:pPr>
+        <w:numPr>
+          <w:ilvl w:val="0"/>
+          <w:numId w:val="10"/>
+        </w:numPr>
+        <w:spacing w:lineRule="auto"/>
+      </w:pPr>
+      <w:r>
+        <w:rPr/>
+        <w:t xml:space="preserve">Deployed the application on </w:t>
+      </w:r>
+      <w:r>
+        <w:rPr>
+          <w:b/>
+        </w:rPr>
+        <w:t xml:space="preserve">Azure</w:t>
+      </w:r>
+      <w:r>
+        <w:rPr/>
+        <w:t xml:space="preserve"> (App Services, Front Door, CDN, Blob Storage, PostgreSQL) with </w:t>
+      </w:r>
+      <w:r>
+        <w:rPr>
+          <w:b/>
+        </w:rPr>
+        <w:t xml:space="preserve">CI/CD pipelines</w:t>
+      </w:r>
+    </w:p>
+    <w:p>
+      <w:pPr>
+        <w:spacing w:lineRule="auto"/>
+      </w:pPr>
+      <w:r>
+        <w:rPr>
+          <w:b/>
+          <w:sz w:val="21"/>
+        </w:rPr>
+        <w:t xml:space="preserve">Technical Challenges:</w:t>
+      </w:r>
+    </w:p>
+    <w:p>
+      <w:pPr>
+        <w:numPr>
+          <w:ilvl w:val="0"/>
           <w:numId w:val="11"/>
         </w:numPr>
         <w:spacing w:lineRule="auto"/>
       </w:pPr>
       <w:r>
         <w:rPr/>
-        <w:t xml:space="preserve">Delivered </w:t>
-      </w:r>
-      <w:r>
-        <w:rPr>
-          <w:b/>
-        </w:rPr>
-        <w:t xml:space="preserve">full-stack features</w:t>
-      </w:r>
-      <w:r>
-        <w:rPr/>
-        <w:t xml:space="preserve"> across the suite — absences &amp; holidays, invoicing, expense reports and meeting booking — with </w:t>
-      </w:r>
-      <w:r>
-        <w:rPr>
-          <w:b/>
-        </w:rPr>
-        <w:t xml:space="preserve">React / Ant Design</w:t>
-      </w:r>
-      <w:r>
-        <w:rPr/>
-        <w:t xml:space="preserve"> front-ends on </w:t>
-      </w:r>
-      <w:r>
-        <w:rPr>
-          <w:b/>
-        </w:rPr>
-        <w:t xml:space="preserve">Java / Spring Boot</w:t>
-      </w:r>
-      <w:r>
-        <w:rPr/>
-        <w:t xml:space="preserve"> REST APIs</w:t>
-      </w:r>
-    </w:p>
-    <w:p>
-      <w:pPr>
-        <w:numPr>
-          <w:ilvl w:val="0"/>
-          <w:numId w:val="11"/>
-        </w:numPr>
-        <w:spacing w:lineRule="auto"/>
-      </w:pPr>
-      <w:r>
-        <w:rPr/>
-        <w:t xml:space="preserve">Owned the </w:t>
-      </w:r>
-      <w:r>
-        <w:rPr>
-          <w:b/>
-        </w:rPr>
-        <w:t xml:space="preserve">front-end architecture</w:t>
-      </w:r>
-      <w:r>
-        <w:rPr/>
-        <w:t xml:space="preserve">, notably a </w:t>
-      </w:r>
-      <w:r>
-        <w:rPr>
-          <w:b/>
-        </w:rPr>
-        <w:t xml:space="preserve">high-performance calendar</w:t>
-      </w:r>
-      <w:r>
-        <w:rPr/>
-        <w:t xml:space="preserve"> rendering dense scheduling data (absences, holidays, room bookings) with smooth navigation</w:t>
-      </w:r>
-    </w:p>
-    <w:p>
-      <w:pPr>
-        <w:numPr>
-          <w:ilvl w:val="0"/>
-          <w:numId w:val="11"/>
-        </w:numPr>
-        <w:spacing w:lineRule="auto"/>
-      </w:pPr>
-      <w:r>
-        <w:rPr/>
-        <w:t xml:space="preserve">Structured the front-end into </w:t>
-      </w:r>
-      <w:r>
-        <w:rPr>
-          <w:b/>
-        </w:rPr>
-        <w:t xml:space="preserve">reusable Ant Design components</w:t>
-      </w:r>
-      <w:r>
-        <w:rPr/>
-        <w:t xml:space="preserve"> and shared state patterns, keeping the suite's modules consistent</w:t>
-      </w:r>
-    </w:p>
-    <w:p>
-      <w:pPr>
-        <w:numPr>
-          <w:ilvl w:val="0"/>
-          <w:numId w:val="11"/>
-        </w:numPr>
-        <w:spacing w:lineRule="auto"/>
-      </w:pPr>
-      <w:r>
-        <w:rPr/>
-        <w:t xml:space="preserve">Designed and exposed </w:t>
-      </w:r>
-      <w:r>
-        <w:rPr>
-          <w:b/>
-        </w:rPr>
-        <w:t xml:space="preserve">REST APIs with Java and Spring Boot</w:t>
-      </w:r>
-      <w:r>
-        <w:rPr/>
-        <w:t xml:space="preserve"> on a multi-tenant data model, keeping each client organization's data isolated</w:t>
-      </w:r>
-    </w:p>
-    <w:p>
-      <w:pPr>
-        <w:numPr>
-          <w:ilvl w:val="0"/>
-          <w:numId w:val="11"/>
-        </w:numPr>
-        <w:spacing w:lineRule="auto"/>
-      </w:pPr>
-      <w:r>
-        <w:rPr/>
-        <w:t xml:space="preserve">Worked on an </w:t>
-      </w:r>
-      <w:r>
-        <w:rPr>
-          <w:b/>
-        </w:rPr>
-        <w:t xml:space="preserve">AWS-hosted</w:t>
-      </w:r>
-      <w:r>
-        <w:rPr/>
-        <w:t xml:space="preserve"> deployment, contributing to the delivery pipeline</w:t>
-      </w:r>
-    </w:p>
-    <w:p>
-      <w:pPr>
-        <w:spacing w:lineRule="auto"/>
-      </w:pPr>
-      <w:r>
-        <w:rPr>
-          <w:b/>
-          <w:sz w:val="21"/>
-        </w:rPr>
-        <w:t xml:space="preserve">Technical Challenges:</w:t>
-      </w:r>
-    </w:p>
-    <w:p>
-      <w:pPr>
-        <w:numPr>
-          <w:ilvl w:val="0"/>
-          <w:numId w:val="12"/>
-        </w:numPr>
-        <w:spacing w:lineRule="auto"/>
-      </w:pPr>
-      <w:r>
-        <w:rPr/>
-        <w:t xml:space="preserve">Keeping the </w:t>
-      </w:r>
-      <w:r>
-        <w:rPr>
-          <w:b/>
-        </w:rPr>
-        <w:t xml:space="preserve">calendar fluid</w:t>
-      </w:r>
-      <w:r>
-        <w:rPr/>
-        <w:t xml:space="preserve"> while rendering large volumes of multi-source scheduling data on a multi-tenant model</w:t>
+        <w:t xml:space="preserve">Replacing a legacy </w:t>
+      </w:r>
+      <w:r>
+        <w:rPr>
+          <w:b/>
+        </w:rPr>
+        <w:t xml:space="preserve">Power Apps / Teams</w:t>
+      </w:r>
+      <w:r>
+        <w:rPr/>
+        <w:t xml:space="preserve"> application without disrupting commercial workflows across </w:t>
+      </w:r>
+      <w:r>
+        <w:rPr>
+          <w:b/>
+        </w:rPr>
+        <w:t xml:space="preserve">55 countries</w:t>
       </w:r>
     </w:p>
     <w:p>
@@ -2522,32 +2387,20 @@
           <w:color w:val="444444"/>
           <w:sz w:val="19"/>
         </w:rPr>
-        <w:t xml:space="preserve"> React, TypeScript, Ant Design, SCSS, Java, Spring Boot, REST APIs, AWS</w:t>
-      </w:r>
-    </w:p>
-    <w:p>
-      <w:pPr>
-        <w:pStyle w:val="Heading3"/>
+        <w:t xml:space="preserve"> React, TypeScript, Ant Design, Java 11, Spring Boot, Spring Security, Spring Batch, Azure (AD, App Services, CDN, Front Door, Blob Storage, PostgreSQL), GitLab CI/CD</w:t>
+      </w:r>
+    </w:p>
+    <w:p>
+      <w:pPr>
+        <w:pStyle w:val="Heading4"/>
         <w:spacing w:lineRule="auto"/>
       </w:pPr>
       <w:r>
         <w:rPr>
           <w:color w:val="0d1117"/>
-          <w:sz w:val="22"/>
-        </w:rPr>
-        <w:t xml:space="preserve">Scor — Full Stack Developer → Project Lead (Java / Angular)</w:t>
-      </w:r>
-    </w:p>
-    <w:p>
-      <w:pPr>
-        <w:spacing w:lineRule="auto"/>
-      </w:pPr>
-      <w:r>
-        <w:rPr>
-          <w:color w:val="57606a"/>
           <w:sz w:val="20"/>
         </w:rPr>
-        <w:t xml:space="preserve">June 2019 – September 2022 (3 years 4 months)</w:t>
+        <w:t xml:space="preserve">Client: gloody.co — Project: HR &amp; Business Management SaaS</w:t>
       </w:r>
     </w:p>
     <w:p>
@@ -2566,7 +2419,7 @@
           <w:b/>
           <w:sz w:val="21"/>
         </w:rPr>
-        <w:t xml:space="preserve">RiskReveal</w:t>
+        <w:t xml:space="preserve">gloody.co</w:t>
       </w:r>
       <w:r>
         <w:rPr>
@@ -2579,39 +2432,13 @@
           <w:b/>
           <w:sz w:val="21"/>
         </w:rPr>
-        <w:t xml:space="preserve">heavy data-processing application</w:t>
-      </w:r>
-      <w:r>
-        <w:rPr>
-          <w:sz w:val="21"/>
-        </w:rPr>
-        <w:t xml:space="preserve"> for </w:t>
-      </w:r>
-      <w:r>
-        <w:rPr>
-          <w:b/>
-          <w:sz w:val="21"/>
-        </w:rPr>
-        <w:t xml:space="preserve">natural-catastrophe risk assessment</w:t>
-      </w:r>
-      <w:r>
-        <w:rPr>
-          <w:sz w:val="21"/>
-        </w:rPr>
-        <w:t xml:space="preserve">, ingesting and processing large files of historical loss events (</w:t>
-      </w:r>
-      <w:r>
-        <w:rPr>
-          <w:b/>
-          <w:sz w:val="21"/>
-        </w:rPr>
-        <w:t xml:space="preserve">ELT — Event Loss Tables</w:t>
-      </w:r>
-      <w:r>
-        <w:rPr>
-          <w:sz w:val="21"/>
-        </w:rPr>
-        <w:t xml:space="preserve">), each tied to a geographic region and a peril type (flood, hurricane, etc.); reinsurers use the data to assess and price the risk of a given portfolio.</w:t>
+        <w:t xml:space="preserve">multi-tenant HR &amp; business management SaaS</w:t>
+      </w:r>
+      <w:r>
+        <w:rPr>
+          <w:sz w:val="21"/>
+        </w:rPr>
+        <w:t xml:space="preserve"> centralizing the day-to-day workflows of client companies: absences and holidays, invoicing, expense reports and meeting-room booking, all served from a single codebase.</w:t>
       </w:r>
     </w:p>
     <w:p>
@@ -2630,271 +2457,180 @@
       <w:pPr>
         <w:numPr>
           <w:ilvl w:val="0"/>
+          <w:numId w:val="12"/>
+        </w:numPr>
+        <w:spacing w:lineRule="auto"/>
+      </w:pPr>
+      <w:r>
+        <w:rPr/>
+        <w:t xml:space="preserve">Delivered </w:t>
+      </w:r>
+      <w:r>
+        <w:rPr>
+          <w:b/>
+        </w:rPr>
+        <w:t xml:space="preserve">full-stack features</w:t>
+      </w:r>
+      <w:r>
+        <w:rPr/>
+        <w:t xml:space="preserve"> across the suite — absences &amp; holidays, invoicing, expense reports and meeting booking — with </w:t>
+      </w:r>
+      <w:r>
+        <w:rPr>
+          <w:b/>
+        </w:rPr>
+        <w:t xml:space="preserve">React / Ant Design</w:t>
+      </w:r>
+      <w:r>
+        <w:rPr/>
+        <w:t xml:space="preserve"> front-ends on </w:t>
+      </w:r>
+      <w:r>
+        <w:rPr>
+          <w:b/>
+        </w:rPr>
+        <w:t xml:space="preserve">Java / Spring Boot</w:t>
+      </w:r>
+      <w:r>
+        <w:rPr/>
+        <w:t xml:space="preserve"> REST APIs</w:t>
+      </w:r>
+    </w:p>
+    <w:p>
+      <w:pPr>
+        <w:numPr>
+          <w:ilvl w:val="0"/>
+          <w:numId w:val="12"/>
+        </w:numPr>
+        <w:spacing w:lineRule="auto"/>
+      </w:pPr>
+      <w:r>
+        <w:rPr/>
+        <w:t xml:space="preserve">Owned the </w:t>
+      </w:r>
+      <w:r>
+        <w:rPr>
+          <w:b/>
+        </w:rPr>
+        <w:t xml:space="preserve">front-end architecture</w:t>
+      </w:r>
+      <w:r>
+        <w:rPr/>
+        <w:t xml:space="preserve">, notably a </w:t>
+      </w:r>
+      <w:r>
+        <w:rPr>
+          <w:b/>
+        </w:rPr>
+        <w:t xml:space="preserve">high-performance calendar</w:t>
+      </w:r>
+      <w:r>
+        <w:rPr/>
+        <w:t xml:space="preserve"> rendering dense scheduling data (absences, holidays, room bookings) with smooth navigation</w:t>
+      </w:r>
+    </w:p>
+    <w:p>
+      <w:pPr>
+        <w:numPr>
+          <w:ilvl w:val="0"/>
+          <w:numId w:val="12"/>
+        </w:numPr>
+        <w:spacing w:lineRule="auto"/>
+      </w:pPr>
+      <w:r>
+        <w:rPr/>
+        <w:t xml:space="preserve">Structured the front-end into </w:t>
+      </w:r>
+      <w:r>
+        <w:rPr>
+          <w:b/>
+        </w:rPr>
+        <w:t xml:space="preserve">reusable Ant Design components</w:t>
+      </w:r>
+      <w:r>
+        <w:rPr/>
+        <w:t xml:space="preserve"> and shared state patterns, keeping the suite's modules consistent</w:t>
+      </w:r>
+    </w:p>
+    <w:p>
+      <w:pPr>
+        <w:numPr>
+          <w:ilvl w:val="0"/>
+          <w:numId w:val="12"/>
+        </w:numPr>
+        <w:spacing w:lineRule="auto"/>
+      </w:pPr>
+      <w:r>
+        <w:rPr/>
+        <w:t xml:space="preserve">Designed and exposed </w:t>
+      </w:r>
+      <w:r>
+        <w:rPr>
+          <w:b/>
+        </w:rPr>
+        <w:t xml:space="preserve">REST APIs with Java and Spring Boot</w:t>
+      </w:r>
+      <w:r>
+        <w:rPr/>
+        <w:t xml:space="preserve"> on a multi-tenant data model, keeping each client organization's data isolated</w:t>
+      </w:r>
+    </w:p>
+    <w:p>
+      <w:pPr>
+        <w:numPr>
+          <w:ilvl w:val="0"/>
+          <w:numId w:val="12"/>
+        </w:numPr>
+        <w:spacing w:lineRule="auto"/>
+      </w:pPr>
+      <w:r>
+        <w:rPr/>
+        <w:t xml:space="preserve">Worked on an </w:t>
+      </w:r>
+      <w:r>
+        <w:rPr>
+          <w:b/>
+        </w:rPr>
+        <w:t xml:space="preserve">AWS-hosted</w:t>
+      </w:r>
+      <w:r>
+        <w:rPr/>
+        <w:t xml:space="preserve"> deployment, contributing to the delivery pipeline</w:t>
+      </w:r>
+    </w:p>
+    <w:p>
+      <w:pPr>
+        <w:spacing w:lineRule="auto"/>
+      </w:pPr>
+      <w:r>
+        <w:rPr>
+          <w:b/>
+          <w:sz w:val="21"/>
+        </w:rPr>
+        <w:t xml:space="preserve">Technical Challenges:</w:t>
+      </w:r>
+    </w:p>
+    <w:p>
+      <w:pPr>
+        <w:numPr>
+          <w:ilvl w:val="0"/>
           <w:numId w:val="13"/>
         </w:numPr>
         <w:spacing w:lineRule="auto"/>
       </w:pPr>
       <w:r>
         <w:rPr/>
-        <w:t xml:space="preserve">Grew from full-stack developer into </w:t>
-      </w:r>
-      <w:r>
-        <w:rPr>
-          <w:b/>
-        </w:rPr>
-        <w:t xml:space="preserve">technical / project lead</w:t>
-      </w:r>
-      <w:r>
-        <w:rPr/>
-        <w:t xml:space="preserve">, validating backend (Spring) delivery and driving implementation across the team</w:t>
-      </w:r>
-    </w:p>
-    <w:p>
-      <w:pPr>
-        <w:numPr>
-          <w:ilvl w:val="0"/>
-          <w:numId w:val="13"/>
-        </w:numPr>
-        <w:spacing w:lineRule="auto"/>
-      </w:pPr>
-      <w:r>
-        <w:rPr/>
-        <w:t xml:space="preserve">Built the </w:t>
-      </w:r>
-      <w:r>
-        <w:rPr>
-          <w:b/>
-        </w:rPr>
-        <w:t xml:space="preserve">data-heavy risk UI</w:t>
-      </w:r>
-      <w:r>
-        <w:rPr/>
-        <w:t xml:space="preserve"> on </w:t>
-      </w:r>
-      <w:r>
-        <w:rPr>
-          <w:b/>
-        </w:rPr>
-        <w:t xml:space="preserve">AG Grid</w:t>
-      </w:r>
-      <w:r>
-        <w:rPr/>
-        <w:t xml:space="preserve"> — virtualised grids, grouping and aggregation over large </w:t>
-      </w:r>
-      <w:r>
-        <w:rPr>
-          <w:b/>
-        </w:rPr>
-        <w:t xml:space="preserve">PLT loss datasets</w:t>
-      </w:r>
-    </w:p>
-    <w:p>
-      <w:pPr>
-        <w:numPr>
-          <w:ilvl w:val="0"/>
-          <w:numId w:val="13"/>
-        </w:numPr>
-        <w:spacing w:lineRule="auto"/>
-      </w:pPr>
-      <w:r>
-        <w:rPr/>
-        <w:t xml:space="preserve">Owned the </w:t>
-      </w:r>
-      <w:r>
-        <w:rPr>
-          <w:b/>
-        </w:rPr>
-        <w:t xml:space="preserve">calibration model</w:t>
-      </w:r>
-      <w:r>
-        <w:rPr/>
-        <w:t xml:space="preserve"> — statistics-based calculations applied to statistical loss events stored in </w:t>
-      </w:r>
-      <w:r>
-        <w:rPr>
-          <w:b/>
-        </w:rPr>
-        <w:t xml:space="preserve">PLT files</w:t>
-      </w:r>
-    </w:p>
-    <w:p>
-      <w:pPr>
-        <w:numPr>
-          <w:ilvl w:val="0"/>
-          <w:numId w:val="13"/>
-        </w:numPr>
-        <w:spacing w:lineRule="auto"/>
-      </w:pPr>
-      <w:r>
-        <w:rPr/>
-        <w:t xml:space="preserve">Developed </w:t>
-      </w:r>
-      <w:r>
-        <w:rPr>
-          <w:b/>
-        </w:rPr>
-        <w:t xml:space="preserve">statistics dashboards</w:t>
-      </w:r>
-      <w:r>
-        <w:rPr/>
-        <w:t xml:space="preserve"> over PLT loss data — aggregated loss indicators per peril and region, fed by the calibration calculations</w:t>
-      </w:r>
-    </w:p>
-    <w:p>
-      <w:pPr>
-        <w:numPr>
-          <w:ilvl w:val="0"/>
-          <w:numId w:val="13"/>
-        </w:numPr>
-        <w:spacing w:lineRule="auto"/>
-      </w:pPr>
-      <w:r>
-        <w:rPr/>
-        <w:t xml:space="preserve">Designed and developed backend services and REST APIs with Spring Boot</w:t>
-      </w:r>
-    </w:p>
-    <w:p>
-      <w:pPr>
-        <w:spacing w:lineRule="auto"/>
-      </w:pPr>
-      <w:r>
-        <w:rPr>
-          <w:b/>
-          <w:sz w:val="21"/>
-        </w:rPr>
-        <w:t xml:space="preserve">Achievements &amp; Impact:</w:t>
-      </w:r>
-    </w:p>
-    <w:p>
-      <w:pPr>
-        <w:numPr>
-          <w:ilvl w:val="0"/>
-          <w:numId w:val="14"/>
-        </w:numPr>
-        <w:spacing w:lineRule="auto"/>
-      </w:pPr>
-      <w:r>
-        <w:rPr/>
-        <w:t xml:space="preserve">Optimized and evolved the </w:t>
-      </w:r>
-      <w:r>
-        <w:rPr>
-          <w:b/>
-        </w:rPr>
-        <w:t xml:space="preserve">batch orchestration system</w:t>
-      </w:r>
-      <w:r>
-        <w:rPr/>
-        <w:t xml:space="preserve"> (Spring Batch) on large-volume risk data, with </w:t>
-      </w:r>
-      <w:r>
-        <w:rPr>
-          <w:b/>
-        </w:rPr>
-        <w:t xml:space="preserve">WebSockets</w:t>
-      </w:r>
-      <w:r>
-        <w:rPr/>
-        <w:t xml:space="preserve"> for real-time job progress</w:t>
-      </w:r>
-    </w:p>
-    <w:p>
-      <w:pPr>
-        <w:numPr>
-          <w:ilvl w:val="0"/>
-          <w:numId w:val="14"/>
-        </w:numPr>
-        <w:spacing w:lineRule="auto"/>
-      </w:pPr>
-      <w:r>
-        <w:rPr/>
-        <w:t xml:space="preserve">Set up </w:t>
-      </w:r>
-      <w:r>
-        <w:rPr>
-          <w:b/>
-        </w:rPr>
-        <w:t xml:space="preserve">SSO authentication</w:t>
-      </w:r>
-      <w:r>
-        <w:rPr/>
-        <w:t xml:space="preserve"> with Spring Security, integrating </w:t>
-      </w:r>
-      <w:r>
-        <w:rPr>
-          <w:b/>
-        </w:rPr>
-        <w:t xml:space="preserve">Azure AD</w:t>
-      </w:r>
-      <w:r>
-        <w:rPr/>
-        <w:t xml:space="preserve"> and </w:t>
-      </w:r>
-      <w:r>
-        <w:rPr>
-          <w:b/>
-        </w:rPr>
-        <w:t xml:space="preserve">Keycloak</w:t>
-      </w:r>
-      <w:r>
-        <w:rPr/>
-        <w:t xml:space="preserve"> as identity providers</w:t>
-      </w:r>
-    </w:p>
-    <w:p>
-      <w:pPr>
-        <w:numPr>
-          <w:ilvl w:val="0"/>
-          <w:numId w:val="14"/>
-        </w:numPr>
-        <w:spacing w:lineRule="auto"/>
-      </w:pPr>
-      <w:r>
-        <w:rPr/>
-        <w:t xml:space="preserve">Refactored the frontend onto a </w:t>
-      </w:r>
-      <w:r>
-        <w:rPr>
-          <w:b/>
-        </w:rPr>
-        <w:t xml:space="preserve">single, unified design system (Ant Design)</w:t>
-      </w:r>
-      <w:r>
-        <w:rPr/>
-        <w:t xml:space="preserve">, removing legacy </w:t>
-      </w:r>
-      <w:r>
-        <w:rPr>
-          <w:b/>
-        </w:rPr>
-        <w:t xml:space="preserve">PrimeNG</w:t>
-      </w:r>
-      <w:r>
-        <w:rPr/>
-        <w:t xml:space="preserve"> components</w:t>
-      </w:r>
-    </w:p>
-    <w:p>
-      <w:pPr>
-        <w:numPr>
-          <w:ilvl w:val="0"/>
-          <w:numId w:val="14"/>
-        </w:numPr>
-        <w:spacing w:lineRule="auto"/>
-      </w:pPr>
-      <w:r>
-        <w:rPr/>
-        <w:t xml:space="preserve">Made </w:t>
-      </w:r>
-      <w:r>
-        <w:rPr>
-          <w:b/>
-        </w:rPr>
-        <w:t xml:space="preserve">large risk datasets workable in the browser</w:t>
-      </w:r>
-      <w:r>
-        <w:rPr/>
-        <w:t xml:space="preserve"> — virtualised grid rendering and data visualization on the heavy loss-data screens</w:t>
+        <w:t xml:space="preserve">Keeping the </w:t>
+      </w:r>
+      <w:r>
+        <w:rPr>
+          <w:b/>
+        </w:rPr>
+        <w:t xml:space="preserve">calendar fluid</w:t>
+      </w:r>
+      <w:r>
+        <w:rPr/>
+        <w:t xml:space="preserve"> while rendering large volumes of multi-source scheduling data on a multi-tenant model</w:t>
       </w:r>
     </w:p>
     <w:p>
@@ -2914,7 +2650,7 @@
           <w:color w:val="444444"/>
           <w:sz w:val="19"/>
         </w:rPr>
-        <w:t xml:space="preserve"> Angular 12, Ant Design, AG Grid, WebSockets, Java 8, Spring Boot, Spring Batch, Spring Security, Keycloak, Azure AD, SQL Server, Azure DevOps, Jenkins</w:t>
+        <w:t xml:space="preserve"> React, TypeScript, Ant Design, SCSS, Java, Spring Boot, REST APIs, AWS</w:t>
       </w:r>
     </w:p>
     <w:p>
@@ -2927,7 +2663,7 @@
           <w:color w:val="0d1117"/>
           <w:sz w:val="22"/>
         </w:rPr>
-        <w:t xml:space="preserve">Scor — Angular Front-End Developer (End-of-Study Internship)</w:t>
+        <w:t xml:space="preserve">Scor — Full Stack Developer → Project Lead (Java / Angular)</w:t>
       </w:r>
     </w:p>
     <w:p>
@@ -2939,6 +2675,398 @@
           <w:color w:val="57606a"/>
           <w:sz w:val="20"/>
         </w:rPr>
+        <w:t xml:space="preserve">June 2019 – September 2022 (3 years 4 months)</w:t>
+      </w:r>
+    </w:p>
+    <w:p>
+      <w:pPr>
+        <w:spacing w:lineRule="auto"/>
+      </w:pPr>
+      <w:r>
+        <w:rPr>
+          <w:b/>
+          <w:sz w:val="21"/>
+        </w:rPr>
+        <w:t xml:space="preserve">Project context:</w:t>
+      </w:r>
+      <w:r>
+        <w:rPr>
+          <w:b/>
+          <w:sz w:val="21"/>
+        </w:rPr>
+        <w:t xml:space="preserve">RiskReveal</w:t>
+      </w:r>
+      <w:r>
+        <w:rPr>
+          <w:sz w:val="21"/>
+        </w:rPr>
+        <w:t xml:space="preserve"> — a </w:t>
+      </w:r>
+      <w:r>
+        <w:rPr>
+          <w:b/>
+          <w:sz w:val="21"/>
+        </w:rPr>
+        <w:t xml:space="preserve">heavy data-processing application</w:t>
+      </w:r>
+      <w:r>
+        <w:rPr>
+          <w:sz w:val="21"/>
+        </w:rPr>
+        <w:t xml:space="preserve"> for </w:t>
+      </w:r>
+      <w:r>
+        <w:rPr>
+          <w:b/>
+          <w:sz w:val="21"/>
+        </w:rPr>
+        <w:t xml:space="preserve">natural-catastrophe risk assessment</w:t>
+      </w:r>
+      <w:r>
+        <w:rPr>
+          <w:sz w:val="21"/>
+        </w:rPr>
+        <w:t xml:space="preserve">, ingesting and processing large files of historical loss events (</w:t>
+      </w:r>
+      <w:r>
+        <w:rPr>
+          <w:b/>
+          <w:sz w:val="21"/>
+        </w:rPr>
+        <w:t xml:space="preserve">ELT — Event Loss Tables</w:t>
+      </w:r>
+      <w:r>
+        <w:rPr>
+          <w:sz w:val="21"/>
+        </w:rPr>
+        <w:t xml:space="preserve">), each tied to a geographic region and a peril type (flood, hurricane, etc.); reinsurers use the data to assess and price the risk of a given portfolio.</w:t>
+      </w:r>
+    </w:p>
+    <w:p>
+      <w:pPr>
+        <w:spacing w:lineRule="auto"/>
+      </w:pPr>
+      <w:r>
+        <w:rPr>
+          <w:b/>
+          <w:sz w:val="21"/>
+        </w:rPr>
+        <w:t xml:space="preserve">Responsibilities:</w:t>
+      </w:r>
+    </w:p>
+    <w:p>
+      <w:pPr>
+        <w:numPr>
+          <w:ilvl w:val="0"/>
+          <w:numId w:val="14"/>
+        </w:numPr>
+        <w:spacing w:lineRule="auto"/>
+      </w:pPr>
+      <w:r>
+        <w:rPr/>
+        <w:t xml:space="preserve">Grew from full-stack developer into </w:t>
+      </w:r>
+      <w:r>
+        <w:rPr>
+          <w:b/>
+        </w:rPr>
+        <w:t xml:space="preserve">technical / project lead</w:t>
+      </w:r>
+      <w:r>
+        <w:rPr/>
+        <w:t xml:space="preserve">, validating backend (Spring) delivery and driving implementation across the team</w:t>
+      </w:r>
+    </w:p>
+    <w:p>
+      <w:pPr>
+        <w:numPr>
+          <w:ilvl w:val="0"/>
+          <w:numId w:val="14"/>
+        </w:numPr>
+        <w:spacing w:lineRule="auto"/>
+      </w:pPr>
+      <w:r>
+        <w:rPr/>
+        <w:t xml:space="preserve">Built the </w:t>
+      </w:r>
+      <w:r>
+        <w:rPr>
+          <w:b/>
+        </w:rPr>
+        <w:t xml:space="preserve">data-heavy risk UI</w:t>
+      </w:r>
+      <w:r>
+        <w:rPr/>
+        <w:t xml:space="preserve"> on </w:t>
+      </w:r>
+      <w:r>
+        <w:rPr>
+          <w:b/>
+        </w:rPr>
+        <w:t xml:space="preserve">AG Grid</w:t>
+      </w:r>
+      <w:r>
+        <w:rPr/>
+        <w:t xml:space="preserve"> — virtualised grids, grouping and aggregation over large </w:t>
+      </w:r>
+      <w:r>
+        <w:rPr>
+          <w:b/>
+        </w:rPr>
+        <w:t xml:space="preserve">PLT loss datasets</w:t>
+      </w:r>
+    </w:p>
+    <w:p>
+      <w:pPr>
+        <w:numPr>
+          <w:ilvl w:val="0"/>
+          <w:numId w:val="14"/>
+        </w:numPr>
+        <w:spacing w:lineRule="auto"/>
+      </w:pPr>
+      <w:r>
+        <w:rPr/>
+        <w:t xml:space="preserve">Owned the </w:t>
+      </w:r>
+      <w:r>
+        <w:rPr>
+          <w:b/>
+        </w:rPr>
+        <w:t xml:space="preserve">calibration model</w:t>
+      </w:r>
+      <w:r>
+        <w:rPr/>
+        <w:t xml:space="preserve"> — statistics-based calculations applied to statistical loss events stored in </w:t>
+      </w:r>
+      <w:r>
+        <w:rPr>
+          <w:b/>
+        </w:rPr>
+        <w:t xml:space="preserve">PLT files</w:t>
+      </w:r>
+    </w:p>
+    <w:p>
+      <w:pPr>
+        <w:numPr>
+          <w:ilvl w:val="0"/>
+          <w:numId w:val="14"/>
+        </w:numPr>
+        <w:spacing w:lineRule="auto"/>
+      </w:pPr>
+      <w:r>
+        <w:rPr/>
+        <w:t xml:space="preserve">Developed </w:t>
+      </w:r>
+      <w:r>
+        <w:rPr>
+          <w:b/>
+        </w:rPr>
+        <w:t xml:space="preserve">statistics dashboards</w:t>
+      </w:r>
+      <w:r>
+        <w:rPr/>
+        <w:t xml:space="preserve"> over PLT loss data — aggregated loss indicators per peril and region, fed by the calibration calculations</w:t>
+      </w:r>
+    </w:p>
+    <w:p>
+      <w:pPr>
+        <w:numPr>
+          <w:ilvl w:val="0"/>
+          <w:numId w:val="14"/>
+        </w:numPr>
+        <w:spacing w:lineRule="auto"/>
+      </w:pPr>
+      <w:r>
+        <w:rPr/>
+        <w:t xml:space="preserve">Designed and developed backend services and REST APIs with Spring Boot</w:t>
+      </w:r>
+    </w:p>
+    <w:p>
+      <w:pPr>
+        <w:spacing w:lineRule="auto"/>
+      </w:pPr>
+      <w:r>
+        <w:rPr>
+          <w:b/>
+          <w:sz w:val="21"/>
+        </w:rPr>
+        <w:t xml:space="preserve">Achievements &amp; Impact:</w:t>
+      </w:r>
+    </w:p>
+    <w:p>
+      <w:pPr>
+        <w:numPr>
+          <w:ilvl w:val="0"/>
+          <w:numId w:val="15"/>
+        </w:numPr>
+        <w:spacing w:lineRule="auto"/>
+      </w:pPr>
+      <w:r>
+        <w:rPr/>
+        <w:t xml:space="preserve">Optimized and evolved the </w:t>
+      </w:r>
+      <w:r>
+        <w:rPr>
+          <w:b/>
+        </w:rPr>
+        <w:t xml:space="preserve">batch orchestration system</w:t>
+      </w:r>
+      <w:r>
+        <w:rPr/>
+        <w:t xml:space="preserve"> (Spring Batch) on large-volume risk data, with </w:t>
+      </w:r>
+      <w:r>
+        <w:rPr>
+          <w:b/>
+        </w:rPr>
+        <w:t xml:space="preserve">WebSockets</w:t>
+      </w:r>
+      <w:r>
+        <w:rPr/>
+        <w:t xml:space="preserve"> for real-time job progress</w:t>
+      </w:r>
+    </w:p>
+    <w:p>
+      <w:pPr>
+        <w:numPr>
+          <w:ilvl w:val="0"/>
+          <w:numId w:val="15"/>
+        </w:numPr>
+        <w:spacing w:lineRule="auto"/>
+      </w:pPr>
+      <w:r>
+        <w:rPr/>
+        <w:t xml:space="preserve">Set up </w:t>
+      </w:r>
+      <w:r>
+        <w:rPr>
+          <w:b/>
+        </w:rPr>
+        <w:t xml:space="preserve">SSO authentication</w:t>
+      </w:r>
+      <w:r>
+        <w:rPr/>
+        <w:t xml:space="preserve"> with Spring Security, integrating </w:t>
+      </w:r>
+      <w:r>
+        <w:rPr>
+          <w:b/>
+        </w:rPr>
+        <w:t xml:space="preserve">Azure AD</w:t>
+      </w:r>
+      <w:r>
+        <w:rPr/>
+        <w:t xml:space="preserve"> and </w:t>
+      </w:r>
+      <w:r>
+        <w:rPr>
+          <w:b/>
+        </w:rPr>
+        <w:t xml:space="preserve">Keycloak</w:t>
+      </w:r>
+      <w:r>
+        <w:rPr/>
+        <w:t xml:space="preserve"> as identity providers</w:t>
+      </w:r>
+    </w:p>
+    <w:p>
+      <w:pPr>
+        <w:numPr>
+          <w:ilvl w:val="0"/>
+          <w:numId w:val="15"/>
+        </w:numPr>
+        <w:spacing w:lineRule="auto"/>
+      </w:pPr>
+      <w:r>
+        <w:rPr/>
+        <w:t xml:space="preserve">Refactored the frontend onto a </w:t>
+      </w:r>
+      <w:r>
+        <w:rPr>
+          <w:b/>
+        </w:rPr>
+        <w:t xml:space="preserve">single, unified design system (Ant Design)</w:t>
+      </w:r>
+      <w:r>
+        <w:rPr/>
+        <w:t xml:space="preserve">, removing legacy </w:t>
+      </w:r>
+      <w:r>
+        <w:rPr>
+          <w:b/>
+        </w:rPr>
+        <w:t xml:space="preserve">PrimeNG</w:t>
+      </w:r>
+      <w:r>
+        <w:rPr/>
+        <w:t xml:space="preserve"> components</w:t>
+      </w:r>
+    </w:p>
+    <w:p>
+      <w:pPr>
+        <w:numPr>
+          <w:ilvl w:val="0"/>
+          <w:numId w:val="15"/>
+        </w:numPr>
+        <w:spacing w:lineRule="auto"/>
+      </w:pPr>
+      <w:r>
+        <w:rPr/>
+        <w:t xml:space="preserve">Made </w:t>
+      </w:r>
+      <w:r>
+        <w:rPr>
+          <w:b/>
+        </w:rPr>
+        <w:t xml:space="preserve">large risk datasets workable in the browser</w:t>
+      </w:r>
+      <w:r>
+        <w:rPr/>
+        <w:t xml:space="preserve"> — virtualised grid rendering and data visualization on the heavy loss-data screens</w:t>
+      </w:r>
+    </w:p>
+    <w:p>
+      <w:pPr>
+        <w:spacing w:lineRule="auto"/>
+      </w:pPr>
+      <w:r>
+        <w:rPr>
+          <w:b/>
+          <w:sz w:val="19"/>
+        </w:rPr>
+        <w:t xml:space="preserve">Technical Environment:</w:t>
+      </w:r>
+      <w:r>
+        <w:rPr>
+          <w:rFonts w:ascii="Consolas" w:hAnsi="Consolas"/>
+          <w:color w:val="444444"/>
+          <w:sz w:val="19"/>
+        </w:rPr>
+        <w:t xml:space="preserve"> Angular 12, Ant Design, AG Grid, WebSockets, Java 8, Spring Boot, Spring Batch, Spring Security, Keycloak, Azure AD, SQL Server, Azure DevOps, Jenkins</w:t>
+      </w:r>
+    </w:p>
+    <w:p>
+      <w:pPr>
+        <w:pStyle w:val="Heading3"/>
+        <w:spacing w:lineRule="auto"/>
+      </w:pPr>
+      <w:r>
+        <w:rPr>
+          <w:color w:val="0d1117"/>
+          <w:sz w:val="22"/>
+        </w:rPr>
+        <w:t xml:space="preserve">Scor — Angular Front-End Developer (End-of-Study Internship)</w:t>
+      </w:r>
+    </w:p>
+    <w:p>
+      <w:pPr>
+        <w:spacing w:lineRule="auto"/>
+      </w:pPr>
+      <w:r>
+        <w:rPr>
+          <w:color w:val="57606a"/>
+          <w:sz w:val="20"/>
+        </w:rPr>
         <w:t xml:space="preserve">March 2019 – June 2019 (4 months)</w:t>
       </w:r>
     </w:p>
@@ -2964,7 +3092,7 @@
       <w:pPr>
         <w:numPr>
           <w:ilvl w:val="0"/>
-          <w:numId w:val="15"/>
+          <w:numId w:val="16"/>
         </w:numPr>
         <w:spacing w:lineRule="auto"/>
       </w:pPr>
@@ -2977,7 +3105,7 @@
       <w:pPr>
         <w:numPr>
           <w:ilvl w:val="0"/>
-          <w:numId w:val="15"/>
+          <w:numId w:val="16"/>
         </w:numPr>
         <w:spacing w:lineRule="auto"/>
       </w:pPr>
@@ -2990,7 +3118,7 @@
       <w:pPr>
         <w:numPr>
           <w:ilvl w:val="0"/>
-          <w:numId w:val="15"/>
+          <w:numId w:val="16"/>
         </w:numPr>
         <w:spacing w:lineRule="auto"/>
       </w:pPr>
@@ -3003,7 +3131,7 @@
       <w:pPr>
         <w:numPr>
           <w:ilvl w:val="0"/>
-          <w:numId w:val="15"/>
+          <w:numId w:val="16"/>
         </w:numPr>
         <w:spacing w:lineRule="auto"/>
       </w:pPr>
@@ -3171,7 +3299,7 @@
       <w:pPr>
         <w:numPr>
           <w:ilvl w:val="0"/>
-          <w:numId w:val="16"/>
+          <w:numId w:val="17"/>
         </w:numPr>
         <w:spacing w:lineRule="auto"/>
       </w:pPr>
@@ -3214,7 +3342,7 @@
       <w:pPr>
         <w:numPr>
           <w:ilvl w:val="0"/>
-          <w:numId w:val="16"/>
+          <w:numId w:val="17"/>
         </w:numPr>
         <w:spacing w:lineRule="auto"/>
       </w:pPr>
@@ -3237,7 +3365,7 @@
       <w:pPr>
         <w:numPr>
           <w:ilvl w:val="0"/>
-          <w:numId w:val="16"/>
+          <w:numId w:val="17"/>
         </w:numPr>
         <w:spacing w:lineRule="auto"/>
       </w:pPr>
@@ -3286,7 +3414,7 @@
       <w:pPr>
         <w:numPr>
           <w:ilvl w:val="0"/>
-          <w:numId w:val="16"/>
+          <w:numId w:val="17"/>
         </w:numPr>
         <w:spacing w:lineRule="auto"/>
       </w:pPr>
@@ -3319,7 +3447,7 @@
       <w:pPr>
         <w:numPr>
           <w:ilvl w:val="0"/>
-          <w:numId w:val="16"/>
+          <w:numId w:val="17"/>
         </w:numPr>
         <w:spacing w:lineRule="auto"/>
       </w:pPr>
@@ -3352,7 +3480,7 @@
       <w:pPr>
         <w:numPr>
           <w:ilvl w:val="0"/>
-          <w:numId w:val="16"/>
+          <w:numId w:val="17"/>
         </w:numPr>
         <w:spacing w:lineRule="auto"/>
       </w:pPr>
@@ -3375,7 +3503,7 @@
       <w:pPr>
         <w:numPr>
           <w:ilvl w:val="0"/>
-          <w:numId w:val="16"/>
+          <w:numId w:val="17"/>
         </w:numPr>
         <w:spacing w:lineRule="auto"/>
       </w:pPr>
@@ -3408,7 +3536,7 @@
       <w:pPr>
         <w:numPr>
           <w:ilvl w:val="0"/>
-          <w:numId w:val="16"/>
+          <w:numId w:val="17"/>
         </w:numPr>
         <w:spacing w:lineRule="auto"/>
       </w:pPr>
@@ -3594,7 +3722,7 @@
       <w:pPr>
         <w:numPr>
           <w:ilvl w:val="0"/>
-          <w:numId w:val="17"/>
+          <w:numId w:val="18"/>
         </w:numPr>
         <w:spacing w:lineRule="auto"/>
       </w:pPr>
@@ -3687,7 +3815,7 @@
       <w:pPr>
         <w:numPr>
           <w:ilvl w:val="0"/>
-          <w:numId w:val="17"/>
+          <w:numId w:val="18"/>
         </w:numPr>
         <w:spacing w:lineRule="auto"/>
       </w:pPr>
@@ -3720,7 +3848,7 @@
       <w:pPr>
         <w:numPr>
           <w:ilvl w:val="0"/>
-          <w:numId w:val="17"/>
+          <w:numId w:val="18"/>
         </w:numPr>
         <w:spacing w:lineRule="auto"/>
       </w:pPr>
@@ -3773,7 +3901,7 @@
       <w:pPr>
         <w:numPr>
           <w:ilvl w:val="0"/>
-          <w:numId w:val="17"/>
+          <w:numId w:val="18"/>
         </w:numPr>
         <w:spacing w:lineRule="auto"/>
       </w:pPr>
@@ -3826,7 +3954,7 @@
       <w:pPr>
         <w:numPr>
           <w:ilvl w:val="0"/>
-          <w:numId w:val="17"/>
+          <w:numId w:val="18"/>
         </w:numPr>
         <w:spacing w:lineRule="auto"/>
       </w:pPr>
@@ -3879,7 +4007,7 @@
       <w:pPr>
         <w:numPr>
           <w:ilvl w:val="0"/>
-          <w:numId w:val="17"/>
+          <w:numId w:val="18"/>
         </w:numPr>
         <w:spacing w:lineRule="auto"/>
       </w:pPr>
@@ -4071,7 +4199,7 @@
       <w:pPr>
         <w:numPr>
           <w:ilvl w:val="0"/>
-          <w:numId w:val="18"/>
+          <w:numId w:val="19"/>
         </w:numPr>
         <w:spacing w:lineRule="auto"/>
       </w:pPr>
@@ -4124,7 +4252,7 @@
       <w:pPr>
         <w:numPr>
           <w:ilvl w:val="0"/>
-          <w:numId w:val="18"/>
+          <w:numId w:val="19"/>
         </w:numPr>
         <w:spacing w:lineRule="auto"/>
       </w:pPr>
@@ -4147,7 +4275,7 @@
       <w:pPr>
         <w:numPr>
           <w:ilvl w:val="0"/>
-          <w:numId w:val="18"/>
+          <w:numId w:val="19"/>
         </w:numPr>
         <w:spacing w:lineRule="auto"/>
       </w:pPr>
@@ -4180,7 +4308,7 @@
       <w:pPr>
         <w:numPr>
           <w:ilvl w:val="0"/>
-          <w:numId w:val="18"/>
+          <w:numId w:val="19"/>
         </w:numPr>
         <w:spacing w:lineRule="auto"/>
       </w:pPr>
@@ -4243,7 +4371,7 @@
       <w:pPr>
         <w:numPr>
           <w:ilvl w:val="0"/>
-          <w:numId w:val="18"/>
+          <w:numId w:val="19"/>
         </w:numPr>
         <w:spacing w:lineRule="auto"/>
       </w:pPr>
@@ -4276,7 +4404,7 @@
       <w:pPr>
         <w:numPr>
           <w:ilvl w:val="0"/>
-          <w:numId w:val="18"/>
+          <w:numId w:val="19"/>
         </w:numPr>
         <w:spacing w:lineRule="auto"/>
       </w:pPr>
@@ -4468,7 +4596,7 @@
       <w:pPr>
         <w:numPr>
           <w:ilvl w:val="0"/>
-          <w:numId w:val="19"/>
+          <w:numId w:val="20"/>
         </w:numPr>
         <w:spacing w:lineRule="auto"/>
       </w:pPr>
@@ -4501,7 +4629,7 @@
       <w:pPr>
         <w:numPr>
           <w:ilvl w:val="0"/>
-          <w:numId w:val="19"/>
+          <w:numId w:val="20"/>
         </w:numPr>
         <w:spacing w:lineRule="auto"/>
       </w:pPr>
@@ -4544,7 +4672,7 @@
       <w:pPr>
         <w:numPr>
           <w:ilvl w:val="0"/>
-          <w:numId w:val="19"/>
+          <w:numId w:val="20"/>
         </w:numPr>
         <w:spacing w:lineRule="auto"/>
       </w:pPr>
@@ -4603,7 +4731,7 @@
       <w:pPr>
         <w:numPr>
           <w:ilvl w:val="0"/>
-          <w:numId w:val="19"/>
+          <w:numId w:val="20"/>
         </w:numPr>
         <w:spacing w:lineRule="auto"/>
       </w:pPr>
@@ -4636,7 +4764,7 @@
       <w:pPr>
         <w:numPr>
           <w:ilvl w:val="0"/>
-          <w:numId w:val="19"/>
+          <w:numId w:val="20"/>
         </w:numPr>
         <w:spacing w:lineRule="auto"/>
       </w:pPr>
@@ -4818,7 +4946,7 @@
       <w:pPr>
         <w:numPr>
           <w:ilvl w:val="0"/>
-          <w:numId w:val="20"/>
+          <w:numId w:val="21"/>
         </w:numPr>
         <w:spacing w:lineRule="auto"/>
       </w:pPr>
@@ -4841,7 +4969,7 @@
       <w:pPr>
         <w:numPr>
           <w:ilvl w:val="0"/>
-          <w:numId w:val="20"/>
+          <w:numId w:val="21"/>
         </w:numPr>
         <w:spacing w:lineRule="auto"/>
       </w:pPr>
@@ -4894,7 +5022,7 @@
       <w:pPr>
         <w:numPr>
           <w:ilvl w:val="0"/>
-          <w:numId w:val="20"/>
+          <w:numId w:val="21"/>
         </w:numPr>
         <w:spacing w:lineRule="auto"/>
       </w:pPr>
@@ -4927,7 +5055,7 @@
       <w:pPr>
         <w:numPr>
           <w:ilvl w:val="0"/>
-          <w:numId w:val="20"/>
+          <w:numId w:val="21"/>
         </w:numPr>
         <w:spacing w:lineRule="auto"/>
       </w:pPr>
@@ -4970,7 +5098,7 @@
       <w:pPr>
         <w:numPr>
           <w:ilvl w:val="0"/>
-          <w:numId w:val="20"/>
+          <w:numId w:val="21"/>
         </w:numPr>
         <w:spacing w:lineRule="auto"/>
       </w:pPr>
@@ -4993,7 +5121,7 @@
       <w:pPr>
         <w:numPr>
           <w:ilvl w:val="0"/>
-          <w:numId w:val="20"/>
+          <w:numId w:val="21"/>
         </w:numPr>
         <w:spacing w:lineRule="auto"/>
       </w:pPr>
@@ -5016,7 +5144,7 @@
       <w:pPr>
         <w:numPr>
           <w:ilvl w:val="0"/>
-          <w:numId w:val="20"/>
+          <w:numId w:val="21"/>
         </w:numPr>
         <w:spacing w:lineRule="auto"/>
       </w:pPr>
@@ -5039,7 +5167,7 @@
       <w:pPr>
         <w:numPr>
           <w:ilvl w:val="0"/>
-          <w:numId w:val="20"/>
+          <w:numId w:val="21"/>
         </w:numPr>
         <w:spacing w:lineRule="auto"/>
       </w:pPr>
@@ -5187,7 +5315,7 @@
       <w:pPr>
         <w:numPr>
           <w:ilvl w:val="0"/>
-          <w:numId w:val="21"/>
+          <w:numId w:val="22"/>
         </w:numPr>
         <w:spacing w:lineRule="auto"/>
       </w:pPr>
@@ -5240,7 +5368,7 @@
       <w:pPr>
         <w:numPr>
           <w:ilvl w:val="0"/>
-          <w:numId w:val="21"/>
+          <w:numId w:val="22"/>
         </w:numPr>
         <w:spacing w:lineRule="auto"/>
       </w:pPr>
@@ -5283,7 +5411,7 @@
       <w:pPr>
         <w:numPr>
           <w:ilvl w:val="0"/>
-          <w:numId w:val="21"/>
+          <w:numId w:val="22"/>
         </w:numPr>
         <w:spacing w:lineRule="auto"/>
       </w:pPr>
@@ -5306,7 +5434,7 @@
       <w:pPr>
         <w:numPr>
           <w:ilvl w:val="0"/>
-          <w:numId w:val="21"/>
+          <w:numId w:val="22"/>
         </w:numPr>
         <w:spacing w:lineRule="auto"/>
       </w:pPr>
@@ -5329,7 +5457,7 @@
       <w:pPr>
         <w:numPr>
           <w:ilvl w:val="0"/>
-          <w:numId w:val="21"/>
+          <w:numId w:val="22"/>
         </w:numPr>
         <w:spacing w:lineRule="auto"/>
       </w:pPr>
@@ -5352,7 +5480,7 @@
       <w:pPr>
         <w:numPr>
           <w:ilvl w:val="0"/>
-          <w:numId w:val="21"/>
+          <w:numId w:val="22"/>
         </w:numPr>
         <w:spacing w:lineRule="auto"/>
       </w:pPr>
@@ -5405,7 +5533,7 @@
       <w:pPr>
         <w:numPr>
           <w:ilvl w:val="0"/>
-          <w:numId w:val="21"/>
+          <w:numId w:val="22"/>
         </w:numPr>
         <w:spacing w:lineRule="auto"/>
       </w:pPr>
@@ -5571,7 +5699,7 @@
       <w:pPr>
         <w:numPr>
           <w:ilvl w:val="0"/>
-          <w:numId w:val="22"/>
+          <w:numId w:val="23"/>
         </w:numPr>
         <w:spacing w:lineRule="auto"/>
       </w:pPr>
@@ -5594,7 +5722,7 @@
       <w:pPr>
         <w:numPr>
           <w:ilvl w:val="0"/>
-          <w:numId w:val="22"/>
+          <w:numId w:val="23"/>
         </w:numPr>
         <w:spacing w:lineRule="auto"/>
       </w:pPr>
@@ -5617,7 +5745,7 @@
       <w:pPr>
         <w:numPr>
           <w:ilvl w:val="0"/>
-          <w:numId w:val="22"/>
+          <w:numId w:val="23"/>
         </w:numPr>
         <w:spacing w:lineRule="auto"/>
       </w:pPr>
@@ -5640,7 +5768,7 @@
       <w:pPr>
         <w:numPr>
           <w:ilvl w:val="0"/>
-          <w:numId w:val="22"/>
+          <w:numId w:val="23"/>
         </w:numPr>
         <w:spacing w:lineRule="auto"/>
       </w:pPr>
@@ -5663,7 +5791,7 @@
       <w:pPr>
         <w:numPr>
           <w:ilvl w:val="0"/>
-          <w:numId w:val="22"/>
+          <w:numId w:val="23"/>
         </w:numPr>
         <w:spacing w:lineRule="auto"/>
       </w:pPr>
@@ -8373,6 +8501,128 @@
     </w:lvl>
   </w:abstractNum>
   <w:abstractNum w:abstractNumId="22">
+    <w:lvl w:ilvl="0">
+      <w:start w:val="1"/>
+      <w:numFmt w:val="bullet"/>
+      <w:lvlText w:val=""/>
+      <w:lvlJc w:val="left"/>
+      <w:pPr>
+        <w:tabs>
+          <w:tab w:val="num" w:pos="720"/>
+        </w:tabs>
+        <w:ind w:left="720" w:hanging="360"/>
+      </w:pPr>
+      <w:rPr>
+        <w:rFonts w:ascii="Symbol" w:hAnsi="Symbol" w:hint="default"/>
+      </w:rPr>
+    </w:lvl>
+    <w:lvl w:ilvl="1">
+      <w:start w:val="1"/>
+      <w:numFmt w:val="bullet"/>
+      <w:lvlText w:val=""/>
+      <w:lvlJc w:val="left"/>
+      <w:pPr>
+        <w:tabs>
+          <w:tab w:val="num" w:pos="1440"/>
+        </w:tabs>
+        <w:ind w:left="1440" w:hanging="360"/>
+      </w:pPr>
+      <w:rPr>
+        <w:rFonts w:ascii="Symbol" w:hAnsi="Symbol" w:hint="default"/>
+      </w:rPr>
+    </w:lvl>
+    <w:lvl w:ilvl="2">
+      <w:start w:val="1"/>
+      <w:numFmt w:val="bullet"/>
+      <w:lvlText w:val=""/>
+      <w:lvlJc w:val="left"/>
+      <w:pPr>
+        <w:tabs>
+          <w:tab w:val="num" w:pos="2160"/>
+        </w:tabs>
+        <w:ind w:left="2160" w:hanging="360"/>
+      </w:pPr>
+      <w:rPr>
+        <w:rFonts w:ascii="Symbol" w:hAnsi="Symbol" w:hint="default"/>
+      </w:rPr>
+    </w:lvl>
+    <w:lvl w:ilvl="3">
+      <w:start w:val="1"/>
+      <w:numFmt w:val="bullet"/>
+      <w:lvlText w:val=""/>
+      <w:lvlJc w:val="left"/>
+      <w:pPr>
+        <w:tabs>
+          <w:tab w:val="num" w:pos="2880"/>
+        </w:tabs>
+        <w:ind w:left="2880" w:hanging="360"/>
+      </w:pPr>
+      <w:rPr>
+        <w:rFonts w:ascii="Symbol" w:hAnsi="Symbol" w:hint="default"/>
+      </w:rPr>
+    </w:lvl>
+    <w:lvl w:ilvl="4">
+      <w:start w:val="1"/>
+      <w:numFmt w:val="bullet"/>
+      <w:lvlText w:val=""/>
+      <w:lvlJc w:val="left"/>
+      <w:pPr>
+        <w:tabs>
+          <w:tab w:val="num" w:pos="3600"/>
+        </w:tabs>
+        <w:ind w:left="3600" w:hanging="360"/>
+      </w:pPr>
+      <w:rPr>
+        <w:rFonts w:ascii="Symbol" w:hAnsi="Symbol" w:hint="default"/>
+      </w:rPr>
+    </w:lvl>
+    <w:lvl w:ilvl="5">
+      <w:start w:val="1"/>
+      <w:numFmt w:val="bullet"/>
+      <w:lvlText w:val=""/>
+      <w:lvlJc w:val="left"/>
+      <w:pPr>
+        <w:tabs>
+          <w:tab w:val="num" w:pos="4320"/>
+        </w:tabs>
+        <w:ind w:left="4320" w:hanging="360"/>
+      </w:pPr>
+      <w:rPr>
+        <w:rFonts w:ascii="Symbol" w:hAnsi="Symbol" w:hint="default"/>
+      </w:rPr>
+    </w:lvl>
+    <w:lvl w:ilvl="6">
+      <w:start w:val="1"/>
+      <w:numFmt w:val="bullet"/>
+      <w:lvlText w:val=""/>
+      <w:lvlJc w:val="left"/>
+      <w:pPr>
+        <w:tabs>
+          <w:tab w:val="num" w:pos="5040"/>
+        </w:tabs>
+        <w:ind w:left="5040" w:hanging="360"/>
+      </w:pPr>
+      <w:rPr>
+        <w:rFonts w:ascii="Symbol" w:hAnsi="Symbol" w:hint="default"/>
+      </w:rPr>
+    </w:lvl>
+    <w:lvl w:ilvl="7">
+      <w:start w:val="1"/>
+      <w:numFmt w:val="bullet"/>
+      <w:lvlText w:val=""/>
+      <w:lvlJc w:val="left"/>
+      <w:pPr>
+        <w:tabs>
+          <w:tab w:val="num" w:pos="5760"/>
+        </w:tabs>
+        <w:ind w:left="5760" w:hanging="360"/>
+      </w:pPr>
+      <w:rPr>
+        <w:rFonts w:ascii="Symbol" w:hAnsi="Symbol" w:hint="default"/>
+      </w:rPr>
+    </w:lvl>
+  </w:abstractNum>
+  <w:abstractNum w:abstractNumId="23">
     <w:lvl w:ilvl="0">
       <w:start w:val="1"/>
       <w:numFmt w:val="bullet"/>
@@ -8559,6 +8809,9 @@
   </w:num>
   <w:num w:numId="22">
     <w:abstractNumId w:val="22"/>
+  </w:num>
+  <w:num w:numId="23">
+    <w:abstractNumId w:val="23"/>
   </w:num>
 </w:numbering>
 </file>
